--- a/artifacts/digistaybook_WIP_v3.docx
+++ b/artifacts/digistaybook_WIP_v3.docx
@@ -115,7 +115,7 @@
           <w:rFonts w:ascii="Calibri" w:hAnsi="Calibri"/>
           <w:sz w:val="20"/>
         </w:rPr>
-        <w:t xml:space="preserve"> v3 — Guest-experience marketing position and booking-provider operational boundary </w:t>
+        <w:t xml:space="preserve"> v3 — Guest-experience marketing, booking-provider boundary and Guest Wall micro-branding </w:t>
       </w:r>
       <w:r>
         <w:rPr>
@@ -3915,6 +3915,93 @@
     </w:p>
     <w:p>
       <w:pPr>
+        <w:pStyle w:val="Heading2"/>
+      </w:pPr>
+      <w:r>
+        <w:rPr>
+          <w:b/>
+        </w:rPr>
+        <w:t>6.10 "Powered by DigiStayBook" Guest Wall Micro-Branding</w:t>
+      </w:r>
+      <w:r>
+        <w:rPr>
+          <w:rFonts w:ascii="Consolas" w:hAnsi="Consolas"/>
+          <w:b w:val="0"/>
+          <w:color w:val="5A6470"/>
+          <w:sz w:val="16"/>
+        </w:rPr>
+        <w:t xml:space="preserve">  DSB-BOP-P6-010</w:t>
+      </w:r>
+    </w:p>
+    <w:p>
+      <w:r>
+        <w:rPr>
+          <w:rFonts w:ascii="Calibri" w:hAnsi="Calibri"/>
+          <w:b/>
+        </w:rPr>
+        <w:t>Purpose:</w:t>
+      </w:r>
+      <w:r>
+        <w:rPr>
+          <w:rFonts w:ascii="Calibri" w:hAnsi="Calibri"/>
+        </w:rPr>
+        <w:t xml:space="preserve"> Turn appropriate Guest Wall exposure into a potential host-acquisition path without interrupting the guest experience. Some Guests may themselves own or manage short-term rentals, or be considering hosting; this is a commercial rationale, not a claim that a particular percentage will convert. </w:t>
+      </w:r>
+      <w:r>
+        <w:rPr>
+          <w:rFonts w:ascii="Calibri" w:hAnsi="Calibri"/>
+          <w:b/>
+        </w:rPr>
+        <w:t>Required placement and copy:</w:t>
+      </w:r>
+      <w:r>
+        <w:rPr>
+          <w:rFonts w:ascii="Calibri" w:hAnsi="Calibri"/>
+        </w:rPr>
+        <w:t xml:space="preserve"> Every live public Guest Wall, including the public demo, displays a discreet text link after the wall content and contribution controls: "Loved your stay? Powered by DigiStayBook — Create a digital guestbook for your property." </w:t>
+      </w:r>
+      <w:r>
+        <w:rPr>
+          <w:rFonts w:ascii="Calibri" w:hAnsi="Calibri"/>
+          <w:b/>
+        </w:rPr>
+        <w:t>Destination:</w:t>
+      </w:r>
+      <w:r>
+        <w:rPr>
+          <w:rFonts w:ascii="Calibri" w:hAnsi="Calibri"/>
+        </w:rPr>
+        <w:t xml:space="preserve"> The link directs to the DigiStayBook main landing page. It must use a descriptive accessible label and remain usable on mobile and desktop. </w:t>
+      </w:r>
+      <w:r>
+        <w:rPr>
+          <w:rFonts w:ascii="Calibri" w:hAnsi="Calibri"/>
+          <w:b/>
+        </w:rPr>
+        <w:t>Experience guardrail:</w:t>
+      </w:r>
+      <w:r>
+        <w:rPr>
+          <w:rFonts w:ascii="Calibri" w:hAnsi="Calibri"/>
+        </w:rPr>
+        <w:t xml:space="preserve"> The micro-branding must remain visually secondary to the property's identity and Guest Wall content. It must not appear as a popup, interstitial, modal, forced redirect or contribution requirement, and it must not obscure host content or guest controls. </w:t>
+      </w:r>
+      <w:r>
+        <w:rPr>
+          <w:rFonts w:ascii="Calibri" w:hAnsi="Calibri"/>
+          <w:b/>
+        </w:rPr>
+        <w:t>Marketing boundary:</w:t>
+      </w:r>
+      <w:r>
+        <w:rPr>
+          <w:rFonts w:ascii="Calibri" w:hAnsi="Calibri"/>
+        </w:rPr>
+        <w:t xml:space="preserve"> Advertising may describe this placement as a product-discovery or host-acquisition loop. DigiStayBook must not publish an unsubstantiated conversion percentage or guarantee that Guest Wall visitors will become Host customers.</w:t>
+      </w:r>
+    </w:p>
+    <w:p>
+      <w:pPr>
         <w:pStyle w:val="Heading1"/>
       </w:pPr>
       <w:r>

--- a/artifacts/digistaybook_WIP_v3.docx
+++ b/artifacts/digistaybook_WIP_v3.docx
@@ -70,8 +70,14 @@
           <w:rFonts w:ascii="Calibri" w:hAnsi="Calibri"/>
           <w:sz w:val="20"/>
         </w:rPr>
-        <w:t xml:space="preserve"> Joseph (Operations) &amp; Cara (Lead Developer) </w:t>
-      </w:r>
+        <w:t xml:space="preserve"> Joseph (Operations) &amp; Cara (Lead Developer)</w:t>
+      </w:r>
+    </w:p>
+    <w:p>
+      <w:pPr>
+        <w:spacing w:after="60"/>
+        <w:jc w:val="center"/>
+      </w:pPr>
       <w:r>
         <w:rPr>
           <w:rFonts w:ascii="Calibri" w:hAnsi="Calibri"/>
@@ -85,8 +91,14 @@
           <w:rFonts w:ascii="Calibri" w:hAnsi="Calibri"/>
           <w:sz w:val="20"/>
         </w:rPr>
-        <w:t xml:space="preserve"> B2B Short-Term Rental SaaS </w:t>
-      </w:r>
+        <w:t xml:space="preserve"> B2B Short-Term Rental SaaS</w:t>
+      </w:r>
+    </w:p>
+    <w:p>
+      <w:pPr>
+        <w:spacing w:after="60"/>
+        <w:jc w:val="center"/>
+      </w:pPr>
       <w:r>
         <w:rPr>
           <w:rFonts w:ascii="Calibri" w:hAnsi="Calibri"/>
@@ -100,8 +112,14 @@
           <w:rFonts w:ascii="Calibri" w:hAnsi="Calibri"/>
           <w:sz w:val="20"/>
         </w:rPr>
-        <w:t xml:space="preserve"> Work In Progress (WIP) </w:t>
-      </w:r>
+        <w:t xml:space="preserve"> Work In Progress (WIP)</w:t>
+      </w:r>
+    </w:p>
+    <w:p>
+      <w:pPr>
+        <w:spacing w:after="60"/>
+        <w:jc w:val="center"/>
+      </w:pPr>
       <w:r>
         <w:rPr>
           <w:rFonts w:ascii="Calibri" w:hAnsi="Calibri"/>
@@ -115,8 +133,14 @@
           <w:rFonts w:ascii="Calibri" w:hAnsi="Calibri"/>
           <w:sz w:val="20"/>
         </w:rPr>
-        <w:t xml:space="preserve"> v3 — Guest-experience marketing, booking-provider boundary and Guest Wall micro-branding </w:t>
-      </w:r>
+        <w:t xml:space="preserve"> v3 — Guest-experience marketing, booking-provider boundary and Guest Wall micro-branding</w:t>
+      </w:r>
+    </w:p>
+    <w:p>
+      <w:pPr>
+        <w:spacing w:after="60"/>
+        <w:jc w:val="center"/>
+      </w:pPr>
       <w:r>
         <w:rPr>
           <w:rFonts w:ascii="Calibri" w:hAnsi="Calibri"/>
@@ -240,7 +264,7 @@
           <w:color w:val="1F4D78"/>
           <w:sz w:val="21"/>
         </w:rPr>
-        <w:t>Part 2: Interactive Demo Wall &amp; Dual Display Architecture</w:t>
+        <w:t>Part 2: Commercial Strategy &amp; Resource Allocation</w:t>
       </w:r>
     </w:p>
     <w:p>
@@ -255,7 +279,7 @@
           <w:color w:val="1F4D78"/>
           <w:sz w:val="21"/>
         </w:rPr>
-        <w:t>Part 3: Commercial Strategy &amp; Resource Allocation</w:t>
+        <w:t>Part 3: Operational Workflows &amp; Communications</w:t>
       </w:r>
     </w:p>
     <w:p>
@@ -270,7 +294,7 @@
           <w:color w:val="1F4D78"/>
           <w:sz w:val="21"/>
         </w:rPr>
-        <w:t>Part 4: Operational Workflows &amp; Communications</w:t>
+        <w:t>Part 4: Future Expansion Roadmap (Post-MVP)</w:t>
       </w:r>
     </w:p>
     <w:p>
@@ -285,7 +309,7 @@
           <w:color w:val="1F4D78"/>
           <w:sz w:val="21"/>
         </w:rPr>
-        <w:t>Part 5: Future Expansion Roadmap (Post-MVP)</w:t>
+        <w:t>Part 5: Website Architecture &amp; Core UX</w:t>
       </w:r>
     </w:p>
     <w:p>
@@ -300,7 +324,7 @@
           <w:color w:val="1F4D78"/>
           <w:sz w:val="21"/>
         </w:rPr>
-        <w:t>Part 6: Website Architecture &amp; Required Pages</w:t>
+        <w:t>Part 6: Terms and Conditions (Legal Copy)</w:t>
       </w:r>
     </w:p>
     <w:p>
@@ -315,7 +339,7 @@
           <w:color w:val="1F4D78"/>
           <w:sz w:val="21"/>
         </w:rPr>
-        <w:t>Part 7: Terms and Conditions (Legal Copy)</w:t>
+        <w:t>Part 7: Privacy Policy (Legal Copy)</w:t>
       </w:r>
     </w:p>
     <w:p>
@@ -330,22 +354,7 @@
           <w:color w:val="1F4D78"/>
           <w:sz w:val="21"/>
         </w:rPr>
-        <w:t>Part 8: Privacy Policy (Legal Copy)</w:t>
-      </w:r>
-    </w:p>
-    <w:p>
-      <w:pPr>
-        <w:spacing w:after="100"/>
-        <w:ind w:left="288"/>
-      </w:pPr>
-      <w:r>
-        <w:rPr>
-          <w:rFonts w:ascii="Calibri" w:hAnsi="Calibri"/>
-          <w:b/>
-          <w:color w:val="1F4D78"/>
-          <w:sz w:val="21"/>
-        </w:rPr>
-        <w:t>Part 9: Appendix - Automated Email Copy &amp; Templates</w:t>
+        <w:t>Part 8: Appendix - Automated Email Copy &amp; Templates</w:t>
       </w:r>
     </w:p>
     <w:p>
@@ -396,8 +405,10 @@
         <w:rPr>
           <w:rFonts w:ascii="Calibri" w:hAnsi="Calibri"/>
         </w:rPr>
-        <w:t xml:space="preserve"> Fully automated check-ins can feel impersonal and may reduce a guest's sense of connection with the property. Hosts may also find it harder to present welcoming information and shared memories in one accessible place. </w:t>
-      </w:r>
+        <w:t xml:space="preserve"> Fully automated check-ins can feel impersonal and may reduce a guest's sense of connection with the property. Hosts may also find it harder to present welcoming information and shared memories in one accessible place.</w:t>
+      </w:r>
+    </w:p>
+    <w:p>
       <w:r>
         <w:rPr>
           <w:rFonts w:ascii="Calibri" w:hAnsi="Calibri"/>
@@ -444,8 +455,10 @@
         <w:rPr>
           <w:rFonts w:ascii="Calibri" w:hAnsi="Calibri"/>
         </w:rPr>
-        <w:t xml:space="preserve"> Fully automated stays can feel impersonal, while static paper guestbooks and fragmented house information add little to the guest experience. </w:t>
-      </w:r>
+        <w:t xml:space="preserve"> Fully automated stays can feel impersonal, while static paper guestbooks and fragmented house information add little to the guest experience.</w:t>
+      </w:r>
+    </w:p>
+    <w:p>
       <w:r>
         <w:rPr>
           <w:rFonts w:ascii="Calibri" w:hAnsi="Calibri"/>
@@ -457,8 +470,10 @@
         <w:rPr>
           <w:rFonts w:ascii="Calibri" w:hAnsi="Calibri"/>
         </w:rPr>
-        <w:t xml:space="preserve"> DigiStayBook gives guests a warmer, more useful and more memorable way to engage with the property. A visual memory wall, welcoming host content and accessible house information can help the stay feel more personal and considered. </w:t>
-      </w:r>
+        <w:t xml:space="preserve"> DigiStayBook gives guests a warmer, more useful and more memorable way to engage with the property. A visual memory wall, welcoming host content and accessible house information can help the stay feel more personal and considered.</w:t>
+      </w:r>
+    </w:p>
+    <w:p>
       <w:r>
         <w:rPr>
           <w:rFonts w:ascii="Calibri" w:hAnsi="Calibri"/>
@@ -470,8 +485,10 @@
         <w:rPr>
           <w:rFonts w:ascii="Calibri" w:hAnsi="Calibri"/>
         </w:rPr>
-        <w:t xml:space="preserve"> A better overall guest experience may encourage guests to share more positive feedback through the official booking provider after their stay. This is a potential downstream benefit of improving the stay, not a guaranteed outcome or a review-generation function. </w:t>
-      </w:r>
+        <w:t xml:space="preserve"> A better overall guest experience may encourage guests to share more positive feedback through the official booking provider after their stay. This is a potential downstream benefit of improving the stay, not a guaranteed outcome or a review-generation function.</w:t>
+      </w:r>
+    </w:p>
+    <w:p>
       <w:r>
         <w:rPr>
           <w:rFonts w:ascii="Calibri" w:hAnsi="Calibri"/>
@@ -483,8 +500,10 @@
         <w:rPr>
           <w:rFonts w:ascii="Calibri" w:hAnsi="Calibri"/>
         </w:rPr>
-        <w:t xml:space="preserve"> Public advertising may state: "Create a more memorable guest experience—one that may encourage guests to share more positive feedback on their official booking platform." </w:t>
-      </w:r>
+        <w:t xml:space="preserve"> Public advertising may state: "Create a more memorable guest experience—one that may encourage guests to share more positive feedback on their official booking platform."</w:t>
+      </w:r>
+    </w:p>
+    <w:p>
       <w:r>
         <w:rPr>
           <w:rFonts w:ascii="Calibri" w:hAnsi="Calibri"/>
@@ -496,8 +515,10 @@
         <w:rPr>
           <w:rFonts w:ascii="Calibri" w:hAnsi="Calibri"/>
         </w:rPr>
-        <w:t xml:space="preserve"> DigiStayBook will not ask guests for a particular rating, prompt them to copy content into a provider review, provide review-transfer instructions, pre-fill review text, deep-link into a provider review form, or condition any feature or benefit on leaving a review. Guest contributions remain memories for the DigiStayBook wall. </w:t>
-      </w:r>
+        <w:t xml:space="preserve"> DigiStayBook will not ask guests for a particular rating, prompt them to copy content into a provider review, provide review-transfer instructions, pre-fill review text, deep-link into a provider review form, or condition any feature or benefit on leaving a review. Guest contributions remain memories for the DigiStayBook wall.</w:t>
+      </w:r>
+    </w:p>
+    <w:p>
       <w:r>
         <w:rPr>
           <w:rFonts w:ascii="Calibri" w:hAnsi="Calibri"/>
@@ -537,18 +558,26 @@
         <w:rPr>
           <w:rFonts w:ascii="Calibri" w:hAnsi="Calibri"/>
         </w:rPr>
-        <w:t>No App Downloads or Passwords: Guests scan the counter QR code and instantly access the wall. There are no account setups, app installations, logins, or upsell popups standing in their way. Overcoming Blank Page Anxiety: Guests can quickly upload photos and/or messages, creating a lasting visual legacy that remains active for as long as the host maintains their subscription.</w:t>
-      </w:r>
-    </w:p>
-    <w:p>
-      <w:pPr>
-        <w:pStyle w:val="Heading2"/>
-      </w:pPr>
-      <w:r>
-        <w:rPr>
-          <w:b/>
-        </w:rPr>
-        <w:t>1.4 Minimal Operational Overhead for Hosts</w:t>
+        <w:t>No App Downloads or Passwords: Guests scan the counter QR code and instantly access the wall. There are no account setups, app installations, logins, or upsell popups standing in their way.</w:t>
+      </w:r>
+    </w:p>
+    <w:p>
+      <w:r>
+        <w:rPr>
+          <w:rFonts w:ascii="Calibri" w:hAnsi="Calibri"/>
+        </w:rPr>
+        <w:t>Overcoming Blank Page Anxiety: Guests can quickly upload photos and/or messages, creating a lasting visual legacy that remains active for as long as the host maintains their subscription.</w:t>
+      </w:r>
+    </w:p>
+    <w:p>
+      <w:pPr>
+        <w:pStyle w:val="Heading3"/>
+      </w:pPr>
+      <w:r>
+        <w:rPr>
+          <w:b/>
+        </w:rPr>
+        <w:t>Physical-First QR Architecture (MVP Focus)</w:t>
       </w:r>
       <w:r>
         <w:rPr>
@@ -557,43 +586,15 @@
           <w:color w:val="5A6470"/>
           <w:sz w:val="16"/>
         </w:rPr>
-        <w:t xml:space="preserve">  DSB-BOP-P1-004</w:t>
-      </w:r>
-    </w:p>
-    <w:p>
-      <w:r>
-        <w:rPr>
-          <w:rFonts w:ascii="Calibri" w:hAnsi="Calibri"/>
-        </w:rPr>
-        <w:t xml:space="preserve">Automated Moderation &amp; Quarantine Architecture: Hosts don't need to spend hours manually messaging guests or managing software bloat. To protect the host's brand and listing reputation without sacrificing the speed of the guest experience, the platform utilizes a secure "Quarantine-First" architecture. When a guest submits a post, the files are uploaded to a private, non-public storage bucket, and the post is temporarily assigned a processing status. Sub-Second AI Screening: While the guest sees a brief, optimistic loading state (e.g., "Securing your memory..."), a dual-layer moderation system runs server-side: a lightweight AI image moderation API (e.g., AWS Rekognition/Google Cloud Vision SafeSearch) and a concurrent text-filtering API (including string-matching for profanity and sentiment analysis). To comply with biometric privacy laws (e.g., BIPA, EU AI Act), the AI solely scans for unsafe/explicit content. No biometric data or facial recognition templates are generated, extracted, or stored from guest images. Safe Routing Logic: Based on the server-side scan, the system executes one of three actions: Clear (Instant Gratification): If no flags are detected, the post's status updates to published, moving the assets to the public wall instantly. Standard Flag (Host Review): If an image is flagged for standard NSFW/racy content, or if text contains profanity, negative sentiment, or competitor URLs, the post remains in private quarantine and is routed to "Pending Host Approval". The guest immediately sees a graceful "Pending" UI state stating: "Memory added! Your host is reviewing this post to add it to the public wall." This keeps standard curation as the host's responsibility. Tier-2 Internal Trust &amp; Safety Escalation (Bypass Protocol): The platform utilizes a secondary, critical-severity threshold. If the AI moderation API detects severe violations (such as explicit violence or severe hate speech), the system bypasses the host entirely. The post is blocked from the public wall and routed to a restricted internal DigiStayBook Admin Trust &amp; Safety queue. Unresolved cases are reviewed at least every 30 days. Unless legal counsel confirms a reporting, preservation or legal-hold requirement, critical media is deleted no later than 30 days after case closure and restricted case metadata is deleted after 12 months. Any content flagged as severe legal liability (e.g., CSAM) is immediately locked down from public view. All mandatory government/authority reporting protocols require manual verification by the Internal Operations Team to prevent false-positive automated reports. Automated Privacy Takedowns &amp; "Right to be Forgotten" Routing: Every public post features a "Report" flag with a specific "Privacy - I want my content removed" reason. A report accepted by the server hides the post immediately and creates a </w:t>
-      </w:r>
-      <w:r>
-        <w:rPr>
-          <w:rFonts w:ascii="Consolas" w:hAnsi="Consolas"/>
-          <w:color w:val="1F4D78"/>
-          <w:sz w:val="21"/>
-        </w:rPr>
-        <w:t>hidden_pending_review</w:t>
-      </w:r>
-      <w:r>
-        <w:rPr>
-          <w:rFonts w:ascii="Calibri" w:hAnsi="Calibri"/>
-        </w:rPr>
-        <w:t xml:space="preserve"> case for the Host. An active session deleting its own post also hides it immediately and schedules deletion. If a privacy request is unresolved after 14 days, it escalates automatically to Privacy &amp; Safety Operations and the approved deletion workflow. The only visibility exception is a report from a reporter already in an active abuse/circuit-breaker state; that report is recorded as </w:t>
-      </w:r>
-      <w:r>
-        <w:rPr>
-          <w:rFonts w:ascii="Consolas" w:hAnsi="Consolas"/>
-          <w:color w:val="1F4D78"/>
-          <w:sz w:val="21"/>
-        </w:rPr>
-        <w:t>suspected_abuse_no_visibility_change</w:t>
-      </w:r>
-      <w:r>
-        <w:rPr>
-          <w:rFonts w:ascii="Calibri" w:hAnsi="Calibri"/>
-        </w:rPr>
-        <w:t xml:space="preserve"> and does not hide the targeted post unless an internal reviewer or separate credible report restricts it. Anti-Abuse Safeguards (The Circuit Breaker): All reports use a server-controlled endpoint with Firebase App Check, transaction-safe post/report updates, same-session/same-post deduplication and short-lived pseudonymous rate-limit keys. A reporter enters a 24-hour suspected-abuse cooldown after reporting 3 distinct posts on the same wall within 10 minutes or 5 distinct posts within 24 hours. A wall-level circuit breaker also trips when 5 distinct posts are reported within 10 minutes across related reporter signals. Confirmed malicious reporting may create a proportionate restriction, linked only to a keyed hash of the existing Firebase anonymous/account UID, for up to 90 days; it does not create a new cross-device identity. Reports received during a circuit-breaker state are never silently dropped: they are logged, acknowledged neutrally, routed for internal review and leave visibility unchanged. Earlier hidden posts remain pending review and are not automatically restored merely because the breaker later trips. Simple Curation: Hosts can quickly hide or delete unwanted posts from a clean dashboard grid whenever they check in on their stay. No Guest Support Fatigue: The guest portal strictly prevents guests from using the platform to send direct messages to the host, protecting the host's inbox.</w:t>
+        <w:t xml:space="preserve">  DSB-BOP-P2-003</w:t>
+      </w:r>
+    </w:p>
+    <w:p>
+      <w:r>
+        <w:rPr>
+          <w:rFonts w:ascii="Calibri" w:hAnsi="Calibri"/>
+        </w:rPr>
+        <w:t>To ensure "Zero Operational Overhead," the MVP strictly relies on physical, printed QR placards placed in the property. This completely eliminates hardware dependencies, Wi-Fi reconnection issues, and battery management requirements associated with in-stay tablet displays, ensuring the system is always online and maintenance-free for the host.</w:t>
       </w:r>
     </w:p>
     <w:p>
@@ -604,7 +605,7 @@
         <w:rPr>
           <w:b/>
         </w:rPr>
-        <w:t>1.5 Commercial Value and Potential Operational Benefit</w:t>
+        <w:t>1.4 Minimal Operational Overhead for Hosts</w:t>
       </w:r>
       <w:r>
         <w:rPr>
@@ -613,15 +614,173 @@
           <w:color w:val="5A6470"/>
           <w:sz w:val="16"/>
         </w:rPr>
-        <w:t xml:space="preserve">  DSB-BOP-P1-005</w:t>
-      </w:r>
-    </w:p>
-    <w:p>
-      <w:r>
-        <w:rPr>
-          <w:rFonts w:ascii="Calibri" w:hAnsi="Calibri"/>
-        </w:rPr>
-        <w:t>Operational Expense: DigiStayBook may be deductible as a business expense. Eligibility depends on your circumstances and business use; seek tax advice. Practical Value: For a monthly or annual subscription, Hosts gain a way to improve the guest experience, make property information easier to access and build a more memorable stay. These improvements may support more positive Guest sentiment and feedback, but no review, savings, property-protection or revenue outcome is guaranteed.</w:t>
+        <w:t xml:space="preserve">  DSB-BOP-P1-004</w:t>
+      </w:r>
+    </w:p>
+    <w:p>
+      <w:r>
+        <w:rPr>
+          <w:rFonts w:ascii="Calibri" w:hAnsi="Calibri"/>
+        </w:rPr>
+        <w:t>[COLOR:#e63946]</w:t>
+      </w:r>
+      <w:r>
+        <w:rPr>
+          <w:rFonts w:ascii="Calibri" w:hAnsi="Calibri"/>
+          <w:b/>
+        </w:rPr>
+        <w:t>[CB]:</w:t>
+      </w:r>
+      <w:r>
+        <w:rPr>
+          <w:rFonts w:ascii="Calibri" w:hAnsi="Calibri"/>
+        </w:rPr>
+        <w:t xml:space="preserve"> we need to find a product that we can utilise that can do this for us -&gt; need to do a bit of research and align as closely as possible with the flow below[/COLOR]</w:t>
+      </w:r>
+    </w:p>
+    <w:p>
+      <w:r>
+        <w:rPr>
+          <w:rFonts w:ascii="Courier New" w:hAnsi="Courier New"/>
+        </w:rPr>
+        <w:t>[mermaid code block]</w:t>
+        <w:br/>
+        <w:t>flowchart TD</w:t>
+        <w:br/>
+        <w:t xml:space="preserve">    Start([Guest Submits Post]) --&gt; Quarantine[Private Quarantine Bucket]</w:t>
+        <w:br/>
+        <w:t xml:space="preserve">    Quarantine --&gt; Scan{Server-Side AI Scan&lt;br/&gt;Image &amp; Text}</w:t>
+        <w:br/>
+        <w:br/>
+        <w:t xml:space="preserve">    Scan --&gt;|Clear / No Flags| ActionClear[Status: Published]</w:t>
+        <w:br/>
+        <w:t xml:space="preserve">    Scan --&gt;|Standard Flag&lt;br/&gt;NSFW, Profanity, Negative| ActionHost[Status: Pending Host Approval]</w:t>
+        <w:br/>
+        <w:t xml:space="preserve">    Scan --&gt;|Critical Flag&lt;br/&gt;Violence, CSAM, Hate| ActionBypass[Status: Admin Escalation]</w:t>
+        <w:br/>
+        <w:br/>
+        <w:t xml:space="preserve">    ActionClear --&gt; Wall((Live on Public Wall))</w:t>
+        <w:br/>
+        <w:t xml:space="preserve">    ActionHost --&gt; HostQueue[Host Dashboard&lt;br/&gt;Guest Sees: 'Pending']</w:t>
+        <w:br/>
+        <w:t xml:space="preserve">    ActionBypass --&gt; AdminQueue[Internal Trust &amp; Safety Queue]</w:t>
+        <w:br/>
+        <w:br/>
+        <w:t xml:space="preserve">    Wall -.-&gt; Report[Post Reported by Guest]</w:t>
+        <w:br/>
+        <w:t xml:space="preserve">    Report --&gt; Breaker{Anti-Abuse&lt;br/&gt;Circuit Breaker}</w:t>
+        <w:br/>
+        <w:t xml:space="preserve">    Breaker --&gt;|Rate Limit Hit| Ignored[Logged Neutrally&lt;br/&gt;Visibility Unchanged]</w:t>
+        <w:br/>
+        <w:t xml:space="preserve">    Breaker --&gt;|Valid Report| Hidden[Hidden Immediately&lt;br/&gt;Host SLA: 14 Days]</w:t>
+      </w:r>
+    </w:p>
+    <w:p>
+      <w:r>
+        <w:rPr>
+          <w:rFonts w:ascii="Calibri" w:hAnsi="Calibri"/>
+        </w:rPr>
+        <w:t>Automated Moderation &amp; Quarantine Architecture: Hosts don't need to spend hours manually messaging guests or managing software bloat. To protect the host's brand and listing reputation without sacrificing the speed of the guest experience, the platform utilizes a secure "Quarantine-First" architecture. When a guest submits a post, the files are uploaded to a private, non-public storage bucket, and the post is temporarily assigned a processing status.</w:t>
+      </w:r>
+    </w:p>
+    <w:p>
+      <w:r>
+        <w:rPr>
+          <w:rFonts w:ascii="Calibri" w:hAnsi="Calibri"/>
+        </w:rPr>
+        <w:t>Sub-Second AI Screening: While the guest sees a brief, optimistic loading state (e.g., "Securing your memory..."), a dual-layer moderation system runs server-side: a lightweight AI image moderation API (e.g., AWS Rekognition/Google Cloud Vision SafeSearch) and a concurrent text-filtering API (including string-matching for profanity and sentiment analysis). To comply with biometric privacy laws (e.g., BIPA, EU AI Act), the AI solely scans for unsafe/explicit content. No biometric data or facial recognition templates are generated, extracted, or stored from guest images.</w:t>
+      </w:r>
+    </w:p>
+    <w:p>
+      <w:r>
+        <w:rPr>
+          <w:rFonts w:ascii="Calibri" w:hAnsi="Calibri"/>
+        </w:rPr>
+        <w:t>Safe Routing Logic: Based on the server-side scan, the system executes one of three actions:</w:t>
+      </w:r>
+    </w:p>
+    <w:p>
+      <w:r>
+        <w:rPr>
+          <w:rFonts w:ascii="Calibri" w:hAnsi="Calibri"/>
+        </w:rPr>
+        <w:t>Clear (Instant Gratification): If no flags are detected, the post's status updates to published, moving the assets to the public wall instantly.</w:t>
+      </w:r>
+    </w:p>
+    <w:p>
+      <w:r>
+        <w:rPr>
+          <w:rFonts w:ascii="Calibri" w:hAnsi="Calibri"/>
+        </w:rPr>
+        <w:t>Standard Flag (Host Review): If an image is flagged for standard NSFW/racy content, or if text contains profanity, negative sentiment, or competitor URLs, the post remains in private quarantine and is routed to "Pending Host Approval". The guest immediately sees a graceful "Pending" UI state stating: "Memory added! Your host is reviewing this post to add it to the public wall." This keeps standard curation as the host's responsibility.</w:t>
+      </w:r>
+    </w:p>
+    <w:p>
+      <w:r>
+        <w:rPr>
+          <w:rFonts w:ascii="Calibri" w:hAnsi="Calibri"/>
+        </w:rPr>
+        <w:t>Tier-2 Internal Trust &amp; Safety Escalation (Bypass Protocol): The platform utilizes a secondary, critical-severity threshold. If the AI moderation API detects severe violations (such as explicit violence or severe hate speech), the system bypasses the host entirely. The post is blocked from the public wall and routed to a restricted internal DigiStayBook Admin Trust &amp; Safety queue. Unresolved cases are reviewed at least every 30 days. Unless legal counsel confirms a reporting, preservation or legal-hold requirement, critical media is deleted no later than 30 days after case closure and restricted case metadata is deleted after 12 months. Any content flagged as severe legal liability (e.g., CSAM) is immediately locked down from public view. All mandatory government/authority reporting protocols require manual verification by the Internal Operations Team to prevent false-positive automated reports.</w:t>
+      </w:r>
+    </w:p>
+    <w:p>
+      <w:r>
+        <w:rPr>
+          <w:rFonts w:ascii="Calibri" w:hAnsi="Calibri"/>
+        </w:rPr>
+        <w:t xml:space="preserve">Automated Privacy Takedowns &amp; "Right to be Forgotten" Routing: Every public post features a "Report" flag with a specific "Privacy - I want my content removed" reason. A report accepted by the server hides the post immediately and creates a </w:t>
+      </w:r>
+      <w:r>
+        <w:rPr>
+          <w:rFonts w:ascii="Consolas" w:hAnsi="Consolas"/>
+          <w:color w:val="1F4D78"/>
+          <w:sz w:val="21"/>
+        </w:rPr>
+        <w:t>hidden_pending_review</w:t>
+      </w:r>
+      <w:r>
+        <w:rPr>
+          <w:rFonts w:ascii="Calibri" w:hAnsi="Calibri"/>
+        </w:rPr>
+        <w:t xml:space="preserve"> case for the Host. An active session deleting its own post also hides it immediately and schedules deletion. If a privacy request is unresolved after 14 days, it escalates automatically to Privacy &amp; Safety Operations and the approved deletion workflow. The only visibility exception is a report from a reporter already in an active abuse/circuit-breaker state; that report is recorded as </w:t>
+      </w:r>
+      <w:r>
+        <w:rPr>
+          <w:rFonts w:ascii="Consolas" w:hAnsi="Consolas"/>
+          <w:color w:val="1F4D78"/>
+          <w:sz w:val="21"/>
+        </w:rPr>
+        <w:t>suspected_abuse_no_visibility_change</w:t>
+      </w:r>
+      <w:r>
+        <w:rPr>
+          <w:rFonts w:ascii="Calibri" w:hAnsi="Calibri"/>
+        </w:rPr>
+        <w:t xml:space="preserve"> and does not hide the targeted post unless an internal reviewer or separate credible report restricts it.</w:t>
+      </w:r>
+    </w:p>
+    <w:p>
+      <w:r>
+        <w:rPr>
+          <w:rFonts w:ascii="Calibri" w:hAnsi="Calibri"/>
+        </w:rPr>
+        <w:t>Anti-Abuse Safeguards (The Circuit Breaker): All reports use a server-controlled endpoint with Firebase App Check, transaction-safe post/report updates, same-session/same-post deduplication and short-lived pseudonymous rate-limit keys. A reporter enters a 24-hour suspected-abuse cooldown after reporting 3 distinct posts on the same wall within 10 minutes or 5 distinct posts within 24 hours. A wall-level circuit breaker also trips when 5 distinct posts are reported within 10 minutes across related reporter signals. Confirmed malicious reporting may create a proportionate restriction, linked only to a keyed hash of the existing Firebase anonymous/account UID, for up to 90 days; it does not create a new cross-device identity. Reports received during a circuit-breaker state are never silently dropped: they are logged, acknowledged neutrally, routed for internal review and leave visibility unchanged. Earlier hidden posts remain pending review and are not automatically restored merely because the breaker later trips.</w:t>
+      </w:r>
+    </w:p>
+    <w:p>
+      <w:r>
+        <w:rPr>
+          <w:rFonts w:ascii="Calibri" w:hAnsi="Calibri"/>
+        </w:rPr>
+        <w:t>Simple Curation: Hosts can quickly hide or delete unwanted posts from a clean dashboard grid whenever they check in on their stay.</w:t>
+      </w:r>
+    </w:p>
+    <w:p>
+      <w:r>
+        <w:rPr>
+          <w:rFonts w:ascii="Calibri" w:hAnsi="Calibri"/>
+        </w:rPr>
+        <w:t>No Guest Support Fatigue: The guest portal strictly prevents guests from using the platform to send direct messages to the host, protecting the host's inbox.</w:t>
       </w:r>
     </w:p>
     <w:p>
@@ -632,7 +791,7 @@
         <w:rPr>
           <w:b/>
         </w:rPr>
-        <w:t>1.6 Supplementary Utility: On-Demand House Information &amp; Local Rules</w:t>
+        <w:t>1.5 Commercial Value and Potential Operational Benefit</w:t>
       </w:r>
       <w:r>
         <w:rPr>
@@ -641,26 +800,34 @@
           <w:color w:val="5A6470"/>
           <w:sz w:val="16"/>
         </w:rPr>
-        <w:t xml:space="preserve">  DSB-BOP-P1-006</w:t>
-      </w:r>
-    </w:p>
-    <w:p>
-      <w:r>
-        <w:rPr>
-          <w:rFonts w:ascii="Calibri" w:hAnsi="Calibri"/>
-        </w:rPr>
-        <w:t>Beyond serving as an interactive visual guestbook, hosts can leverage their digital wall as a lightweight digital house manual. By pinning informational posts to the top of the canvas, hosts can seamlessly display essential stay details—such as waste management schedules, amenity guidelines (e.g., pool or HVAC instructions), kitchen inventory locations, and general house rules. This provides guests with immediate, frictionless access to key stay operational information upon scanning the QR code, reducing repetitive messaging inquiries and improving rule compliance.</w:t>
-      </w:r>
-    </w:p>
-    <w:p>
-      <w:pPr>
-        <w:pStyle w:val="Heading3"/>
-      </w:pPr>
-      <w:r>
-        <w:rPr>
-          <w:b/>
-        </w:rPr>
-        <w:t>1.6.1 Pinned Post Categories &amp; Content Guidelines</w:t>
+        <w:t xml:space="preserve">  DSB-BOP-P1-005</w:t>
+      </w:r>
+    </w:p>
+    <w:p>
+      <w:r>
+        <w:rPr>
+          <w:rFonts w:ascii="Calibri" w:hAnsi="Calibri"/>
+        </w:rPr>
+        <w:t>Operational Expense: DigiStayBook may be deductible as a business expense. Eligibility depends on your circumstances and business use; seek tax advice.</w:t>
+      </w:r>
+    </w:p>
+    <w:p>
+      <w:r>
+        <w:rPr>
+          <w:rFonts w:ascii="Calibri" w:hAnsi="Calibri"/>
+        </w:rPr>
+        <w:t>Practical Value: For a monthly or annual subscription, Hosts gain a way to improve the guest experience, make property information easier to access and build a more memorable stay. These improvements may support more positive Guest sentiment and feedback, but no review, savings, property-protection or revenue outcome is guaranteed.</w:t>
+      </w:r>
+    </w:p>
+    <w:p>
+      <w:pPr>
+        <w:pStyle w:val="Heading2"/>
+      </w:pPr>
+      <w:r>
+        <w:rPr>
+          <w:b/>
+        </w:rPr>
+        <w:t>1.6 Supplementary Utility: On-Demand House Information &amp; Local Rules</w:t>
       </w:r>
       <w:r>
         <w:rPr>
@@ -669,141 +836,26 @@
           <w:color w:val="5A6470"/>
           <w:sz w:val="16"/>
         </w:rPr>
-        <w:t xml:space="preserve">  DSB-BOP-P1-007</w:t>
-      </w:r>
-    </w:p>
-    <w:p>
-      <w:r>
-        <w:rPr>
-          <w:rFonts w:ascii="Calibri" w:hAnsi="Calibri"/>
-        </w:rPr>
-        <w:t>To ensure hosts get the most value out of the digital house manual feature, we provide the following core pinned message suggestions: The "How-To" Guide (Property Amenities)</w:t>
-      </w:r>
-    </w:p>
-    <w:p>
-      <w:pPr>
-        <w:pStyle w:val="ListBullet"/>
-      </w:pPr>
-      <w:r>
-        <w:rPr>
-          <w:rFonts w:ascii="Calibri" w:hAnsi="Calibri"/>
-          <w:b/>
-        </w:rPr>
-        <w:t>Purpose:</w:t>
-      </w:r>
-      <w:r>
-        <w:rPr>
-          <w:rFonts w:ascii="Calibri" w:hAnsi="Calibri"/>
-        </w:rPr>
-        <w:t xml:space="preserve"> Preempt common guest questions and potentially reduce repetitive host support messages.</w:t>
-      </w:r>
-    </w:p>
-    <w:p>
-      <w:r>
-        <w:rPr>
-          <w:rFonts w:ascii="Calibri" w:hAnsi="Calibri"/>
-        </w:rPr>
-        <w:t>Suggested Host Content: Wi-Fi network and password (or a scan-to-connect QR code screenshot), Climate control instructions (AC/Heating quirks, remote locations), Waste management rules (specific bin days and lid colors), and instructions for any specific or complex house tech. Local Hotspots &amp; Hidden Gems</w:t>
-      </w:r>
-    </w:p>
-    <w:p>
-      <w:pPr>
-        <w:pStyle w:val="ListBullet"/>
-      </w:pPr>
-      <w:r>
-        <w:rPr>
-          <w:rFonts w:ascii="Calibri" w:hAnsi="Calibri"/>
-          <w:b/>
-        </w:rPr>
-        <w:t>Purpose:</w:t>
-      </w:r>
-      <w:r>
-        <w:rPr>
-          <w:rFonts w:ascii="Calibri" w:hAnsi="Calibri"/>
-        </w:rPr>
-        <w:t xml:space="preserve"> Reinforce the "staying at a friend's house" mindset by providing authentic, localized recommendations rather than generic tourist lists.</w:t>
-      </w:r>
-    </w:p>
-    <w:p>
-      <w:r>
-        <w:rPr>
-          <w:rFonts w:ascii="Calibri" w:hAnsi="Calibri"/>
-        </w:rPr>
-        <w:t>Suggested Host Content: Top local eats broken down by cuisine/craving, the best local spots for sunset or scenic views, family-friendly daytime activities, and authentic community events. The Frictionless Checkout Guide</w:t>
-      </w:r>
-    </w:p>
-    <w:p>
-      <w:pPr>
-        <w:pStyle w:val="ListBullet"/>
-      </w:pPr>
-      <w:r>
-        <w:rPr>
-          <w:rFonts w:ascii="Calibri" w:hAnsi="Calibri"/>
-          <w:b/>
-        </w:rPr>
-        <w:t>Purpose:</w:t>
-      </w:r>
-      <w:r>
-        <w:rPr>
-          <w:rFonts w:ascii="Calibri" w:hAnsi="Calibri"/>
-        </w:rPr>
-        <w:t xml:space="preserve"> Protect the physical asset and set clear expectations for cleaners without making the guest feel like they are doing unpaid labor. (Advise hosts to keep this to 3-5 brief bullet points).</w:t>
-      </w:r>
-    </w:p>
-    <w:p>
-      <w:r>
-        <w:rPr>
-          <w:rFonts w:ascii="Calibri" w:hAnsi="Calibri"/>
-        </w:rPr>
-        <w:t>Suggested Host Content: Dishwasher instructions (e.g., load and start on normal cycle), power and climate down reminders (turn off AC and lights), rubbish removal (tie up bags and place in outdoor bins), exact lock-up and keybox procedures, and a final invitation to add a memory to the digital wall. The "Meet the Host" / Property Journey Pin</w:t>
-      </w:r>
-    </w:p>
-    <w:p>
-      <w:pPr>
-        <w:pStyle w:val="ListBullet"/>
-      </w:pPr>
-      <w:r>
-        <w:rPr>
-          <w:rFonts w:ascii="Calibri" w:hAnsi="Calibri"/>
-          <w:b/>
-        </w:rPr>
-        <w:t>Purpose:</w:t>
-      </w:r>
-      <w:r>
-        <w:rPr>
-          <w:rFonts w:ascii="Calibri" w:hAnsi="Calibri"/>
-        </w:rPr>
-        <w:t xml:space="preserve"> Humanize the property and help guests understand the care invested in it. This may encourage more considerate behaviour, but it does not guarantee reduced damage.</w:t>
-      </w:r>
-    </w:p>
-    <w:p>
-      <w:r>
-        <w:rPr>
-          <w:rFonts w:ascii="Calibri" w:hAnsi="Calibri"/>
-        </w:rPr>
-        <w:t>Suggested Host Content: A brief, welcoming story about the home, a photo of the host/family, or "before and after" photos showing the sweat equity and care put into the property's renovations.</w:t>
-      </w:r>
-    </w:p>
-    <w:p>
-      <w:pPr>
-        <w:pStyle w:val="Heading1"/>
-      </w:pPr>
-      <w:r>
-        <w:rPr>
-          <w:b/>
-        </w:rPr>
-        <w:t>Part 2: Interactive Demo Wall &amp; Dual Display Architecture</w:t>
-      </w:r>
-    </w:p>
-    <w:p>
-      <w:pPr>
-        <w:pStyle w:val="Heading2"/>
-      </w:pPr>
-      <w:r>
-        <w:rPr>
-          <w:b/>
-        </w:rPr>
-        <w:t>2.1 Pre-Purchase Sandbox &amp; Customization</w:t>
+        <w:t xml:space="preserve">  DSB-BOP-P1-006</w:t>
+      </w:r>
+    </w:p>
+    <w:p>
+      <w:r>
+        <w:rPr>
+          <w:rFonts w:ascii="Calibri" w:hAnsi="Calibri"/>
+        </w:rPr>
+        <w:t>Beyond serving as an interactive visual guestbook, hosts can leverage their digital wall as a lightweight digital house manual. By pinning informational posts to the top of the canvas, hosts can seamlessly display essential stay details—such as waste management schedules, amenity guidelines (e.g., pool or HVAC instructions), kitchen inventory locations, and general house rules. This provides guests with immediate, frictionless access to key stay operational information upon scanning the QR code, reducing repetitive messaging inquiries and improving rule compliance.</w:t>
+      </w:r>
+    </w:p>
+    <w:p>
+      <w:pPr>
+        <w:pStyle w:val="Heading3"/>
+      </w:pPr>
+      <w:r>
+        <w:rPr>
+          <w:b/>
+        </w:rPr>
+        <w:t>1.6.1 Pinned Post Categories &amp; Content Guidelines</w:t>
       </w:r>
       <w:r>
         <w:rPr>
@@ -812,15 +864,162 @@
           <w:color w:val="5A6470"/>
           <w:sz w:val="16"/>
         </w:rPr>
-        <w:t xml:space="preserve">  DSB-BOP-P2-001</w:t>
-      </w:r>
-    </w:p>
-    <w:p>
-      <w:r>
-        <w:rPr>
-          <w:rFonts w:ascii="Calibri" w:hAnsi="Calibri"/>
-        </w:rPr>
-        <w:t>Host Sandbox Mode: Prior to subscription activation, hosts have full access to an interactive "Demo Wall" workspace where they can upload custom photos, write preliminary welcome notes, and experiment with spatial layouts. Pre-filled Dummy Data: To eliminate the sterile "blank wall" feeling, the Pre-Purchase Sandbox is pre-populated with 10 high-quality, dynamic dummy posts. This immediately demonstrates the platform's value and visual appeal to the host. Anti-Blank Wall Setup (Seeding): Before going live, hosts must ensure the digital wall contains at least one foundational item. They can either upload a custom "Foundational Post" (such as a welcome text message or a photo of the property) or carry over a generic placeholder post (e.g., a "Welcome to our home!" graphic) from the Sandbox. This is designed to reduce the likelihood that the first scanning guest encounters an empty wall. Revenue Guardrail: While hosts can test layouts in real time, live public routing links and high-resolution downloadable QR placards remain hard-locked until a valid payment method is securely authorized via Stripe.</w:t>
+        <w:t xml:space="preserve">  DSB-BOP-P1-007</w:t>
+      </w:r>
+    </w:p>
+    <w:p>
+      <w:r>
+        <w:rPr>
+          <w:rFonts w:ascii="Calibri" w:hAnsi="Calibri"/>
+        </w:rPr>
+        <w:t>To ensure hosts get the most value out of the digital house manual feature, we provide the following core pinned message suggestions:</w:t>
+      </w:r>
+    </w:p>
+    <w:p>
+      <w:r>
+        <w:rPr>
+          <w:rFonts w:ascii="Calibri" w:hAnsi="Calibri"/>
+        </w:rPr>
+        <w:t>&lt;u&gt;The "How-To" Guide (Property Amenities)&lt;/u&gt;</w:t>
+      </w:r>
+    </w:p>
+    <w:p>
+      <w:pPr>
+        <w:pStyle w:val="ListBullet"/>
+      </w:pPr>
+      <w:r>
+        <w:rPr>
+          <w:rFonts w:ascii="Calibri" w:hAnsi="Calibri"/>
+          <w:b/>
+        </w:rPr>
+        <w:t>Purpose:</w:t>
+      </w:r>
+      <w:r>
+        <w:rPr>
+          <w:rFonts w:ascii="Calibri" w:hAnsi="Calibri"/>
+        </w:rPr>
+        <w:t xml:space="preserve"> Preempt common guest questions and potentially reduce repetitive host support messages.</w:t>
+      </w:r>
+    </w:p>
+    <w:p>
+      <w:r>
+        <w:rPr>
+          <w:rFonts w:ascii="Calibri" w:hAnsi="Calibri"/>
+        </w:rPr>
+        <w:t>Suggested Host Content: Wi-Fi network and password (or a scan-to-connect QR code screenshot), Climate control instructions (AC/Heating quirks, remote locations), Waste management rules (specific bin days and lid colors), and instructions for any specific or complex house tech.</w:t>
+      </w:r>
+    </w:p>
+    <w:p>
+      <w:r>
+        <w:rPr>
+          <w:rFonts w:ascii="Calibri" w:hAnsi="Calibri"/>
+        </w:rPr>
+        <w:t>&lt;u&gt;Local Hotspots &amp; Hidden Gems&lt;/u&gt;</w:t>
+      </w:r>
+    </w:p>
+    <w:p>
+      <w:pPr>
+        <w:pStyle w:val="ListBullet"/>
+      </w:pPr>
+      <w:r>
+        <w:rPr>
+          <w:rFonts w:ascii="Calibri" w:hAnsi="Calibri"/>
+          <w:b/>
+        </w:rPr>
+        <w:t>Purpose:</w:t>
+      </w:r>
+      <w:r>
+        <w:rPr>
+          <w:rFonts w:ascii="Calibri" w:hAnsi="Calibri"/>
+        </w:rPr>
+        <w:t xml:space="preserve"> Reinforce the "staying at a friend's house" mindset by providing authentic, localized recommendations rather than generic tourist lists.</w:t>
+      </w:r>
+    </w:p>
+    <w:p>
+      <w:r>
+        <w:rPr>
+          <w:rFonts w:ascii="Calibri" w:hAnsi="Calibri"/>
+        </w:rPr>
+        <w:t>Suggested Host Content: Top local eats broken down by cuisine/craving, the best local spots for sunset or scenic views, family-friendly daytime activities, and authentic community events.</w:t>
+      </w:r>
+    </w:p>
+    <w:p>
+      <w:r>
+        <w:rPr>
+          <w:rFonts w:ascii="Calibri" w:hAnsi="Calibri"/>
+        </w:rPr>
+        <w:t>&lt;u&gt;The Frictionless Checkout Guide&lt;/u&gt;</w:t>
+      </w:r>
+    </w:p>
+    <w:p>
+      <w:pPr>
+        <w:pStyle w:val="ListBullet"/>
+      </w:pPr>
+      <w:r>
+        <w:rPr>
+          <w:rFonts w:ascii="Calibri" w:hAnsi="Calibri"/>
+          <w:b/>
+        </w:rPr>
+        <w:t>Purpose:</w:t>
+      </w:r>
+      <w:r>
+        <w:rPr>
+          <w:rFonts w:ascii="Calibri" w:hAnsi="Calibri"/>
+        </w:rPr>
+        <w:t xml:space="preserve"> Protect the physical asset and set clear expectations for cleaners without making the guest feel like they are doing unpaid labor. (Advise hosts to keep this to 3-5 brief bullet points).</w:t>
+      </w:r>
+    </w:p>
+    <w:p>
+      <w:r>
+        <w:rPr>
+          <w:rFonts w:ascii="Calibri" w:hAnsi="Calibri"/>
+        </w:rPr>
+        <w:t>Suggested Host Content: Dishwasher instructions (e.g., load and start on normal cycle), power and climate down reminders (turn off AC and lights), rubbish removal (tie up bags and place in outdoor bins), exact lock-up and keybox procedures, and a final invitation to add a memory to the digital wall.</w:t>
+      </w:r>
+    </w:p>
+    <w:p>
+      <w:r>
+        <w:rPr>
+          <w:rFonts w:ascii="Calibri" w:hAnsi="Calibri"/>
+        </w:rPr>
+        <w:t>&lt;u&gt;The "Meet the Host" / Property Journey Pin&lt;/u&gt;</w:t>
+      </w:r>
+    </w:p>
+    <w:p>
+      <w:pPr>
+        <w:pStyle w:val="ListBullet"/>
+      </w:pPr>
+      <w:r>
+        <w:rPr>
+          <w:rFonts w:ascii="Calibri" w:hAnsi="Calibri"/>
+          <w:b/>
+        </w:rPr>
+        <w:t>Purpose:</w:t>
+      </w:r>
+      <w:r>
+        <w:rPr>
+          <w:rFonts w:ascii="Calibri" w:hAnsi="Calibri"/>
+        </w:rPr>
+        <w:t xml:space="preserve"> Humanize the property and help guests understand the care invested in it. This may encourage more considerate behaviour, but it does not guarantee reduced damage.</w:t>
+      </w:r>
+    </w:p>
+    <w:p>
+      <w:r>
+        <w:rPr>
+          <w:rFonts w:ascii="Calibri" w:hAnsi="Calibri"/>
+        </w:rPr>
+        <w:t>Suggested Host Content: A brief, welcoming story about the home, a photo of the host/family, or "before and after" photos showing the sweat equity and care put into the property's renovations.</w:t>
+      </w:r>
+    </w:p>
+    <w:p>
+      <w:pPr>
+        <w:pStyle w:val="Heading1"/>
+      </w:pPr>
+      <w:r>
+        <w:rPr>
+          <w:b/>
+        </w:rPr>
+        <w:t>Part 2: Commercial Strategy &amp; Resource Allocation</w:t>
       </w:r>
     </w:p>
     <w:p>
@@ -831,7 +1030,7 @@
         <w:rPr>
           <w:b/>
         </w:rPr>
-        <w:t>2.2 Layout Control &amp; Content Hierarchy</w:t>
+        <w:t>2.1 Core Focus</w:t>
       </w:r>
       <w:r>
         <w:rPr>
@@ -840,15 +1039,15 @@
           <w:color w:val="5A6470"/>
           <w:sz w:val="16"/>
         </w:rPr>
-        <w:t xml:space="preserve">  DSB-BOP-P2-002</w:t>
-      </w:r>
-    </w:p>
-    <w:p>
-      <w:r>
-        <w:rPr>
-          <w:rFonts w:ascii="Calibri" w:hAnsi="Calibri"/>
-        </w:rPr>
-        <w:t>Mobile-First Chronological Feed: Designed for phone browsers, the primary feed renders chronologically with the newest guest posts appearing at the top. Featured &amp; Pinned Content: Hosts retain full editorial control to override standard chronological order: Host Featured Posts: Hosts can specify custom messages or house guidelines to sit permanently at the top of the mobile view. Guest Pinning: Hosts can select high-value guest photos and messages to be "pinned" to the top of the feed. Standard Stream: All non-pinned guest contributions flow directly beneath featured content in reverse-chronological order (newest first), giving checking-in guests instant feedback upon posting.</w:t>
+        <w:t xml:space="preserve">  DSB-BOP-P3-001</w:t>
+      </w:r>
+    </w:p>
+    <w:p>
+      <w:r>
+        <w:rPr>
+          <w:rFonts w:ascii="Calibri" w:hAnsi="Calibri"/>
+        </w:rPr>
+        <w:t>This product operates strictly in the B2B short-term rental market.</w:t>
       </w:r>
     </w:p>
     <w:p>
@@ -859,7 +1058,7 @@
         <w:rPr>
           <w:b/>
         </w:rPr>
-        <w:t>2.3 Physical-First QR Architecture (MVP Focus)</w:t>
+        <w:t>2.2 Operational Boundary (Support Level)</w:t>
       </w:r>
       <w:r>
         <w:rPr>
@@ -868,15 +1067,47 @@
           <w:color w:val="5A6470"/>
           <w:sz w:val="16"/>
         </w:rPr>
-        <w:t xml:space="preserve">  DSB-BOP-P2-003</w:t>
-      </w:r>
-    </w:p>
-    <w:p>
-      <w:r>
-        <w:rPr>
-          <w:rFonts w:ascii="Calibri" w:hAnsi="Calibri"/>
-        </w:rPr>
-        <w:t>To ensure "Zero Operational Overhead," the MVP strictly relies on physical, printed QR placards placed in the property. This completely eliminates hardware dependencies, Wi-Fi reconnection issues, and battery management requirements associated with in-stay tablet displays, ensuring the system is always online and maintenance-free for the host.</w:t>
+        <w:t xml:space="preserve">  DSB-BOP-P3-002</w:t>
+      </w:r>
+    </w:p>
+    <w:p>
+      <w:r>
+        <w:rPr>
+          <w:rFonts w:ascii="Calibri" w:hAnsi="Calibri"/>
+        </w:rPr>
+        <w:t>To protect operational capacity and eliminate administrative support fatigue, the platform enforces strict communication boundaries:</w:t>
+      </w:r>
+    </w:p>
+    <w:p>
+      <w:r>
+        <w:rPr>
+          <w:rFonts w:ascii="Calibri" w:hAnsi="Calibri"/>
+        </w:rPr>
+        <w:t>No Guest-to-Host Messaging: The platform will explicitly not feature a direct communication link or messaging system between guests and hosts. Guests cannot message hosts to ask questions or request support. However, guests are permitted to send one-way, text-only private feedback upon checkout (e.g., reporting a broken appliance), which does not require or allow a host reply. If a guest has an issue with the property, they must contact the host through their original booking provider (e.g., Airbnb, VRBO, Booking.com).</w:t>
+      </w:r>
+    </w:p>
+    <w:p>
+      <w:r>
+        <w:rPr>
+          <w:rFonts w:ascii="Calibri" w:hAnsi="Calibri"/>
+        </w:rPr>
+        <w:t>No Guest Stay Support: DigiStayBook does not provide booking, property, maintenance or in-stay support to guests. Guests seeking help with their reservation or the property are directed to the host through their original booking platform. This boundary does not prevent a guest from contacting DigiStayBook through the public Privacy &amp; Safety route about personal-data rights, content safety or the operation of DigiStayBook's reporting tools.</w:t>
+      </w:r>
+    </w:p>
+    <w:p>
+      <w:r>
+        <w:rPr>
+          <w:rFonts w:ascii="Calibri" w:hAnsi="Calibri"/>
+        </w:rPr>
+        <w:t>No Maintenance Ticketing: In-app "maintenance reporting" or "issue ticketing" features will NOT be built, as they violate the core tenet of zero administrative burden for the host. All stay-related issues must remain on the primary booking platform.</w:t>
+      </w:r>
+    </w:p>
+    <w:p>
+      <w:r>
+        <w:rPr>
+          <w:rFonts w:ascii="Calibri" w:hAnsi="Calibri"/>
+        </w:rPr>
+        <w:t>Host-Initiated Malicious Guest Escalations: To protect hosts from targeted harassment or spam without pulling internal operations into standard guest-to-host disputes, Hosts are provided a "Report to Platform" option in their dashboard for severe offenses only. This routes the report and relevant security context to Internal Operations. Proportionate controls may include rate limits, duplicate-report suppression, temporary session restrictions and short-lived pseudonymous abuse keys. These controls do not create persistent cross-session identifiers, and security records are retained only for the bounded period defined in the approved retention schedule.</w:t>
       </w:r>
     </w:p>
     <w:p>
@@ -887,7 +1118,7 @@
         <w:rPr>
           <w:b/>
         </w:rPr>
-        <w:t>2.4 Guest Contribution &amp; Self-Service Management</w:t>
+        <w:t>2.3 Onboarding &amp; Revenue Safeguards</w:t>
       </w:r>
       <w:r>
         <w:rPr>
@@ -896,26 +1127,50 @@
           <w:color w:val="5A6470"/>
           <w:sz w:val="16"/>
         </w:rPr>
-        <w:t xml:space="preserve">  DSB-BOP-P2-004</w:t>
-      </w:r>
-    </w:p>
-    <w:p>
-      <w:r>
-        <w:rPr>
-          <w:rFonts w:ascii="Calibri" w:hAnsi="Calibri"/>
-        </w:rPr>
-        <w:t>Multi-Image Batch Uploads: Guests can attach and submit up to 10 images simultaneously in a single post. The Universal Copy Button: Every guest post rendered on the live chronological wall may feature a lightweight "Copy Text" button (or a simple clipboard icon) embedded within the text block. When a guest taps this button, the text is saved to their device's clipboard, and the icon temporarily transforms into a green checkmark accompanied by a "Copied!" notification. This is a general accessibility and personal-use convenience only; the interface does not connect it to a booking-provider review workflow. Frictionless Post Editing: To ensure a smooth experience, guests are provided with instant self-service controls allowing them to edit text or delete their submitted posts at any time without requiring host intervention. Graceful Pending UI State: To prevent guests from assuming the app is broken if their post is caught by the AI moderation filters (including false positives), the client-side upload tool must handle flagged content gracefully. Instead of a standard post appearing in the feed, the guest receives a specific success modal: "Memory added! Your host is reviewing this post to add it to the public wall." This prevents frustrated guests from repeatedly attempting to upload the same images. Automated Takedown / The Privacy Request Modal (Secured): Every post on the public wall features a subtle "Report" icon. The modal collects a reason, including "Privacy - I want my content removed," and sends it to the server-controlled reporting endpoint. When the server accepts an ordinary report, the post is hidden immediately and routed to the Host's Privacy &amp; Takedown Requests queue. If the Host does not resolve a privacy request within 14 days, it escalates automatically to Privacy &amp; Safety Operations and the approved deletion workflow. Graceful Rate Limiting: The client displays the same neutral acknowledgement for every syntactically valid report: "Report received. It will be reviewed." It does not claim that deletion was approved or reveal whether visibility changed. The server verifies App Check, deduplicates the same reporter/post combination, applies the per-reporter and per-wall thresholds, and records the outcome. Reports in a circuit-breaker state are retained for internal review rather than silently discarded.</w:t>
-      </w:r>
-    </w:p>
-    <w:p>
-      <w:pPr>
-        <w:pStyle w:val="Heading3"/>
-      </w:pPr>
-      <w:r>
-        <w:rPr>
-          <w:b/>
-        </w:rPr>
-        <w:t>2.4.1 Authoritative Reporting State Model</w:t>
+        <w:t xml:space="preserve">  DSB-BOP-P3-003</w:t>
+      </w:r>
+    </w:p>
+    <w:p>
+      <w:r>
+        <w:rPr>
+          <w:rFonts w:ascii="Calibri" w:hAnsi="Calibri"/>
+        </w:rPr>
+        <w:t>To accommodate multi-property hosts and delay payment friction, the system enforces a strict multi-stage boundary:</w:t>
+      </w:r>
+    </w:p>
+    <w:p>
+      <w:r>
+        <w:rPr>
+          <w:rFonts w:ascii="Calibri" w:hAnsi="Calibri"/>
+        </w:rPr>
+        <w:t>Account Setup: The host registers using a standard email/password combination or via single sign-on (SSO) options (e.g., a Google Account). They are not asked for property details or payment at this stage. The registration form includes a clear, un-ticked checkbox requesting explicit consent to receive marketing and promotional communications. The consent event stores the Host UID and normalised address, UTC timestamp, form/source identifier, exact consent wording and version, and resulting consent status. Consent is not inferred from account creation or acceptance of the Terms.</w:t>
+      </w:r>
+    </w:p>
+    <w:p>
+      <w:r>
+        <w:rPr>
+          <w:rFonts w:ascii="Calibri" w:hAnsi="Calibri"/>
+        </w:rPr>
+        <w:t>Property Creation &amp; The Pre-Activation Gate: The host adds a property from their dashboard and completes the "Anti-Blank Wall Setup" by either uploading a custom post or selecting a default placeholder. They have full access to the dedicated Property Page and the Pre-Purchase Sandbox / Demo Wall (see [Section 5.10.2 Pre-Purchase Sandbox &amp; Customization](#5102-pre-purchase-sandbox--customization-dsb-bop-p2-001)) to customise themes and view a live preview with dummy data. However, live routing URLs and downloadable QR code kits remain hard-locked until activation. A booking-provider listing URL is not required for a review prompt or review-transfer feature.</w:t>
+      </w:r>
+    </w:p>
+    <w:p>
+      <w:r>
+        <w:rPr>
+          <w:rFonts w:ascii="Calibri" w:hAnsi="Calibri"/>
+        </w:rPr>
+        <w:t>Checkout: The host clicks 'Activate Property' and completes the checkout flow via the payment processor. Only when a valid payment method is successfully authorized (or a 100% discounted total via coupon is confirmed) does that specific property become active, unlocking link generation and dynamic QR compilation.</w:t>
+      </w:r>
+    </w:p>
+    <w:p>
+      <w:pPr>
+        <w:pStyle w:val="Heading2"/>
+      </w:pPr>
+      <w:r>
+        <w:rPr>
+          <w:b/>
+        </w:rPr>
+        <w:t>2.4 Dynamic Billing Architecture</w:t>
       </w:r>
       <w:r>
         <w:rPr>
@@ -924,180 +1179,71 @@
           <w:color w:val="5A6470"/>
           <w:sz w:val="16"/>
         </w:rPr>
-        <w:t xml:space="preserve">  DSB-BOP-P2-005</w:t>
-      </w:r>
-    </w:p>
-    <w:p>
-      <w:r>
-        <w:rPr>
-          <w:rFonts w:ascii="Calibri" w:hAnsi="Calibri"/>
-        </w:rPr>
-        <w:t>All visibility changes and report status transitions are owned by one transactional server endpoint; the client and direct Firestore writes cannot hide, restore or delete another Guest's post.</w:t>
-      </w:r>
-    </w:p>
-    <w:p>
-      <w:pPr>
-        <w:pStyle w:val="ListBullet"/>
-      </w:pPr>
-      <w:r>
-        <w:rPr>
-          <w:rFonts w:ascii="Consolas" w:hAnsi="Consolas"/>
-          <w:color w:val="1F4D78"/>
-          <w:sz w:val="21"/>
-        </w:rPr>
-        <w:t>self_delete_scheduled</w:t>
-      </w:r>
-      <w:r>
-        <w:rPr>
-          <w:rFonts w:ascii="Calibri" w:hAnsi="Calibri"/>
-        </w:rPr>
-        <w:t>: An authenticated anonymous Guest session deletes its own post. The post hides immediately, deletion is scheduled and no Host verification is required.</w:t>
-      </w:r>
-    </w:p>
-    <w:p>
-      <w:pPr>
-        <w:pStyle w:val="ListBullet"/>
-      </w:pPr>
-      <w:r>
-        <w:rPr>
-          <w:rFonts w:ascii="Consolas" w:hAnsi="Consolas"/>
-          <w:color w:val="1F4D78"/>
-          <w:sz w:val="21"/>
-        </w:rPr>
-        <w:t>hidden_pending_review</w:t>
-      </w:r>
-      <w:r>
-        <w:rPr>
-          <w:rFonts w:ascii="Calibri" w:hAnsi="Calibri"/>
-        </w:rPr>
-        <w:t>: The server accepts an ordinary report from a reporter who is not in an abuse state. The post hides immediately, the Host is notified and the 14-day privacy SLA begins where applicable.</w:t>
-      </w:r>
-    </w:p>
-    <w:p>
-      <w:pPr>
-        <w:pStyle w:val="ListBullet"/>
-      </w:pPr>
-      <w:r>
-        <w:rPr>
-          <w:rFonts w:ascii="Consolas" w:hAnsi="Consolas"/>
-          <w:color w:val="1F4D78"/>
-          <w:sz w:val="21"/>
-        </w:rPr>
-        <w:t>suspected_abuse_no_visibility_change</w:t>
-      </w:r>
-      <w:r>
-        <w:rPr>
-          <w:rFonts w:ascii="Calibri" w:hAnsi="Calibri"/>
-        </w:rPr>
-        <w:t>: The reporter or wall circuit breaker is active. The report is recorded and routed internally, but the report does not change the post's current visibility.</w:t>
-      </w:r>
-    </w:p>
-    <w:p>
-      <w:pPr>
-        <w:pStyle w:val="ListBullet"/>
-      </w:pPr>
-      <w:r>
-        <w:rPr>
-          <w:rFonts w:ascii="Consolas" w:hAnsi="Consolas"/>
-          <w:color w:val="1F4D78"/>
-          <w:sz w:val="21"/>
-        </w:rPr>
-        <w:t>confirmed_delete</w:t>
-      </w:r>
-      <w:r>
-        <w:rPr>
-          <w:rFonts w:ascii="Calibri" w:hAnsi="Calibri"/>
-        </w:rPr>
-        <w:t>: The Host or Privacy &amp; Safety Operations confirms deletion. Active copies delete within the retention schedule deadline.</w:t>
-      </w:r>
-    </w:p>
-    <w:p>
-      <w:pPr>
-        <w:pStyle w:val="ListBullet"/>
-      </w:pPr>
-      <w:r>
-        <w:rPr>
-          <w:rFonts w:ascii="Consolas" w:hAnsi="Consolas"/>
-          <w:color w:val="1F4D78"/>
-          <w:sz w:val="21"/>
-        </w:rPr>
-        <w:t>rejected_restored</w:t>
-      </w:r>
-      <w:r>
-        <w:rPr>
-          <w:rFonts w:ascii="Calibri" w:hAnsi="Calibri"/>
-        </w:rPr>
-        <w:t>: A report is rejected after review and no other open report or safety restriction applies. A previously hidden post is restored and the reporter outcome is added to the audit trail. A Host rejection alone does not mark a reporter as malicious; confirmed abuse requires the threshold or an internal determination.</w:t>
-      </w:r>
-    </w:p>
-    <w:p>
-      <w:r>
-        <w:rPr>
-          <w:rFonts w:ascii="Calibri" w:hAnsi="Calibri"/>
-          <w:b/>
-        </w:rPr>
-        <w:t>Reporter limits:</w:t>
-      </w:r>
-      <w:r>
-        <w:rPr>
-          <w:rFonts w:ascii="Calibri" w:hAnsi="Calibri"/>
-        </w:rPr>
-        <w:t xml:space="preserve"> Same reporter plus same post is deduplicated for 24 hours. Short-lived rate-limit keys rotate after 24 hours. Reporting 3 distinct posts on one wall within 10 minutes or 5 within 24 hours starts a 24-hour suspected-abuse cooldown. Two internally confirmed malicious-reporting cases within 90 days may create a restriction, linked to a keyed hash of the existing Firebase anonymous/account UID, lasting no more than 90 days. A cleared browser/session cannot be correlated through a newly invented device identity. Reporter restrictions expire automatically.</w:t>
-      </w:r>
-    </w:p>
-    <w:p>
-      <w:r>
-        <w:rPr>
-          <w:rFonts w:ascii="Calibri" w:hAnsi="Calibri"/>
-          <w:b/>
-        </w:rPr>
-        <w:t>Wall circuit breaker:</w:t>
-      </w:r>
-      <w:r>
-        <w:rPr>
-          <w:rFonts w:ascii="Calibri" w:hAnsi="Calibri"/>
-        </w:rPr>
-        <w:t xml:space="preserve"> Five distinct posts reported within 10 minutes across related reporter signals pauses new report-driven hides for that wall, alerts Privacy &amp; Safety Operations and leaves already hidden posts in review. An internal reviewer can still restrict a credible urgent safety report while the breaker is active.</w:t>
-      </w:r>
-    </w:p>
-    <w:p>
-      <w:r>
-        <w:rPr>
-          <w:rFonts w:ascii="Calibri" w:hAnsi="Calibri"/>
-          <w:b/>
-        </w:rPr>
-        <w:t>Audit and notifications:</w:t>
-      </w:r>
-      <w:r>
-        <w:rPr>
-          <w:rFonts w:ascii="Calibri" w:hAnsi="Calibri"/>
-        </w:rPr>
-        <w:t xml:space="preserve"> Every transaction records the report ID, post/wall IDs, pseudonymous reporter key, reason, App Check result, threshold counters, previous/new visibility, status, timestamps and resolver without copying the reported media into the audit event. Hosts receive an immediate notification for </w:t>
-      </w:r>
-      <w:r>
-        <w:rPr>
-          <w:rFonts w:ascii="Consolas" w:hAnsi="Consolas"/>
-          <w:color w:val="1F4D78"/>
-          <w:sz w:val="21"/>
-        </w:rPr>
-        <w:t>hidden_pending_review</w:t>
-      </w:r>
-      <w:r>
-        <w:rPr>
-          <w:rFonts w:ascii="Calibri" w:hAnsi="Calibri"/>
-        </w:rPr>
-        <w:t>; circuit-breaker activity produces an internal alert. Restoration occurs only when the report is rejected and no other restriction remains. The Consent Checkbox (Micro-Friction): To legally protect the host, the upload flow features a mandatory, single-tap checkbox immediately above the "Submit" button explicitly linking to both documents, stating: "I agree to the Guest Terms and Privacy Policy, consent to this image being displayed publicly, and confirm I am over 16 years of age." This logs timestamped consent without requiring an account. The Dynamic Photo Challenge Dropdown: To cure guest "blank page anxiety," the upload page will feature a dynamic writing prompt. To ensure zero operational burden for the host, they will simply select their preferred prompt from a pre-written dropdown list in their dashboard (which they can change over time). Examples of these prompts include: "Who made the best breakfast this morning?" "Show us your best sunset or sunrise view!" "Group selfie time! Show us the whole crew." "What was the absolute best meal you ate nearby?" "Capture the absolute coziest spot you found in the house." The Private Feedback Safety Net: On the guest upload page, add a secondary, optional text-only form titled "Private Feedback / Help Us Improve." This allows guests to share practical suggestions privately with the host (e.g., "we couldn't find the AC remote" or "where do you keep the spare towels?"). The host can use this feedback to improve their pinned house manual posts and the experience for future guests. Operational Guardrail: To ensure this does not violate the "No Guest-to-Host Messaging" rule or become a live help desk, the UI must include explicit microcopy setting boundaries and assuring privacy. It must state: "Note: This feedback is kept strictly private and will not be published to the public memory wall. It is not monitored in real-time and your host will not reply here; it is strictly used to improve our house manual for future guests. If you need immediate assistance during your stay, please message your host directly through your booking app."</w:t>
-      </w:r>
-    </w:p>
-    <w:p>
-      <w:pPr>
-        <w:pStyle w:val="Heading1"/>
-      </w:pPr>
-      <w:r>
-        <w:rPr>
-          <w:b/>
-        </w:rPr>
-        <w:t>Part 3: Commercial Strategy &amp; Resource Allocation</w:t>
+        <w:t xml:space="preserve">  DSB-BOP-P3-004</w:t>
+      </w:r>
+    </w:p>
+    <w:p>
+      <w:r>
+        <w:rPr>
+          <w:rFonts w:ascii="Calibri" w:hAnsi="Calibri"/>
+        </w:rPr>
+        <w:t>Tiers: Monthly Subscription (~$USD10/mo) and Annual Subscription (~$USD100/yr).</w:t>
+      </w:r>
+    </w:p>
+    <w:p>
+      <w:r>
+        <w:rPr>
+          <w:rFonts w:ascii="Calibri" w:hAnsi="Calibri"/>
+        </w:rPr>
+        <w:t>Localization Rules: Prices must render in the host's native point-of-sale currency (e.g., AUD, GBP, EUR, USD) and must be cleanly rounded to the nearest whole unit.</w:t>
+      </w:r>
+    </w:p>
+    <w:p>
+      <w:r>
+        <w:rPr>
+          <w:rFonts w:ascii="Calibri" w:hAnsi="Calibri"/>
+        </w:rPr>
+        <w:t>Promo/Coupon Codes: The checkout infrastructure must include a field for Stripe promotional codes. While not actively marketed at MVP launch, this feature allows for future promotional campaigns and, crucially, enables internal testing in the live production environment (e.g., using a 100% off coupon to activate a property) without incurring actual Stripe charges.</w:t>
+      </w:r>
+    </w:p>
+    <w:p>
+      <w:r>
+        <w:rPr>
+          <w:rFonts w:ascii="Calibri" w:hAnsi="Calibri"/>
+        </w:rPr>
+        <w:t>Renewals: Handled automatically on a recurring basis at the locked-in localized rate. No manual invoicing required.</w:t>
+      </w:r>
+    </w:p>
+    <w:p>
+      <w:r>
+        <w:rPr>
+          <w:rFonts w:ascii="Calibri" w:hAnsi="Calibri"/>
+        </w:rPr>
+        <w:t>Checkout Microcopy &amp; Stripe Compliance: The checkout page must display clear terms to prevent chargebacks, structured as follows:</w:t>
+      </w:r>
+    </w:p>
+    <w:p>
+      <w:r>
+        <w:rPr>
+          <w:rFonts w:ascii="Calibri" w:hAnsi="Calibri"/>
+        </w:rPr>
+        <w:t>Option A (For Monthly Subscriptions): "Start your 28-day free trial. By providing your payment information and clicking 'Start Trial,' you agree to our Terms of Service and Cancellation Policy. You will not be charged today. After your 28-day free trial ends on {Dynamic Date: e.g., August 30, 2026}, your subscription will automatically renew at ${Price}/month until you cancel. You can cancel at any time in your Host Dashboard with one click."</w:t>
+      </w:r>
+    </w:p>
+    <w:p>
+      <w:r>
+        <w:rPr>
+          <w:rFonts w:ascii="Calibri" w:hAnsi="Calibri"/>
+        </w:rPr>
+        <w:t>Option B (For Annual Subscriptions): "Start your 28-day free trial. By providing your payment information and clicking 'Start Trial,' you agree to our Terms of Service and Cancellation Policy. You will not be charged today. After your 28-day free trial ends on {Dynamic Date: e.g., August 30, 2026}, your subscription will officially begin, and your card will be charged ${Price} for your first year. It will automatically renew annually until you cancel. You can cancel at any time in your Host Dashboard with one click."</w:t>
+      </w:r>
+    </w:p>
+    <w:p>
+      <w:r>
+        <w:rPr>
+          <w:rFonts w:ascii="Calibri" w:hAnsi="Calibri"/>
+        </w:rPr>
+        <w:t>Implementation Notes for Stripe: The checkout page must dynamically calculate and display the exact date the trial ends (do not just say "in 28 days"). Additionally, include a required explicit consent checkbox next to the disclaimer that says, "I understand I will be billed ${Price} on {Date} if I do not cancel."</w:t>
       </w:r>
     </w:p>
     <w:p>
@@ -1108,7 +1254,7 @@
         <w:rPr>
           <w:b/>
         </w:rPr>
-        <w:t>3.1 Core Focus</w:t>
+        <w:t>2.5 Marketing Positioning and Booking-Provider Boundary</w:t>
       </w:r>
       <w:r>
         <w:rPr>
@@ -1117,15 +1263,90 @@
           <w:color w:val="5A6470"/>
           <w:sz w:val="16"/>
         </w:rPr>
-        <w:t xml:space="preserve">  DSB-BOP-P3-001</w:t>
-      </w:r>
-    </w:p>
-    <w:p>
-      <w:r>
-        <w:rPr>
-          <w:rFonts w:ascii="Calibri" w:hAnsi="Calibri"/>
-        </w:rPr>
-        <w:t>This product operates strictly in the B2B short-term rental market.</w:t>
+        <w:t xml:space="preserve">  DSB-BOP-P3-005</w:t>
+      </w:r>
+    </w:p>
+    <w:p>
+      <w:r>
+        <w:rPr>
+          <w:rFonts w:ascii="Calibri" w:hAnsi="Calibri"/>
+        </w:rPr>
+        <w:t>DigiStayBook's marketing may emphasise that a welcoming, useful and memorable digital guest experience can improve overall guest sentiment and may encourage guests to leave more positive feedback on their official booking platform.</w:t>
+      </w:r>
+    </w:p>
+    <w:p>
+      <w:r>
+        <w:rPr>
+          <w:rFonts w:ascii="Calibri" w:hAnsi="Calibri"/>
+        </w:rPr>
+        <w:t>Approved host-facing marketing themes include:</w:t>
+      </w:r>
+    </w:p>
+    <w:p>
+      <w:pPr>
+        <w:pStyle w:val="ListBullet"/>
+      </w:pPr>
+      <w:r>
+        <w:rPr>
+          <w:rFonts w:ascii="Calibri" w:hAnsi="Calibri"/>
+        </w:rPr>
+        <w:t>"Create a more memorable guest experience."</w:t>
+      </w:r>
+    </w:p>
+    <w:p>
+      <w:pPr>
+        <w:pStyle w:val="ListBullet"/>
+      </w:pPr>
+      <w:r>
+        <w:rPr>
+          <w:rFonts w:ascii="Calibri" w:hAnsi="Calibri"/>
+        </w:rPr>
+        <w:t>"Help every stay feel personal, welcoming and well supported."</w:t>
+      </w:r>
+    </w:p>
+    <w:p>
+      <w:pPr>
+        <w:pStyle w:val="ListBullet"/>
+      </w:pPr>
+      <w:r>
+        <w:rPr>
+          <w:rFonts w:ascii="Calibri" w:hAnsi="Calibri"/>
+        </w:rPr>
+        <w:t>"A better guest experience may encourage more positive feedback on the official booking platform."</w:t>
+      </w:r>
+    </w:p>
+    <w:p>
+      <w:r>
+        <w:rPr>
+          <w:rFonts w:ascii="Calibri" w:hAnsi="Calibri"/>
+        </w:rPr>
+        <w:t>Marketing must present improved reviews as a possible indirect benefit, not as a guaranteed result. Advertising must not promise a particular star rating, a guaranteed increase in review volume, higher revenue or preferred treatment by a booking provider. Guest-facing product flows must not request a particular rating, solicit a provider review, transfer guestbook content into a provider review, or direct a guest into a provider review form.</w:t>
+      </w:r>
+    </w:p>
+    <w:p>
+      <w:pPr>
+        <w:pStyle w:val="Heading1"/>
+      </w:pPr>
+      <w:r>
+        <w:rPr>
+          <w:b/>
+        </w:rPr>
+        <w:t>Part 3: Operational Workflows &amp; Communications</w:t>
+      </w:r>
+    </w:p>
+    <w:p>
+      <w:r>
+        <w:rPr>
+          <w:rFonts w:ascii="Calibri" w:hAnsi="Calibri"/>
+          <w:b/>
+        </w:rPr>
+        <w:t>Document hierarchy:</w:t>
+      </w:r>
+      <w:r>
+        <w:rPr>
+          <w:rFonts w:ascii="Calibri" w:hAnsi="Calibri"/>
+        </w:rPr>
+        <w:t xml:space="preserve"> Part 4 is the authoritative source for operational triggers, classifications, controls, timing and lifecycle requirements. Part 9 is an appendix containing the corresponding implementation-ready email copy and templates. The brief email descriptions in Part 4 are intentional operational summaries, not duplicate template copy. If an Appendix template conflicts with Part 4, Part 4 controls and the Appendix must be corrected.</w:t>
       </w:r>
     </w:p>
     <w:p>
@@ -1136,194 +1357,7 @@
         <w:rPr>
           <w:b/>
         </w:rPr>
-        <w:t>3.2 Operational Boundary (Support Level)</w:t>
-      </w:r>
-      <w:r>
-        <w:rPr>
-          <w:rFonts w:ascii="Consolas" w:hAnsi="Consolas"/>
-          <w:b w:val="0"/>
-          <w:color w:val="5A6470"/>
-          <w:sz w:val="16"/>
-        </w:rPr>
-        <w:t xml:space="preserve">  DSB-BOP-P3-002</w:t>
-      </w:r>
-    </w:p>
-    <w:p>
-      <w:r>
-        <w:rPr>
-          <w:rFonts w:ascii="Calibri" w:hAnsi="Calibri"/>
-        </w:rPr>
-        <w:t>To protect operational capacity and eliminate administrative support fatigue, the platform enforces strict communication boundaries: No Guest-to-Host Messaging: The platform will explicitly not feature a direct communication link or messaging system between guests and hosts. Guests cannot message hosts to ask questions or request support. However, guests are permitted to send one-way, text-only private feedback upon checkout (e.g., reporting a broken appliance), which does not require or allow a host reply. If a guest has an issue with the property, they must contact the host through their original booking provider (e.g., Airbnb, VRBO, Booking.com). No Guest Stay Support: DigiStayBook does not provide booking, property, maintenance or in-stay support to guests. Guests seeking help with their reservation or the property are directed to the host through their original booking platform. This boundary does not prevent a guest from contacting DigiStayBook through the public Privacy &amp; Safety route about personal-data rights, content safety or the operation of DigiStayBook's reporting tools. No Maintenance Ticketing: In-app "maintenance reporting" or "issue ticketing" features will NOT be built, as they violate the core tenet of zero administrative burden for the host. All stay-related issues must remain on the primary booking platform. Host-Initiated Malicious Guest Escalations: To protect hosts from targeted harassment or spam without pulling internal operations into standard guest-to-host disputes, Hosts are provided a "Report to Platform" option in their dashboard for severe offenses only. This routes the report and relevant security context to Internal Operations. Proportionate controls may include rate limits, duplicate-report suppression, temporary session restrictions and short-lived pseudonymous abuse keys. These controls do not create persistent cross-session identifiers, and security records are retained only for the bounded period defined in the approved retention schedule.</w:t>
-      </w:r>
-    </w:p>
-    <w:p>
-      <w:pPr>
-        <w:pStyle w:val="Heading2"/>
-      </w:pPr>
-      <w:r>
-        <w:rPr>
-          <w:b/>
-        </w:rPr>
-        <w:t>3.3 Onboarding &amp; Revenue Safeguards</w:t>
-      </w:r>
-      <w:r>
-        <w:rPr>
-          <w:rFonts w:ascii="Consolas" w:hAnsi="Consolas"/>
-          <w:b w:val="0"/>
-          <w:color w:val="5A6470"/>
-          <w:sz w:val="16"/>
-        </w:rPr>
-        <w:t xml:space="preserve">  DSB-BOP-P3-003</w:t>
-      </w:r>
-    </w:p>
-    <w:p>
-      <w:r>
-        <w:rPr>
-          <w:rFonts w:ascii="Calibri" w:hAnsi="Calibri"/>
-        </w:rPr>
-        <w:t>To accommodate multi-property hosts and delay payment friction, the system enforces a strict multi-stage boundary: Account Setup: The host registers using a standard email/password combination or via single sign-on (SSO) options (e.g., a Google Account). They are not asked for property details or payment at this stage. The registration form includes a clear, un-ticked checkbox requesting explicit consent to receive marketing and promotional communications. The consent event stores the Host UID and normalised address, UTC timestamp, form/source identifier, exact consent wording and version, and resulting consent status. Consent is not inferred from account creation or acceptance of the Terms. Property Creation &amp; The Pre-Activation Gate: The host adds a property from their dashboard and completes the "Anti-Blank Wall Setup" by either uploading a custom post or selecting a default placeholder. They have full access to the dedicated Property Page to customise themes and view a live preview, but live routing URLs and downloadable QR code kits remain hard-locked until activation. A booking-provider listing URL is not required for a review prompt or review-transfer feature. Checkout: The host clicks 'Activate Property' and completes the checkout flow via the payment processor. Only when a valid payment method is successfully authorized (or a 100% discounted total via coupon is confirmed) does that specific property become active, unlocking link generation and dynamic QR compilation.</w:t>
-      </w:r>
-    </w:p>
-    <w:p>
-      <w:pPr>
-        <w:pStyle w:val="Heading2"/>
-      </w:pPr>
-      <w:r>
-        <w:rPr>
-          <w:b/>
-        </w:rPr>
-        <w:t>3.4 Dynamic Billing Architecture</w:t>
-      </w:r>
-      <w:r>
-        <w:rPr>
-          <w:rFonts w:ascii="Consolas" w:hAnsi="Consolas"/>
-          <w:b w:val="0"/>
-          <w:color w:val="5A6470"/>
-          <w:sz w:val="16"/>
-        </w:rPr>
-        <w:t xml:space="preserve">  DSB-BOP-P3-004</w:t>
-      </w:r>
-    </w:p>
-    <w:p>
-      <w:r>
-        <w:rPr>
-          <w:rFonts w:ascii="Calibri" w:hAnsi="Calibri"/>
-        </w:rPr>
-        <w:t>Tiers: Monthly Subscription (~$USD10/mo) and Annual Subscription (~$USD100/yr). Localization Rules: Prices must render in the host's native point-of-sale currency (e.g., AUD, GBP, EUR, USD) and must be cleanly rounded to the nearest whole unit. Promo/Coupon Codes: The checkout infrastructure must include a field for Stripe promotional codes. While not actively marketed at MVP launch, this feature allows for future promotional campaigns and, crucially, enables internal testing in the live production environment (e.g., using a 100% off coupon to activate a property) without incurring actual Stripe charges. Renewals: Handled automatically on a recurring basis at the locked-in localized rate. No manual invoicing required. Checkout Microcopy &amp; Stripe Compliance: The checkout page must display clear terms to prevent chargebacks, structured as follows: Option A (For Monthly Subscriptions): "Start your 28-day free trial. By providing your payment information and clicking 'Start Trial,' you agree to our Terms of Service and Cancellation Policy. You will not be charged today. After your 28-day free trial ends on {Dynamic Date: e.g., August 30, 2026}, your subscription will automatically renew at ${Price}/month until you cancel. You can cancel at any time in your Host Dashboard with one click." Option B (For Annual Subscriptions): "Start your 28-day free trial. By providing your payment information and clicking 'Start Trial,' you agree to our Terms of Service and Cancellation Policy. You will not be charged today. After your 28-day free trial ends on {Dynamic Date: e.g., August 30, 2026}, your subscription will officially begin, and your card will be charged ${Price} for your first year. It will automatically renew annually until you cancel. You can cancel at any time in your Host Dashboard with one click." Implementation Notes for Stripe: The checkout page must dynamically calculate and display the exact date the trial ends (do not just say "in 28 days"). Additionally, include a required explicit consent checkbox next to the disclaimer that says, "I understand I will be billed ${Price} on {Date} if I do not cancel."</w:t>
-      </w:r>
-    </w:p>
-    <w:p>
-      <w:pPr>
-        <w:pStyle w:val="Heading2"/>
-      </w:pPr>
-      <w:r>
-        <w:rPr>
-          <w:b/>
-        </w:rPr>
-        <w:t>3.5 Marketing Positioning and Booking-Provider Boundary</w:t>
-      </w:r>
-      <w:r>
-        <w:rPr>
-          <w:rFonts w:ascii="Consolas" w:hAnsi="Consolas"/>
-          <w:b w:val="0"/>
-          <w:color w:val="5A6470"/>
-          <w:sz w:val="16"/>
-        </w:rPr>
-        <w:t xml:space="preserve">  DSB-BOP-P3-005</w:t>
-      </w:r>
-    </w:p>
-    <w:p>
-      <w:r>
-        <w:rPr>
-          <w:rFonts w:ascii="Calibri" w:hAnsi="Calibri"/>
-        </w:rPr>
-        <w:t>DigiStayBook's marketing may emphasise that a welcoming, useful and memorable digital guest experience can improve overall guest sentiment and may encourage guests to leave more positive feedback on their official booking platform.</w:t>
-      </w:r>
-    </w:p>
-    <w:p>
-      <w:r>
-        <w:rPr>
-          <w:rFonts w:ascii="Calibri" w:hAnsi="Calibri"/>
-        </w:rPr>
-        <w:t>Approved host-facing marketing themes include:</w:t>
-      </w:r>
-    </w:p>
-    <w:p>
-      <w:pPr>
-        <w:pStyle w:val="ListBullet"/>
-      </w:pPr>
-      <w:r>
-        <w:rPr>
-          <w:rFonts w:ascii="Calibri" w:hAnsi="Calibri"/>
-        </w:rPr>
-        <w:t>"Create a more memorable guest experience."</w:t>
-      </w:r>
-    </w:p>
-    <w:p>
-      <w:pPr>
-        <w:pStyle w:val="ListBullet"/>
-      </w:pPr>
-      <w:r>
-        <w:rPr>
-          <w:rFonts w:ascii="Calibri" w:hAnsi="Calibri"/>
-        </w:rPr>
-        <w:t>"Help every stay feel personal, welcoming and well supported."</w:t>
-      </w:r>
-    </w:p>
-    <w:p>
-      <w:pPr>
-        <w:pStyle w:val="ListBullet"/>
-      </w:pPr>
-      <w:r>
-        <w:rPr>
-          <w:rFonts w:ascii="Calibri" w:hAnsi="Calibri"/>
-        </w:rPr>
-        <w:t>"A better guest experience may encourage more positive feedback on the official booking platform."</w:t>
-      </w:r>
-    </w:p>
-    <w:p>
-      <w:r>
-        <w:rPr>
-          <w:rFonts w:ascii="Calibri" w:hAnsi="Calibri"/>
-        </w:rPr>
-        <w:t>Marketing must present improved reviews as a possible indirect benefit, not as a guaranteed result. Advertising must not promise a particular star rating, a guaranteed increase in review volume, higher revenue or preferred treatment by a booking provider. Guest-facing product flows must not request a particular rating, solicit a provider review, transfer guestbook content into a provider review, or direct a guest into a provider review form.</w:t>
-      </w:r>
-    </w:p>
-    <w:p>
-      <w:pPr>
-        <w:pStyle w:val="Heading1"/>
-      </w:pPr>
-      <w:r>
-        <w:rPr>
-          <w:b/>
-        </w:rPr>
-        <w:t>Part 4: Operational Workflows &amp; Communications</w:t>
-      </w:r>
-    </w:p>
-    <w:p>
-      <w:r>
-        <w:rPr>
-          <w:rFonts w:ascii="Calibri" w:hAnsi="Calibri"/>
-          <w:b/>
-        </w:rPr>
-        <w:t>Document hierarchy:</w:t>
-      </w:r>
-      <w:r>
-        <w:rPr>
-          <w:rFonts w:ascii="Calibri" w:hAnsi="Calibri"/>
-        </w:rPr>
-        <w:t xml:space="preserve"> Part 4 is the authoritative source for operational triggers, classifications, controls, timing and lifecycle requirements. Part 9 is an appendix containing the corresponding implementation-ready email copy and templates. The brief email descriptions in Part 4 are intentional operational summaries, not duplicate template copy. If an Appendix template conflicts with Part 4, Part 4 controls and the Appendix must be corrected.</w:t>
-      </w:r>
-    </w:p>
-    <w:p>
-      <w:pPr>
-        <w:pStyle w:val="Heading2"/>
-      </w:pPr>
-      <w:r>
-        <w:rPr>
-          <w:b/>
-        </w:rPr>
-        <w:t>4.0 Commercial Messaging Compliance (Spam Act 2003)</w:t>
+        <w:t>3.1 Commercial Messaging Compliance (Spam Act 2003)</w:t>
       </w:r>
       <w:r>
         <w:rPr>
@@ -2689,7 +2723,7 @@
         <w:rPr>
           <w:b/>
         </w:rPr>
-        <w:t>4.1 Host Email Lifecycle</w:t>
+        <w:t>3.2 Host Email Lifecycle</w:t>
       </w:r>
       <w:r>
         <w:rPr>
@@ -2706,7 +2740,23 @@
         <w:rPr>
           <w:rFonts w:ascii="Calibri" w:hAnsi="Calibri"/>
         </w:rPr>
-        <w:t xml:space="preserve">The Account Creation Confirmation: Fired instantly when a Host signs up via email or SSO. It confirms account creation, identifies the account email and links to the secure dashboard. It is transactional and contains no trial, upgrade or promotional CTA. Optional onboarding promotions are a separate marketing sequence requiring consent. The Property Activation (Asset Delivery): Fired every time a host successfully completes checkout and activates a property (whether it is their first or fiftieth property). It delivers the specific high-resolution QR code kit for that location and prompts the host to manage their foundational posts. The Moderation Alert (AI or Guest Flag): Fired when the AI moderation system flags a guest post or when the reporting endpoint changes a post to </w:t>
+        <w:t>The Account Creation Confirmation: Fired instantly when a Host signs up via email or SSO. It confirms account creation, identifies the account email and links to the secure dashboard. It is transactional and contains no trial, upgrade or promotional CTA. Optional onboarding promotions are a separate marketing sequence requiring consent.</w:t>
+      </w:r>
+    </w:p>
+    <w:p>
+      <w:r>
+        <w:rPr>
+          <w:rFonts w:ascii="Calibri" w:hAnsi="Calibri"/>
+        </w:rPr>
+        <w:t>The Property Activation (Asset Delivery): Fired every time a host successfully completes checkout and activates a property (whether it is their first or fiftieth property). It delivers the specific high-resolution QR code kit for that location and prompts the host to manage their foundational posts.</w:t>
+      </w:r>
+    </w:p>
+    <w:p>
+      <w:r>
+        <w:rPr>
+          <w:rFonts w:ascii="Calibri" w:hAnsi="Calibri"/>
+        </w:rPr>
+        <w:t xml:space="preserve">The Moderation Alert (AI or Guest Flag): Fired when the AI moderation system flags a guest post or when the reporting endpoint changes a post to </w:t>
       </w:r>
       <w:r>
         <w:rPr>
@@ -2734,7 +2784,55 @@
         <w:rPr>
           <w:rFonts w:ascii="Calibri" w:hAnsi="Calibri"/>
         </w:rPr>
-        <w:t xml:space="preserve"> create an internal Privacy &amp; Safety alert instead of incorrectly telling the Host that a post was hidden. Trial Expiry Notice: As a courtesy, an automated email reminder is sent to the host's registered email address prior to the conclusion of their 28-day free trial. Automated Monthly Receipts: Delivered immediately after the billing cycle with a clean, itemised invoice and the wording "Keep this invoice for your records." The receipt is transactional and contains no tax advice or promotional copy. General upcoming renewal reminders for standard paid monthly subscriptions are not sent; annual renewal and initial trial-expiry notices remain separate transactional messages. Card Expiring Soon (Pre-Dunning): Fired automatically via Stripe 30 days before the active credit card on file expires to preemptively avoid failed payments and grace periods. Failed Payment Flow (The Grace Period): Fired immediately if a payment fails. The system grants a 14-day soft grace period where the property memory wall remains fully active for checking-in guests to better accommodate B2B operators. The email provides a polite warning and a secure link to update payment details before suspension. Service Suspension (The Final Notice): Fired immediately after the 14-day soft grace period concludes following a failed payment. Confirms that the QR code is now deactivated and provides a "Reactivate Now" link to restore service. Crucially, deactivated QR codes do not lead to a broken URL or standard 404 error. Instead, they route to a beautifully designed, professional fallback page that simply states: "This property's digital guestbook is temporarily offline." This protects the host's professional image with their in-house guests even if they missed a payment. Cancellation Confirmation: Fired instantly upon dashboard account closure, confirming the termination and noting the precise date service will cease.</w:t>
+        <w:t xml:space="preserve"> create an internal Privacy &amp; Safety alert instead of incorrectly telling the Host that a post was hidden.</w:t>
+      </w:r>
+    </w:p>
+    <w:p>
+      <w:r>
+        <w:rPr>
+          <w:rFonts w:ascii="Calibri" w:hAnsi="Calibri"/>
+        </w:rPr>
+        <w:t>Trial Expiry Notice: As a courtesy, an automated email reminder is sent to the host's registered email address prior to the conclusion of their 28-day free trial.</w:t>
+      </w:r>
+    </w:p>
+    <w:p>
+      <w:r>
+        <w:rPr>
+          <w:rFonts w:ascii="Calibri" w:hAnsi="Calibri"/>
+        </w:rPr>
+        <w:t>Automated Monthly Receipts: Delivered immediately after the billing cycle with a clean, itemised invoice and the wording "Keep this invoice for your records." The receipt is transactional and contains no tax advice or promotional copy. General upcoming renewal reminders for standard paid monthly subscriptions are not sent; annual renewal and initial trial-expiry notices remain separate transactional messages.</w:t>
+      </w:r>
+    </w:p>
+    <w:p>
+      <w:r>
+        <w:rPr>
+          <w:rFonts w:ascii="Calibri" w:hAnsi="Calibri"/>
+        </w:rPr>
+        <w:t>Card Expiring Soon (Pre-Dunning): Fired automatically via Stripe 30 days before the active credit card on file expires to preemptively avoid failed payments and grace periods.</w:t>
+      </w:r>
+    </w:p>
+    <w:p>
+      <w:r>
+        <w:rPr>
+          <w:rFonts w:ascii="Calibri" w:hAnsi="Calibri"/>
+        </w:rPr>
+        <w:t>Failed Payment Flow (The Grace Period): Fired immediately if a payment fails. The system grants a 14-day soft grace period where the property memory wall remains fully active for checking-in guests to better accommodate B2B operators. The email provides a polite warning and a secure link to update payment details before suspension.</w:t>
+      </w:r>
+    </w:p>
+    <w:p>
+      <w:r>
+        <w:rPr>
+          <w:rFonts w:ascii="Calibri" w:hAnsi="Calibri"/>
+        </w:rPr>
+        <w:t>Service Suspension (The Final Notice): Fired immediately after the 14-day soft grace period concludes following a failed payment. Confirms that the QR code is now deactivated and provides a "Reactivate Now" link to restore service. Crucially, deactivated QR codes do not lead to a broken URL or standard 404 error. Instead, they route to a beautifully designed, professional fallback page that simply states: "This property's digital guestbook is temporarily offline." This protects the host's professional image with their in-house guests even if they missed a payment.</w:t>
+      </w:r>
+    </w:p>
+    <w:p>
+      <w:r>
+        <w:rPr>
+          <w:rFonts w:ascii="Calibri" w:hAnsi="Calibri"/>
+        </w:rPr>
+        <w:t>Cancellation Confirmation: Fired instantly upon dashboard account closure, confirming the termination and noting the precise date service will cease.</w:t>
       </w:r>
     </w:p>
     <w:p>
@@ -2745,7 +2843,7 @@
         <w:rPr>
           <w:b/>
         </w:rPr>
-        <w:t>4.2 Lead-Nurturing Cart Abandonment Sequence</w:t>
+        <w:t>3.3 Lead-Nurturing Cart Abandonment Sequence</w:t>
       </w:r>
       <w:r>
         <w:rPr>
@@ -2762,7 +2860,47 @@
         <w:rPr>
           <w:rFonts w:ascii="Calibri" w:hAnsi="Calibri"/>
         </w:rPr>
-        <w:t>(Compliance Note: As commercial messages, all emails in this sequence must contain a functional unsubscribe link in the footer and clearly identify the sender to comply with ACMA spam regulations.) Trigger: Fires if a host names a property but exits before clicking "Activate Property" and completing checkout. (Note: This sequence only fires if the host explicitly checked the marketing consent opt-in box during Account Setup). Email 1 (1 Hour Post-Abandonment): Initial check-in asking if they hit a snag, directing them to the FAQ and explaining the intended guest-experience value without promising changes in guest behaviour or property outcomes. Email 2 (24 Hours Post-Abandonment): Focuses on the guest-experience value—explaining that a warmer, more useful and memorable stay may encourage more positive feedback on the host's official booking platform, without guaranteeing a review outcome. Email 3 (3 Days Post-Abandonment): May state: "DigiStayBook may be deductible as a business expense. Eligibility depends on your circumstances and business use; seek tax advice." It must not claim guaranteed property protection, savings or financial returns. Email 4 (Day 23 Post-Abandonment): Final seven-day warning that the unpaid property draft is scheduled for deletion on Day 30. The message must show the exact deletion date and must not imply the draft will remain available afterward.</w:t>
+        <w:t>(Compliance Note: As commercial messages, all emails in this sequence must contain a functional unsubscribe link in the footer and clearly identify the sender to comply with ACMA spam regulations.)</w:t>
+      </w:r>
+    </w:p>
+    <w:p>
+      <w:r>
+        <w:rPr>
+          <w:rFonts w:ascii="Calibri" w:hAnsi="Calibri"/>
+        </w:rPr>
+        <w:t>Trigger: Fires if a host names a property but exits before clicking "Activate Property" and completing checkout. (Note: This sequence only fires if the host explicitly checked the marketing consent opt-in box during Account Setup).</w:t>
+      </w:r>
+    </w:p>
+    <w:p>
+      <w:r>
+        <w:rPr>
+          <w:rFonts w:ascii="Calibri" w:hAnsi="Calibri"/>
+        </w:rPr>
+        <w:t>Email 1 (1 Hour Post-Abandonment): Initial check-in asking if they hit a snag, directing them to the FAQ and explaining the intended guest-experience value without promising changes in guest behaviour or property outcomes.</w:t>
+      </w:r>
+    </w:p>
+    <w:p>
+      <w:r>
+        <w:rPr>
+          <w:rFonts w:ascii="Calibri" w:hAnsi="Calibri"/>
+        </w:rPr>
+        <w:t>Email 2 (24 Hours Post-Abandonment): Focuses on the guest-experience value—explaining that a warmer, more useful and memorable stay may encourage more positive feedback on the host's official booking platform, without guaranteeing a review outcome.</w:t>
+      </w:r>
+    </w:p>
+    <w:p>
+      <w:r>
+        <w:rPr>
+          <w:rFonts w:ascii="Calibri" w:hAnsi="Calibri"/>
+        </w:rPr>
+        <w:t>Email 3 (3 Days Post-Abandonment): May state: "DigiStayBook may be deductible as a business expense. Eligibility depends on your circumstances and business use; seek tax advice." It must not claim guaranteed property protection, savings or financial returns.</w:t>
+      </w:r>
+    </w:p>
+    <w:p>
+      <w:r>
+        <w:rPr>
+          <w:rFonts w:ascii="Calibri" w:hAnsi="Calibri"/>
+        </w:rPr>
+        <w:t>Email 4 (Day 23 Post-Abandonment): Final seven-day warning that the unpaid property draft is scheduled for deletion on Day 30. The message must show the exact deletion date and must not imply the draft will remain available afterward.</w:t>
       </w:r>
     </w:p>
     <w:p>
@@ -2773,7 +2911,7 @@
         <w:rPr>
           <w:b/>
         </w:rPr>
-        <w:t>4.3 Retention &amp; Engagement Lifecycle</w:t>
+        <w:t>3.4 Retention &amp; Engagement Lifecycle</w:t>
       </w:r>
       <w:r>
         <w:rPr>
@@ -2790,7 +2928,15 @@
         <w:rPr>
           <w:rFonts w:ascii="Calibri" w:hAnsi="Calibri"/>
         </w:rPr>
-        <w:t>(Compliance Note: As commercial messages, all emails in this sequence must contain a functional unsubscribe link in the footer and clearly identify the sender to comply with ACMA spam regulations.) The "Activation" Nudge (Day 7 Check-in):</w:t>
+        <w:t>(Compliance Note: As commercial messages, all emails in this sequence must contain a functional unsubscribe link in the footer and clearly identify the sender to comply with ACMA spam regulations.)</w:t>
+      </w:r>
+    </w:p>
+    <w:p>
+      <w:r>
+        <w:rPr>
+          <w:rFonts w:ascii="Calibri" w:hAnsi="Calibri"/>
+        </w:rPr>
+        <w:t>The "Activation" Nudge (Day 7 Check-in):</w:t>
       </w:r>
     </w:p>
     <w:p>
@@ -2878,7 +3024,63 @@
         <w:rPr>
           <w:rFonts w:ascii="Calibri" w:hAnsi="Calibri"/>
         </w:rPr>
-        <w:t>The Milestones (Triggers &amp; Content): 10 Scans (The Placement Milestone): Confirms that 10 scans were recorded; it does not prove that every guest read the content. 1st Memory (The First Contribution): Confirms that a Guest added the first memory to the wall; it does not prove a change in sentiment or behaviour. 50 Scans (The Engagement Milestone): Confirms that 50 scans were recorded; it does not prove reduced support demand. 10 Memories (The Engagement Milestone): Shows that multiple guests have actively contributed to the property's shared memory wall. 100 Scans (The Continued-Use Milestone): Reports continued scanning activity without claiming a specific operational outcome. 50 Memories (The Contribution Milestone): Confirms that 50 memories have been contributed without claiming a change in property status or guest behaviour. Annual Subscription Renewal Warning (Compliance &amp; Trust):</w:t>
+        <w:t>The Milestones (Triggers &amp; Content):</w:t>
+      </w:r>
+    </w:p>
+    <w:p>
+      <w:r>
+        <w:rPr>
+          <w:rFonts w:ascii="Calibri" w:hAnsi="Calibri"/>
+        </w:rPr>
+        <w:t>10 Scans (The Placement Milestone): Confirms that 10 scans were recorded; it does not prove that every guest read the content.</w:t>
+      </w:r>
+    </w:p>
+    <w:p>
+      <w:r>
+        <w:rPr>
+          <w:rFonts w:ascii="Calibri" w:hAnsi="Calibri"/>
+        </w:rPr>
+        <w:t>1st Memory (The First Contribution): Confirms that a Guest added the first memory to the wall; it does not prove a change in sentiment or behaviour.</w:t>
+      </w:r>
+    </w:p>
+    <w:p>
+      <w:r>
+        <w:rPr>
+          <w:rFonts w:ascii="Calibri" w:hAnsi="Calibri"/>
+        </w:rPr>
+        <w:t>50 Scans (The Engagement Milestone): Confirms that 50 scans were recorded; it does not prove reduced support demand.</w:t>
+      </w:r>
+    </w:p>
+    <w:p>
+      <w:r>
+        <w:rPr>
+          <w:rFonts w:ascii="Calibri" w:hAnsi="Calibri"/>
+        </w:rPr>
+        <w:t>10 Memories (The Engagement Milestone): Shows that multiple guests have actively contributed to the property's shared memory wall.</w:t>
+      </w:r>
+    </w:p>
+    <w:p>
+      <w:r>
+        <w:rPr>
+          <w:rFonts w:ascii="Calibri" w:hAnsi="Calibri"/>
+        </w:rPr>
+        <w:t>100 Scans (The Continued-Use Milestone): Reports continued scanning activity without claiming a specific operational outcome.</w:t>
+      </w:r>
+    </w:p>
+    <w:p>
+      <w:r>
+        <w:rPr>
+          <w:rFonts w:ascii="Calibri" w:hAnsi="Calibri"/>
+        </w:rPr>
+        <w:t>50 Memories (The Contribution Milestone): Confirms that 50 memories have been contributed without claiming a change in property status or guest behaviour.</w:t>
+      </w:r>
+    </w:p>
+    <w:p>
+      <w:r>
+        <w:rPr>
+          <w:rFonts w:ascii="Calibri" w:hAnsi="Calibri"/>
+        </w:rPr>
+        <w:t>Annual Subscription Renewal Warning (Compliance &amp; Trust):</w:t>
       </w:r>
     </w:p>
     <w:p>
@@ -3005,7 +3207,7 @@
         <w:rPr>
           <w:b/>
         </w:rPr>
-        <w:t>4.4 Internal Admin Lifecycle &amp; Moderation</w:t>
+        <w:t>3.5 Internal Admin Lifecycle &amp; Moderation</w:t>
       </w:r>
       <w:r>
         <w:rPr>
@@ -3022,26 +3224,23 @@
         <w:rPr>
           <w:rFonts w:ascii="Calibri" w:hAnsi="Calibri"/>
         </w:rPr>
-        <w:t>To protect margins and prevent operational bottlenecking as the platform scales, internal team moderation is strictly limited to an "Escalation-Only" model, managed via a hidden Admin URL (e.g., admin.digistaybook.com). The Daily Sweep (Operations): The internal operations team executes a single daily review of the "Critical Escalation Queue." This queue only contains items flagged by the AI as severe legal liabilities or manual Host-Initiated Escalations. Operations resolves each case by restricting the content and associated session where proportionate, retaining a restricted case only for the approved review period, securely deleting content when review and legal-retention needs end, or downgrading a false positive to Host Review. Monthly AI Tuning (Quality Assurance): To ensure the AI moderation filters are not overly aggressive (which creates guest friction), the operations team reviews a random sample of 50 standard AI-flagged posts monthly. If the false-positive rate exceeds acceptable margins, the confidence threshold of the image moderation API is adjusted down to reduce unnecessary "Pending" states.</w:t>
-      </w:r>
-    </w:p>
-    <w:p>
-      <w:pPr>
-        <w:pStyle w:val="Heading1"/>
-      </w:pPr>
-      <w:r>
-        <w:rPr>
-          <w:b/>
-        </w:rPr>
-        <w:t>Part 5: Future Expansion Roadmap (Post-MVP)</w:t>
-      </w:r>
-    </w:p>
-    <w:p>
-      <w:r>
-        <w:rPr>
-          <w:rFonts w:ascii="Calibri" w:hAnsi="Calibri"/>
-        </w:rPr>
-        <w:t>These modules will be built after the MVP is stable. They are focused on scaling acquisition and engagement without adding operational bloat.</w:t>
+        <w:t>To protect margins and prevent operational bottlenecking as the platform scales, internal team moderation is strictly limited to an "Escalation-Only" model, managed via a hidden Admin URL (e.g., admin.digistaybook.com).</w:t>
+      </w:r>
+    </w:p>
+    <w:p>
+      <w:r>
+        <w:rPr>
+          <w:rFonts w:ascii="Calibri" w:hAnsi="Calibri"/>
+        </w:rPr>
+        <w:t>The Daily Sweep (Operations): The internal operations team executes a single daily review of the "Critical Escalation Queue." This queue only contains items flagged by the AI as severe legal liabilities or manual Host-Initiated Escalations. Operations resolves each case by restricting the content and associated session where proportionate, retaining a restricted case only for the approved review period, securely deleting content when review and legal-retention needs end, or downgrading a false positive to Host Review.</w:t>
+      </w:r>
+    </w:p>
+    <w:p>
+      <w:r>
+        <w:rPr>
+          <w:rFonts w:ascii="Calibri" w:hAnsi="Calibri"/>
+        </w:rPr>
+        <w:t>Monthly AI Tuning (Quality Assurance): To ensure the AI moderation filters are not overly aggressive (which creates guest friction), the operations team reviews a random sample of 50 standard AI-flagged posts monthly. If the false-positive rate exceeds acceptable margins, the confidence threshold of the image moderation API is adjusted down to reduce unnecessary "Pending" states.</w:t>
       </w:r>
     </w:p>
     <w:p>
@@ -3052,7 +3251,7 @@
         <w:rPr>
           <w:b/>
         </w:rPr>
-        <w:t>5.1 Affiliate &amp; Referral Marketing Engine</w:t>
+        <w:t>3.6 Automated Takedown &amp; Reporting State Model</w:t>
       </w:r>
       <w:r>
         <w:rPr>
@@ -3061,46 +3260,42 @@
           <w:color w:val="5A6470"/>
           <w:sz w:val="16"/>
         </w:rPr>
-        <w:t xml:space="preserve">  DSB-BOP-P5-001</w:t>
-      </w:r>
-    </w:p>
-    <w:p>
-      <w:r>
-        <w:rPr>
-          <w:rFonts w:ascii="Calibri" w:hAnsi="Calibri"/>
-          <w:b/>
-        </w:rPr>
-        <w:t>Goal:</w:t>
-      </w:r>
-      <w:r>
-        <w:rPr>
-          <w:rFonts w:ascii="Calibri" w:hAnsi="Calibri"/>
-        </w:rPr>
-        <w:t xml:space="preserve"> Create an attributable host-acquisition channel through peer-to-peer and influencer referrals without promising a particular conversion or revenue outcome. </w:t>
-      </w:r>
-      <w:r>
-        <w:rPr>
-          <w:rFonts w:ascii="Calibri" w:hAnsi="Calibri"/>
-          <w:b/>
-        </w:rPr>
-        <w:t>Workflow:</w:t>
-      </w:r>
-      <w:r>
-        <w:rPr>
-          <w:rFonts w:ascii="Calibri" w:hAnsi="Calibri"/>
-        </w:rPr>
-        <w:t xml:space="preserve"> Affiliates generate leads via unique tracking links. Billing Rule: To prioritize upfront cash flow, commissions are only paid out on Annual Subscription sales. The payout is 40% of the first year's revenue, ensuring the commission dynamically scales with localized pricing (e.g., if a user pays the equivalent of $50 USD in their local currency, the payout is $20 USD). Affiliate Payout Notification: A transactional email triggered to confirm a successful referral and the applicable payout. It contains the payment facts only. Any request to share again or promote DigiStayBook is sent separately as marketing and requires recorded consent, a send-time suppression check, sender details and unsubscribe.</w:t>
-      </w:r>
-    </w:p>
-    <w:p>
-      <w:pPr>
-        <w:pStyle w:val="Heading2"/>
-      </w:pPr>
-      <w:r>
-        <w:rPr>
-          <w:b/>
-        </w:rPr>
-        <w:t>5.2 Contextual Location-Based Writing Prompts</w:t>
+        <w:t xml:space="preserve">  DSB-BOP-P4-006</w:t>
+      </w:r>
+    </w:p>
+    <w:p>
+      <w:r>
+        <w:rPr>
+          <w:rFonts w:ascii="Calibri" w:hAnsi="Calibri"/>
+        </w:rPr>
+        <w:t>Graceful Pending UI State: To prevent guests from assuming the app is broken if their post is caught by the AI moderation filters (including false positives), the client-side upload tool must handle flagged content gracefully. Instead of a standard post appearing in the feed, the guest receives a specific success modal: "Memory added! Your host is reviewing this post to add it to the public wall." This prevents frustrated guests from repeatedly attempting to upload the same images.</w:t>
+      </w:r>
+    </w:p>
+    <w:p>
+      <w:r>
+        <w:rPr>
+          <w:rFonts w:ascii="Calibri" w:hAnsi="Calibri"/>
+        </w:rPr>
+        <w:t>Automated Takedown / The Privacy Request Modal (Secured): Every post on the public wall features a subtle "Report" icon. The modal collects a reason, including "Privacy - I want my content removed," and sends it to the server-controlled reporting endpoint. When the server accepts an ordinary report, the post is hidden immediately and routed to the Host's Privacy &amp; Takedown Requests queue. If the Host does not resolve a privacy request within 14 days, it escalates automatically to Privacy &amp; Safety Operations and the approved deletion workflow.</w:t>
+      </w:r>
+    </w:p>
+    <w:p>
+      <w:r>
+        <w:rPr>
+          <w:rFonts w:ascii="Calibri" w:hAnsi="Calibri"/>
+        </w:rPr>
+        <w:t>Graceful Rate Limiting: The client displays the same neutral acknowledgement for every syntactically valid report: "Report received. It will be reviewed." It does not claim that deletion was approved or reveal whether visibility changed. The server verifies App Check, deduplicates the same reporter/post combination, applies the per-reporter and per-wall thresholds, and records the outcome. Reports in a circuit-breaker state are retained for internal review rather than silently discarded.</w:t>
+      </w:r>
+    </w:p>
+    <w:p>
+      <w:pPr>
+        <w:pStyle w:val="Heading3"/>
+      </w:pPr>
+      <w:r>
+        <w:rPr>
+          <w:b/>
+        </w:rPr>
+        <w:t>Authoritative Reporting State Model</w:t>
       </w:r>
       <w:r>
         <w:rPr>
@@ -3109,35 +3304,209 @@
           <w:color w:val="5A6470"/>
           <w:sz w:val="16"/>
         </w:rPr>
-        <w:t xml:space="preserve">  DSB-BOP-P5-002</w:t>
-      </w:r>
-    </w:p>
-    <w:p>
-      <w:r>
-        <w:rPr>
-          <w:rFonts w:ascii="Calibri" w:hAnsi="Calibri"/>
-          <w:b/>
-        </w:rPr>
-        <w:t>Goal:</w:t>
-      </w:r>
-      <w:r>
-        <w:rPr>
-          <w:rFonts w:ascii="Calibri" w:hAnsi="Calibri"/>
-        </w:rPr>
-        <w:t xml:space="preserve"> Make it easier for guests to begin writing by providing tailored prompts. This may support participation, but no upload-rate increase is promised. </w:t>
-      </w:r>
-      <w:r>
-        <w:rPr>
-          <w:rFonts w:ascii="Calibri" w:hAnsi="Calibri"/>
-          <w:b/>
-        </w:rPr>
-        <w:t>Workflow:</w:t>
-      </w:r>
-      <w:r>
-        <w:rPr>
-          <w:rFonts w:ascii="Calibri" w:hAnsi="Calibri"/>
-        </w:rPr>
-        <w:t xml:space="preserve"> Hosts select a property archetype from a predefined list (e.g., Default, Beach, Mountain/Country, Urban/City) within their settings. When guests scan the QR code, the system reads this archetype and dynamically displays location-aware placeholder text (e.g., "Our favorite hiking trail nearby was..." for Mountain properties).</w:t>
+        <w:t xml:space="preserve">  DSB-BOP-P2-005</w:t>
+      </w:r>
+    </w:p>
+    <w:p>
+      <w:r>
+        <w:rPr>
+          <w:rFonts w:ascii="Calibri" w:hAnsi="Calibri"/>
+        </w:rPr>
+        <w:t>All modifications to a post's visibility and its active report status are exclusively governed by a single transactional server endpoint. This strict architecture ensures that client-side actions and direct Firestore writes can never be used to improperly hide, restore, or delete another guest's post.</w:t>
+      </w:r>
+    </w:p>
+    <w:p>
+      <w:pPr>
+        <w:pStyle w:val="ListBullet"/>
+      </w:pPr>
+      <w:r>
+        <w:rPr>
+          <w:rFonts w:ascii="Consolas" w:hAnsi="Consolas"/>
+          <w:color w:val="1F4D78"/>
+          <w:sz w:val="21"/>
+        </w:rPr>
+        <w:t>self_delete_scheduled</w:t>
+      </w:r>
+      <w:r>
+        <w:rPr>
+          <w:rFonts w:ascii="Calibri" w:hAnsi="Calibri"/>
+        </w:rPr>
+        <w:t>: An authenticated anonymous Guest session deletes its own post. The post hides immediately, deletion is scheduled and no Host verification is required.</w:t>
+      </w:r>
+    </w:p>
+    <w:p>
+      <w:pPr>
+        <w:pStyle w:val="ListBullet"/>
+      </w:pPr>
+      <w:r>
+        <w:rPr>
+          <w:rFonts w:ascii="Consolas" w:hAnsi="Consolas"/>
+          <w:color w:val="1F4D78"/>
+          <w:sz w:val="21"/>
+        </w:rPr>
+        <w:t>hidden_pending_review</w:t>
+      </w:r>
+      <w:r>
+        <w:rPr>
+          <w:rFonts w:ascii="Calibri" w:hAnsi="Calibri"/>
+        </w:rPr>
+        <w:t>: The server accepts an ordinary report from a reporter who is not in an abuse state. The post hides immediately, the Host is notified and the 14-day privacy SLA begins where applicable.</w:t>
+      </w:r>
+    </w:p>
+    <w:p>
+      <w:pPr>
+        <w:pStyle w:val="ListBullet"/>
+      </w:pPr>
+      <w:r>
+        <w:rPr>
+          <w:rFonts w:ascii="Consolas" w:hAnsi="Consolas"/>
+          <w:color w:val="1F4D78"/>
+          <w:sz w:val="21"/>
+        </w:rPr>
+        <w:t>suspected_abuse_no_visibility_change</w:t>
+      </w:r>
+      <w:r>
+        <w:rPr>
+          <w:rFonts w:ascii="Calibri" w:hAnsi="Calibri"/>
+        </w:rPr>
+        <w:t>: The reporter or wall circuit breaker is active. The report is recorded and routed internally, but the report does not change the post's current visibility.</w:t>
+      </w:r>
+    </w:p>
+    <w:p>
+      <w:pPr>
+        <w:pStyle w:val="ListBullet"/>
+      </w:pPr>
+      <w:r>
+        <w:rPr>
+          <w:rFonts w:ascii="Consolas" w:hAnsi="Consolas"/>
+          <w:color w:val="1F4D78"/>
+          <w:sz w:val="21"/>
+        </w:rPr>
+        <w:t>confirmed_delete</w:t>
+      </w:r>
+      <w:r>
+        <w:rPr>
+          <w:rFonts w:ascii="Calibri" w:hAnsi="Calibri"/>
+        </w:rPr>
+        <w:t>: The Host or Privacy &amp; Safety Operations confirms deletion. Active copies delete within the retention schedule deadline.</w:t>
+      </w:r>
+    </w:p>
+    <w:p>
+      <w:pPr>
+        <w:pStyle w:val="ListBullet"/>
+      </w:pPr>
+      <w:r>
+        <w:rPr>
+          <w:rFonts w:ascii="Consolas" w:hAnsi="Consolas"/>
+          <w:color w:val="1F4D78"/>
+          <w:sz w:val="21"/>
+        </w:rPr>
+        <w:t>rejected_restored</w:t>
+      </w:r>
+      <w:r>
+        <w:rPr>
+          <w:rFonts w:ascii="Calibri" w:hAnsi="Calibri"/>
+        </w:rPr>
+        <w:t>: A report is rejected after review and no other open report or safety restriction applies. A previously hidden post is restored and the reporter outcome is added to the audit trail. A Host rejection alone does not mark a reporter as malicious; confirmed abuse requires the threshold or an internal determination.</w:t>
+      </w:r>
+    </w:p>
+    <w:p>
+      <w:r>
+        <w:rPr>
+          <w:rFonts w:ascii="Calibri" w:hAnsi="Calibri"/>
+          <w:b/>
+        </w:rPr>
+        <w:t>Reporter limits:</w:t>
+      </w:r>
+      <w:r>
+        <w:rPr>
+          <w:rFonts w:ascii="Calibri" w:hAnsi="Calibri"/>
+        </w:rPr>
+        <w:t xml:space="preserve"> Same reporter plus same post is deduplicated for 24 hours. Reporting 3 distinct posts on one wall within 10 minutes or 5 within 24 hours starts a 24-hour suspected-abuse cooldown. Two internally confirmed malicious-reporting cases within 90 days may create a restriction, linked to a keyed hash of the existing Firebase anonymous/account UID, lasting no more than 90 days. A cleared browser/session cannot be correlated through a newly invented device identity. Reporter restrictions expire automatically.</w:t>
+      </w:r>
+    </w:p>
+    <w:p>
+      <w:r>
+        <w:rPr>
+          <w:rFonts w:ascii="Calibri" w:hAnsi="Calibri"/>
+          <w:b/>
+        </w:rPr>
+        <w:t>Wall circuit breaker:</w:t>
+      </w:r>
+      <w:r>
+        <w:rPr>
+          <w:rFonts w:ascii="Calibri" w:hAnsi="Calibri"/>
+        </w:rPr>
+        <w:t xml:space="preserve"> Five distinct posts reported within 10 minutes across related reporter signals pauses new report-driven hides for that wall, alerts Privacy &amp; Safety Operations and leaves already hidden posts in review. An internal reviewer can still restrict a credible urgent safety report while the breaker is active.</w:t>
+      </w:r>
+    </w:p>
+    <w:p>
+      <w:r>
+        <w:rPr>
+          <w:rFonts w:ascii="Calibri" w:hAnsi="Calibri"/>
+        </w:rPr>
+        <w:t>[COLOR:#e63946]</w:t>
+      </w:r>
+      <w:r>
+        <w:rPr>
+          <w:rFonts w:ascii="Calibri" w:hAnsi="Calibri"/>
+          <w:b/>
+        </w:rPr>
+        <w:t>[CB]:</w:t>
+      </w:r>
+      <w:r>
+        <w:rPr>
+          <w:rFonts w:ascii="Calibri" w:hAnsi="Calibri"/>
+        </w:rPr>
+        <w:t xml:space="preserve"> research needs to find a product so this will change depending on product[/COLOR]</w:t>
+      </w:r>
+    </w:p>
+    <w:p>
+      <w:r>
+        <w:rPr>
+          <w:rFonts w:ascii="Calibri" w:hAnsi="Calibri"/>
+          <w:b/>
+        </w:rPr>
+        <w:t>Audit and notifications:</w:t>
+      </w:r>
+      <w:r>
+        <w:rPr>
+          <w:rFonts w:ascii="Calibri" w:hAnsi="Calibri"/>
+        </w:rPr>
+        <w:t xml:space="preserve"> Every transaction records the report ID, post/wall IDs, pseudonymous reporter key, reason, App Check result, threshold counters, previous/new visibility, status, timestamps and resolver without copying the reported media into the audit event. Hosts receive an immediate notification for </w:t>
+      </w:r>
+      <w:r>
+        <w:rPr>
+          <w:rFonts w:ascii="Consolas" w:hAnsi="Consolas"/>
+          <w:color w:val="1F4D78"/>
+          <w:sz w:val="21"/>
+        </w:rPr>
+        <w:t>hidden_pending_review</w:t>
+      </w:r>
+      <w:r>
+        <w:rPr>
+          <w:rFonts w:ascii="Calibri" w:hAnsi="Calibri"/>
+        </w:rPr>
+        <w:t>; circuit-breaker activity produces an internal alert. Restoration occurs only when the report is rejected and no other restriction remains.</w:t>
+      </w:r>
+    </w:p>
+    <w:p>
+      <w:pPr>
+        <w:pStyle w:val="Heading1"/>
+      </w:pPr>
+      <w:r>
+        <w:rPr>
+          <w:b/>
+        </w:rPr>
+        <w:t>Part 4: Future Expansion Roadmap (Post-MVP)</w:t>
+      </w:r>
+    </w:p>
+    <w:p>
+      <w:r>
+        <w:rPr>
+          <w:rFonts w:ascii="Calibri" w:hAnsi="Calibri"/>
+        </w:rPr>
+        <w:t>These modules will be built after the MVP is stable. They are focused on scaling acquisition and engagement without adding operational bloat.</w:t>
       </w:r>
     </w:p>
     <w:p>
@@ -3148,7 +3517,7 @@
         <w:rPr>
           <w:b/>
         </w:rPr>
-        <w:t>5.3 Dual-Carousel Tablet Display (Enterprise/Pro Tier)</w:t>
+        <w:t>4.1 Affiliate &amp; Referral Marketing Engine</w:t>
       </w:r>
       <w:r>
         <w:rPr>
@@ -3157,7 +3526,22 @@
           <w:color w:val="5A6470"/>
           <w:sz w:val="16"/>
         </w:rPr>
-        <w:t xml:space="preserve">  DSB-BOP-P5-003</w:t>
+        <w:t xml:space="preserve">  DSB-BOP-P5-001</w:t>
+      </w:r>
+    </w:p>
+    <w:p>
+      <w:r>
+        <w:rPr>
+          <w:rFonts w:ascii="Calibri" w:hAnsi="Calibri"/>
+          <w:b/>
+        </w:rPr>
+        <w:t>Goal:</w:t>
+      </w:r>
+      <w:r>
+        <w:rPr>
+          <w:rFonts w:ascii="Calibri" w:hAnsi="Calibri"/>
+        </w:rPr>
+        <w:t xml:space="preserve"> Create an attributable host-acquisition channel through peer-to-peer and influencer referrals without promising a particular conversion or revenue outcome.</w:t>
       </w:r>
     </w:p>
     <w:p>
@@ -3172,7 +3556,15 @@
         <w:rPr>
           <w:rFonts w:ascii="Calibri" w:hAnsi="Calibri"/>
         </w:rPr>
-        <w:t xml:space="preserve"> A dedicated UI built for hosts who wish to run a dedicated iPad/tablet on the counter. The interface will feature a left carousel for host-pinned guidelines and a right carousel for live community posts, alongside a persistent on-screen QR code for guests to interact via their personal phones.</w:t>
+        <w:t xml:space="preserve"> Affiliates generate leads via unique tracking links. Billing Rule: To prioritize upfront cash flow, commissions are only paid out on Annual Subscription sales. The payout is 40% of the first year's revenue, ensuring the commission dynamically scales with localized pricing (e.g., if a user pays the equivalent of $50 USD in their local currency, the payout is $20 USD).</w:t>
+      </w:r>
+    </w:p>
+    <w:p>
+      <w:r>
+        <w:rPr>
+          <w:rFonts w:ascii="Calibri" w:hAnsi="Calibri"/>
+        </w:rPr>
+        <w:t>Affiliate Payout Notification: A transactional email triggered to confirm a successful referral and the applicable payout. It contains the payment facts only. Any request to share again or promote DigiStayBook is sent separately as marketing and requires recorded consent, a send-time suppression check, sender details and unsubscribe.</w:t>
       </w:r>
     </w:p>
     <w:p>
@@ -3183,7 +3575,7 @@
         <w:rPr>
           <w:b/>
         </w:rPr>
-        <w:t>5.4 Direct Booking Retention Links</w:t>
+        <w:t>4.2 Contextual Location-Based Writing Prompts</w:t>
       </w:r>
       <w:r>
         <w:rPr>
@@ -3192,7 +3584,7 @@
           <w:color w:val="5A6470"/>
           <w:sz w:val="16"/>
         </w:rPr>
-        <w:t xml:space="preserve">  DSB-BOP-P5-004</w:t>
+        <w:t xml:space="preserve">  DSB-BOP-P5-002</w:t>
       </w:r>
     </w:p>
     <w:p>
@@ -3207,8 +3599,10 @@
         <w:rPr>
           <w:rFonts w:ascii="Calibri" w:hAnsi="Calibri"/>
         </w:rPr>
-        <w:t xml:space="preserve"> Give Hosts an optional direct channel for repeat-guest engagement that may reduce some third-party commission exposure where permitted. No repeat-booking, savings or financial-return outcome is guaranteed. </w:t>
-      </w:r>
+        <w:t xml:space="preserve"> Make it easier for guests to begin writing by providing tailored prompts. This may support participation, but no upload-rate increase is promised.</w:t>
+      </w:r>
+    </w:p>
+    <w:p>
       <w:r>
         <w:rPr>
           <w:rFonts w:ascii="Calibri" w:hAnsi="Calibri"/>
@@ -3220,7 +3614,15 @@
         <w:rPr>
           <w:rFonts w:ascii="Calibri" w:hAnsi="Calibri"/>
         </w:rPr>
-        <w:t xml:space="preserve"> Subject to booking-provider policy and legal review, allow Hosts to add a permanent direct-booking button or URL to their property feed. The feature must not imply endorsement by, integration with or preferred treatment from a booking provider.</w:t>
+        <w:t xml:space="preserve"> Hosts select a property archetype from a predefined list (e.g., Default, Beach, Mountain/Country, Urban/City) within their settings.</w:t>
+      </w:r>
+    </w:p>
+    <w:p>
+      <w:r>
+        <w:rPr>
+          <w:rFonts w:ascii="Calibri" w:hAnsi="Calibri"/>
+        </w:rPr>
+        <w:t>When guests scan the QR code, the system reads this archetype and dynamically displays location-aware placeholder text (e.g., "Our favorite hiking trail nearby was..." for Mountain properties).</w:t>
       </w:r>
     </w:p>
     <w:p>
@@ -3231,7 +3633,7 @@
         <w:rPr>
           <w:b/>
         </w:rPr>
-        <w:t>5.5 Client-Side Auto-Translation for House Manuals</w:t>
+        <w:t>4.3 Dual-Carousel Tablet Display (Enterprise/Pro Tier)</w:t>
       </w:r>
       <w:r>
         <w:rPr>
@@ -3240,23 +3642,10 @@
           <w:color w:val="5A6470"/>
           <w:sz w:val="16"/>
         </w:rPr>
-        <w:t xml:space="preserve">  DSB-BOP-P5-005</w:t>
-      </w:r>
-    </w:p>
-    <w:p>
-      <w:r>
-        <w:rPr>
-          <w:rFonts w:ascii="Calibri" w:hAnsi="Calibri"/>
-          <w:b/>
-        </w:rPr>
-        <w:t>Goal:</w:t>
-      </w:r>
-      <w:r>
-        <w:rPr>
-          <w:rFonts w:ascii="Calibri" w:hAnsi="Calibri"/>
-        </w:rPr>
-        <w:t xml:space="preserve"> Help international guests understand Host-written guidance by offering convenient machine translation, while clearly warning that automated translations may be inaccurate and do not replace authoritative safety instructions. </w:t>
-      </w:r>
+        <w:t xml:space="preserve">  DSB-BOP-P5-003</w:t>
+      </w:r>
+    </w:p>
+    <w:p>
       <w:r>
         <w:rPr>
           <w:rFonts w:ascii="Calibri" w:hAnsi="Calibri"/>
@@ -3268,26 +3657,7 @@
         <w:rPr>
           <w:rFonts w:ascii="Calibri" w:hAnsi="Calibri"/>
         </w:rPr>
-        <w:t xml:space="preserve"> Leverage standard mobile browser APIs to detect the guest's default language and offer a lightweight toggle to auto-translate the host's pinned text (like the Checkout Guide and How-Tos) into the guest's native language.</w:t>
-      </w:r>
-    </w:p>
-    <w:p>
-      <w:pPr>
-        <w:pStyle w:val="Heading1"/>
-      </w:pPr>
-      <w:r>
-        <w:rPr>
-          <w:b/>
-        </w:rPr>
-        <w:t>Part 6: Website Architecture &amp; Required Pages</w:t>
-      </w:r>
-    </w:p>
-    <w:p>
-      <w:r>
-        <w:rPr>
-          <w:rFonts w:ascii="Calibri" w:hAnsi="Calibri"/>
-        </w:rPr>
-        <w:t>This architecture accommodates multi-property hosts, delays payment friction, and centralizes management into a dedicated Property Page.</w:t>
+        <w:t xml:space="preserve"> A dedicated UI built for hosts who wish to run a dedicated iPad/tablet on the counter. The interface will feature a left carousel for host-pinned guidelines and a right carousel for live community posts, alongside a persistent on-screen QR code for guests to interact via their personal phones.</w:t>
       </w:r>
     </w:p>
     <w:p>
@@ -3298,7 +3668,7 @@
         <w:rPr>
           <w:b/>
         </w:rPr>
-        <w:t>6.1 The Home Page (Main Landing Page)</w:t>
+        <w:t>4.4 Direct Booking Retention Links</w:t>
       </w:r>
       <w:r>
         <w:rPr>
@@ -3307,35 +3677,37 @@
           <w:color w:val="5A6470"/>
           <w:sz w:val="16"/>
         </w:rPr>
-        <w:t xml:space="preserve">  DSB-BOP-P6-001</w:t>
-      </w:r>
-    </w:p>
-    <w:p>
-      <w:r>
-        <w:rPr>
-          <w:rFonts w:ascii="Calibri" w:hAnsi="Calibri"/>
-          <w:b/>
-        </w:rPr>
-        <w:t>What to display:</w:t>
-      </w:r>
-      <w:r>
-        <w:rPr>
-          <w:rFonts w:ascii="Calibri" w:hAnsi="Calibri"/>
-        </w:rPr>
-        <w:t xml:space="preserve"> Main headline and value proposition. The "About Us" story. Pricing plans. The 45-second video preview. Required Button: "Sign Up or Log In" </w:t>
-      </w:r>
-      <w:r>
-        <w:rPr>
-          <w:rFonts w:ascii="Calibri" w:hAnsi="Calibri"/>
-          <w:b/>
-        </w:rPr>
-        <w:t>Button Destination:</w:t>
-      </w:r>
-      <w:r>
-        <w:rPr>
-          <w:rFonts w:ascii="Calibri" w:hAnsi="Calibri"/>
-        </w:rPr>
-        <w:t xml:space="preserve"> Directs the user to the Sign-Up/Log-In Page.</w:t>
+        <w:t xml:space="preserve">  DSB-BOP-P5-004</w:t>
+      </w:r>
+    </w:p>
+    <w:p>
+      <w:r>
+        <w:rPr>
+          <w:rFonts w:ascii="Calibri" w:hAnsi="Calibri"/>
+          <w:b/>
+        </w:rPr>
+        <w:t>Goal:</w:t>
+      </w:r>
+      <w:r>
+        <w:rPr>
+          <w:rFonts w:ascii="Calibri" w:hAnsi="Calibri"/>
+        </w:rPr>
+        <w:t xml:space="preserve"> Give Hosts an optional direct channel for repeat-guest engagement that may reduce some third-party commission exposure where permitted. No repeat-booking, savings or financial-return outcome is guaranteed.</w:t>
+      </w:r>
+    </w:p>
+    <w:p>
+      <w:r>
+        <w:rPr>
+          <w:rFonts w:ascii="Calibri" w:hAnsi="Calibri"/>
+          <w:b/>
+        </w:rPr>
+        <w:t>Workflow:</w:t>
+      </w:r>
+      <w:r>
+        <w:rPr>
+          <w:rFonts w:ascii="Calibri" w:hAnsi="Calibri"/>
+        </w:rPr>
+        <w:t xml:space="preserve"> Subject to booking-provider policy and legal review, allow Hosts to add a permanent direct-booking button or URL to their property feed. The feature must not imply endorsement by, integration with or preferred treatment from a booking provider.</w:t>
       </w:r>
     </w:p>
     <w:p>
@@ -3346,7 +3718,7 @@
         <w:rPr>
           <w:b/>
         </w:rPr>
-        <w:t>6.2 The Pricing Page</w:t>
+        <w:t>4.5 Client-Side Auto-Translation for House Manuals</w:t>
       </w:r>
       <w:r>
         <w:rPr>
@@ -3355,146 +3727,56 @@
           <w:color w:val="5A6470"/>
           <w:sz w:val="16"/>
         </w:rPr>
-        <w:t xml:space="preserve">  DSB-BOP-P6-002</w:t>
-      </w:r>
-    </w:p>
-    <w:p>
-      <w:r>
-        <w:rPr>
-          <w:rFonts w:ascii="Calibri" w:hAnsi="Calibri"/>
-        </w:rPr>
-        <w:t xml:space="preserve">What it’s for: Clearly breaking down the commercial value, the subscription tiers, the 28-day free trial offer, and the financial advantages of the platform to drive account creation and property additions. </w:t>
-      </w:r>
-      <w:r>
-        <w:rPr>
-          <w:rFonts w:ascii="Calibri" w:hAnsi="Calibri"/>
-          <w:b/>
-        </w:rPr>
-        <w:t>What to display:</w:t>
-      </w:r>
-    </w:p>
-    <w:p>
-      <w:pPr>
-        <w:pStyle w:val="ListBullet"/>
-      </w:pPr>
-      <w:r>
-        <w:rPr>
-          <w:rFonts w:ascii="Calibri" w:hAnsi="Calibri"/>
-          <w:b/>
-        </w:rPr>
-        <w:t>Main Headline:</w:t>
-      </w:r>
-      <w:r>
-        <w:rPr>
-          <w:rFonts w:ascii="Calibri" w:hAnsi="Calibri"/>
-        </w:rPr>
-        <w:t xml:space="preserve"> A clear, value-focused statement (e.g., "Make Every Stay More Memorable. Simple Pricing.").</w:t>
-      </w:r>
-    </w:p>
-    <w:p>
-      <w:pPr>
-        <w:pStyle w:val="ListBullet"/>
-      </w:pPr>
-      <w:r>
-        <w:rPr>
-          <w:rFonts w:ascii="Calibri" w:hAnsi="Calibri"/>
-          <w:b/>
-        </w:rPr>
-        <w:t>Supporting Marketing Message:</w:t>
-      </w:r>
-      <w:r>
-        <w:rPr>
-          <w:rFonts w:ascii="Calibri" w:hAnsi="Calibri"/>
-        </w:rPr>
-        <w:t xml:space="preserve"> "Create a warmer, more useful guest experience—one that may encourage guests to share more positive feedback on their official booking platform."</w:t>
-      </w:r>
-    </w:p>
-    <w:p>
-      <w:pPr>
-        <w:pStyle w:val="ListBullet"/>
-      </w:pPr>
-      <w:r>
-        <w:rPr>
-          <w:rFonts w:ascii="Calibri" w:hAnsi="Calibri"/>
-          <w:b/>
-        </w:rPr>
-        <w:t>The Free Trial Callout:</w:t>
-      </w:r>
-      <w:r>
-        <w:rPr>
-          <w:rFonts w:ascii="Calibri" w:hAnsi="Calibri"/>
-        </w:rPr>
-        <w:t xml:space="preserve"> A highly visible banner stating that hosts receive a 28-day free trial for their first property. The copy must clarify the workflow: "Create your account and add your first property to activate your 28-day free trial."</w:t>
-      </w:r>
-    </w:p>
-    <w:p>
-      <w:r>
-        <w:rPr>
-          <w:rFonts w:ascii="Calibri" w:hAnsi="Calibri"/>
-        </w:rPr>
-        <w:t>The Pricing Tiers (Toggle or Side-by-Side): Monthly Subscription: ~$USD10/mo. Must render dynamically in the host's native point-of-sale currency (e.g., AUD, GBP, EUR, USD) and be cleanly rounded to the nearest whole unit. Annual Subscription: ~$USD100/yr. Must also render dynamically in the host's local currency and visually highlight the built-in discount (e.g., "Get 2 months free"). Unified Feature Checklist: Because both tiers offer the exact same complete platform, display a single bulleted checklist confirming everything is included regardless of the tier chosen (e.g., unlimited uploads, QR kit, dashboard moderation).</w:t>
-      </w:r>
-    </w:p>
-    <w:p>
-      <w:pPr>
-        <w:pStyle w:val="ListBullet"/>
-      </w:pPr>
-      <w:r>
-        <w:rPr>
-          <w:rFonts w:ascii="Calibri" w:hAnsi="Calibri"/>
-          <w:b/>
-        </w:rPr>
-        <w:t>Multi-Property Note:</w:t>
-      </w:r>
-      <w:r>
-        <w:rPr>
-          <w:rFonts w:ascii="Calibri" w:hAnsi="Calibri"/>
-        </w:rPr>
-        <w:t xml:space="preserve"> A brief explanation stating that billing is calculated per property, but all properties are managed seamlessly from a single host dashboard.</w:t>
-      </w:r>
-    </w:p>
-    <w:p>
-      <w:pPr>
-        <w:pStyle w:val="ListBullet"/>
-      </w:pPr>
-      <w:r>
-        <w:rPr>
-          <w:rFonts w:ascii="Calibri" w:hAnsi="Calibri"/>
-          <w:b/>
-        </w:rPr>
-        <w:t>The ROI &amp; Tax Callout:</w:t>
-      </w:r>
-      <w:r>
-        <w:rPr>
-          <w:rFonts w:ascii="Calibri" w:hAnsi="Calibri"/>
-        </w:rPr>
-        <w:t xml:space="preserve"> A dedicated section using only this wording: "DigiStayBook may be deductible as a business expense. Eligibility depends on your circumstances and business use; seek tax advice."</w:t>
-      </w:r>
-    </w:p>
-    <w:p>
-      <w:pPr>
-        <w:pStyle w:val="ListBullet"/>
-      </w:pPr>
-      <w:r>
-        <w:rPr>
-          <w:rFonts w:ascii="Calibri" w:hAnsi="Calibri"/>
-          <w:b/>
-        </w:rPr>
-        <w:t>Trust &amp; Cancellation Note:</w:t>
-      </w:r>
-      <w:r>
-        <w:rPr>
-          <w:rFonts w:ascii="Calibri" w:hAnsi="Calibri"/>
-        </w:rPr>
-        <w:t xml:space="preserve"> A brief sentence stating, "Cancel anytime before your next billing cycle," with a hyperlink directly to your Cancellation &amp; Billing Policy.</w:t>
-      </w:r>
-    </w:p>
-    <w:p>
-      <w:r>
-        <w:rPr>
-          <w:rFonts w:ascii="Calibri" w:hAnsi="Calibri"/>
-        </w:rPr>
-        <w:t>Required Buttons (Conditional Logic): If the user is NOT logged in: "Create Free Account" or "Sign Up &amp; Claim Trial". If the user IS logged in: "Go to Dashboard" or "Add a Property". Button Destinations: If the user is NOT logged in: Directs the user to the Sign-Up Page to create their credentials. If the user IS logged in: Bypasses the sign-up flow entirely and directs the host straight to their Host Control Center (The Dashboard).</w:t>
+        <w:t xml:space="preserve">  DSB-BOP-P5-005</w:t>
+      </w:r>
+    </w:p>
+    <w:p>
+      <w:r>
+        <w:rPr>
+          <w:rFonts w:ascii="Calibri" w:hAnsi="Calibri"/>
+          <w:b/>
+        </w:rPr>
+        <w:t>Goal:</w:t>
+      </w:r>
+      <w:r>
+        <w:rPr>
+          <w:rFonts w:ascii="Calibri" w:hAnsi="Calibri"/>
+        </w:rPr>
+        <w:t xml:space="preserve"> Help international guests understand Host-written guidance by offering convenient machine translation, while clearly warning that automated translations may be inaccurate and do not replace authoritative safety instructions.</w:t>
+      </w:r>
+    </w:p>
+    <w:p>
+      <w:r>
+        <w:rPr>
+          <w:rFonts w:ascii="Calibri" w:hAnsi="Calibri"/>
+          <w:b/>
+        </w:rPr>
+        <w:t>Workflow:</w:t>
+      </w:r>
+      <w:r>
+        <w:rPr>
+          <w:rFonts w:ascii="Calibri" w:hAnsi="Calibri"/>
+        </w:rPr>
+        <w:t xml:space="preserve"> Leverage standard mobile browser APIs to detect the guest's default language and offer a lightweight toggle to auto-translate the host's pinned text (like the Checkout Guide and How-Tos) into the guest's native language.</w:t>
+      </w:r>
+    </w:p>
+    <w:p>
+      <w:pPr>
+        <w:pStyle w:val="Heading1"/>
+      </w:pPr>
+      <w:r>
+        <w:rPr>
+          <w:b/>
+        </w:rPr>
+        <w:t>Part 5: Website Architecture &amp; Core UX</w:t>
+      </w:r>
+    </w:p>
+    <w:p>
+      <w:r>
+        <w:rPr>
+          <w:rFonts w:ascii="Calibri" w:hAnsi="Calibri"/>
+        </w:rPr>
+        <w:t>This architecture accommodates multi-property hosts, delays payment friction, and centralizes management into a dedicated Property Page.</w:t>
       </w:r>
     </w:p>
     <w:p>
@@ -3505,7 +3787,7 @@
         <w:rPr>
           <w:b/>
         </w:rPr>
-        <w:t>6.3 Sign-Up / Log-In Page</w:t>
+        <w:t>5.1 Site Navigation &amp; Page Flow</w:t>
       </w:r>
       <w:r>
         <w:rPr>
@@ -3514,48 +3796,64 @@
           <w:color w:val="5A6470"/>
           <w:sz w:val="16"/>
         </w:rPr>
-        <w:t xml:space="preserve">  DSB-BOP-P6-003</w:t>
-      </w:r>
-    </w:p>
-    <w:p>
-      <w:r>
-        <w:rPr>
-          <w:rFonts w:ascii="Calibri" w:hAnsi="Calibri"/>
-          <w:b/>
-        </w:rPr>
-        <w:t>What to display:</w:t>
-      </w:r>
-      <w:r>
-        <w:rPr>
-          <w:rFonts w:ascii="Calibri" w:hAnsi="Calibri"/>
-        </w:rPr>
-        <w:t xml:space="preserve"> A streamlined form featuring one-click social login options (e.g., "Continue with Google") alongside standard email and password creation/entry. Hosts are not asked for their property name or directed to pay at this stage. </w:t>
-      </w:r>
-      <w:r>
-        <w:rPr>
-          <w:rFonts w:ascii="Calibri" w:hAnsi="Calibri"/>
-          <w:b/>
-        </w:rPr>
-        <w:t>Required Buttons:</w:t>
-      </w:r>
-      <w:r>
-        <w:rPr>
-          <w:rFonts w:ascii="Calibri" w:hAnsi="Calibri"/>
-        </w:rPr>
-        <w:t xml:space="preserve"> "Continue with Google" (or similar SSO), and the standard "Submit" or "Create Account" / "Log In" buttons. </w:t>
-      </w:r>
-      <w:r>
-        <w:rPr>
-          <w:rFonts w:ascii="Calibri" w:hAnsi="Calibri"/>
-          <w:b/>
-        </w:rPr>
-        <w:t>Button Destination:</w:t>
-      </w:r>
-      <w:r>
-        <w:rPr>
-          <w:rFonts w:ascii="Calibri" w:hAnsi="Calibri"/>
-        </w:rPr>
-        <w:t xml:space="preserve"> Directs the host immediately to their Dashboard (Host Control Center).</w:t>
+        <w:t xml:space="preserve">  DSB-BOP-P6-012</w:t>
+      </w:r>
+    </w:p>
+    <w:p>
+      <w:r>
+        <w:rPr>
+          <w:rFonts w:ascii="Calibri" w:hAnsi="Calibri"/>
+        </w:rPr>
+        <w:t>The following diagram outlines the high-level routing architecture and relationships between public marketing pages, the secure Host dashboard, and the public Guest Wall.</w:t>
+      </w:r>
+    </w:p>
+    <w:p>
+      <w:r>
+        <w:rPr>
+          <w:rFonts w:ascii="Courier New" w:hAnsi="Courier New"/>
+        </w:rPr>
+        <w:t>[mermaid code block]</w:t>
+        <w:br/>
+        <w:t>flowchart TD</w:t>
+        <w:br/>
+        <w:t xml:space="preserve">    %% Public Marketing &amp; Acquisition</w:t>
+        <w:br/>
+        <w:t xml:space="preserve">    Home([Home / Landing Page]) --&gt; Pricing[Pricing Page]</w:t>
+        <w:br/>
+        <w:t xml:space="preserve">    Home --&gt; Login[Sign-Up / Log-In]</w:t>
+        <w:br/>
+        <w:t xml:space="preserve">    Pricing --&gt; Login</w:t>
+        <w:br/>
+        <w:br/>
+        <w:t xml:space="preserve">    %% Host Secure Area</w:t>
+        <w:br/>
+        <w:t xml:space="preserve">    Login --&gt; Dashboard{Host Control Center}</w:t>
+        <w:br/>
+        <w:t xml:space="preserve">    Dashboard --&gt;|Select Property| PropPage[Property Page]</w:t>
+        <w:br/>
+        <w:t xml:space="preserve">    Dashboard --&gt;|Add New| PropPage</w:t>
+        <w:br/>
+        <w:br/>
+        <w:t xml:space="preserve">    %% Public Guest Area</w:t>
+        <w:br/>
+        <w:t xml:space="preserve">    PropPage -.-&gt;|Live Routing URL| Wall([The Guest Wall])</w:t>
+        <w:br/>
+        <w:t xml:space="preserve">    QR[Printed QR Code] -.-&gt;|Guest Scan| Wall</w:t>
+        <w:br/>
+        <w:br/>
+        <w:t xml:space="preserve">    %% Shared / Utility Pages</w:t>
+        <w:br/>
+        <w:t xml:space="preserve">    Wall --&gt; Upload[Guest Contribution UX]</w:t>
+        <w:br/>
+        <w:t xml:space="preserve">    Wall --&gt; MicroBrand["Powered by..." Micro-Branding]</w:t>
+        <w:br/>
+        <w:t xml:space="preserve">    MicroBrand --&gt; Home</w:t>
+        <w:br/>
+        <w:t xml:space="preserve">    Wall --&gt; Privacy[Public Privacy &amp; Safety]</w:t>
+        <w:br/>
+        <w:t xml:space="preserve">    Home --&gt; FAQ[Host FAQ]</w:t>
+        <w:br/>
+        <w:t xml:space="preserve">    Home --&gt; Contact[Host Contact]</w:t>
       </w:r>
     </w:p>
     <w:p>
@@ -3566,7 +3864,7 @@
         <w:rPr>
           <w:b/>
         </w:rPr>
-        <w:t>6.4 Host Control Center (The Dashboard)</w:t>
+        <w:t>5.2 The Home Page (Main Landing Page)</w:t>
       </w:r>
       <w:r>
         <w:rPr>
@@ -3575,7 +3873,7 @@
           <w:color w:val="5A6470"/>
           <w:sz w:val="16"/>
         </w:rPr>
-        <w:t xml:space="preserve">  DSB-BOP-P6-004</w:t>
+        <w:t xml:space="preserve">  DSB-BOP-P6-001</w:t>
       </w:r>
     </w:p>
     <w:p>
@@ -3590,21 +3888,42 @@
         <w:rPr>
           <w:rFonts w:ascii="Calibri" w:hAnsi="Calibri"/>
         </w:rPr>
-        <w:t xml:space="preserve"> A list of every property the host manages. Clear status indicators next to each property showing if it is in "Active" (paid) or "Unpaid" mode. </w:t>
-      </w:r>
-      <w:r>
-        <w:rPr>
-          <w:rFonts w:ascii="Calibri" w:hAnsi="Calibri"/>
-          <w:b/>
-        </w:rPr>
-        <w:t>Required Buttons:</w:t>
-      </w:r>
-      <w:r>
-        <w:rPr>
-          <w:rFonts w:ascii="Calibri" w:hAnsi="Calibri"/>
-        </w:rPr>
-        <w:t xml:space="preserve"> "Add Property" individual property links/cards. </w:t>
-      </w:r>
+        <w:t xml:space="preserve"> Main headline and value proposition.</w:t>
+      </w:r>
+    </w:p>
+    <w:p>
+      <w:r>
+        <w:rPr>
+          <w:rFonts w:ascii="Calibri" w:hAnsi="Calibri"/>
+        </w:rPr>
+        <w:t>The "About Us" story.</w:t>
+      </w:r>
+    </w:p>
+    <w:p>
+      <w:r>
+        <w:rPr>
+          <w:rFonts w:ascii="Calibri" w:hAnsi="Calibri"/>
+        </w:rPr>
+        <w:t>Pricing plans.</w:t>
+      </w:r>
+    </w:p>
+    <w:p>
+      <w:r>
+        <w:rPr>
+          <w:rFonts w:ascii="Calibri" w:hAnsi="Calibri"/>
+        </w:rPr>
+        <w:t>The 45-second video preview.</w:t>
+      </w:r>
+    </w:p>
+    <w:p>
+      <w:r>
+        <w:rPr>
+          <w:rFonts w:ascii="Calibri" w:hAnsi="Calibri"/>
+        </w:rPr>
+        <w:t>Required Button: "Sign Up or Log In"</w:t>
+      </w:r>
+    </w:p>
+    <w:p>
       <w:r>
         <w:rPr>
           <w:rFonts w:ascii="Calibri" w:hAnsi="Calibri"/>
@@ -3616,7 +3935,7 @@
         <w:rPr>
           <w:rFonts w:ascii="Calibri" w:hAnsi="Calibri"/>
         </w:rPr>
-        <w:t xml:space="preserve"> "Add Property" opens a prompt to name and create a new property listing. Clicking on any specific property directs the host to that location's dedicated Property Page.</w:t>
+        <w:t xml:space="preserve"> Directs the user to the Sign-Up/Log-In Page.</w:t>
       </w:r>
     </w:p>
     <w:p>
@@ -3627,7 +3946,7 @@
         <w:rPr>
           <w:b/>
         </w:rPr>
-        <w:t>6.5 Property Page (Dedicated Management Hub)</w:t>
+        <w:t>5.3 The Pricing Page</w:t>
       </w:r>
       <w:r>
         <w:rPr>
@@ -3636,7 +3955,15 @@
           <w:color w:val="5A6470"/>
           <w:sz w:val="16"/>
         </w:rPr>
-        <w:t xml:space="preserve">  DSB-BOP-P6-005</w:t>
+        <w:t xml:space="preserve">  DSB-BOP-P6-002</w:t>
+      </w:r>
+    </w:p>
+    <w:p>
+      <w:r>
+        <w:rPr>
+          <w:rFonts w:ascii="Calibri" w:hAnsi="Calibri"/>
+        </w:rPr>
+        <w:t>What it’s for: Clearly breaking down the commercial value, the subscription tiers, the 28-day free trial offer, and the financial advantages of the platform to drive account creation and property additions.</w:t>
       </w:r>
     </w:p>
     <w:p>
@@ -3647,37 +3974,193 @@
         </w:rPr>
         <w:t>What to display:</w:t>
       </w:r>
-      <w:r>
-        <w:rPr>
-          <w:rFonts w:ascii="Calibri" w:hAnsi="Calibri"/>
-        </w:rPr>
-        <w:t xml:space="preserve"> This is the core control center for a specific property. Design Controls: Options to change themes, layouts, and how the guestbook displays (e.g., Mosaic display, Spotlight display). Preview Mode: A live preview module allowing the host to see how the guestbook will look with different themes applied. Content Management: Sections to view all guest uploads, as well as the host's personal uploads and featured photos. Additionally, an "Inbox" or "Feedback" tab where private guest feedback messages are silently logged for the host to review at their convenience, completely separate from the public Guest Wall. The Content Management tab must also include a dedicated "Privacy &amp; Takedown Requests" queue. This area isolates posts that guests have flagged for privacy removal, allowing the host to easily execute a one-click "Confirm Permanent Deletion" action to satisfy their legal requirements as a Data Controller. Visibility Controls: Toggles allowing the host to choose whether guest messages or guest-uploaded photos are viewable on the public property wall. </w:t>
-      </w:r>
-      <w:r>
-        <w:rPr>
-          <w:rFonts w:ascii="Calibri" w:hAnsi="Calibri"/>
-          <w:b/>
-        </w:rPr>
-        <w:t>Required Buttons:</w:t>
-      </w:r>
-      <w:r>
-        <w:rPr>
-          <w:rFonts w:ascii="Calibri" w:hAnsi="Calibri"/>
-        </w:rPr>
-        <w:t xml:space="preserve"> QR &amp; Sharing Buttons: "Print QR Code", "Download QR Code", "Email QR Code", and "Copy Link to Property". Content Buttons: "Upload" (for host features/photos), "Pin" (to stick host or guest posts to the top), and "Delete" (to remove customer uploads). Payment Controls: "Activate Property" or "Pay Now" button (visible if the property is in unpaid mode). This section must also include a Coupon Code input field allowing users to apply discounts prior to finalizing the transaction. </w:t>
-      </w:r>
-      <w:r>
-        <w:rPr>
-          <w:rFonts w:ascii="Calibri" w:hAnsi="Calibri"/>
-          <w:b/>
-        </w:rPr>
-        <w:t>Button Destination:</w:t>
-      </w:r>
-      <w:r>
-        <w:rPr>
-          <w:rFonts w:ascii="Calibri" w:hAnsi="Calibri"/>
-        </w:rPr>
-        <w:t xml:space="preserve"> Sharing buttons trigger local device actions (print dialog, file download, email client, clipboard copy). The Payment button directs the host to the checkout/payment processor to activate the live routing links for that specific property.</w:t>
+    </w:p>
+    <w:p>
+      <w:pPr>
+        <w:pStyle w:val="ListBullet"/>
+      </w:pPr>
+      <w:r>
+        <w:rPr>
+          <w:rFonts w:ascii="Calibri" w:hAnsi="Calibri"/>
+          <w:b/>
+        </w:rPr>
+        <w:t>Main Headline:</w:t>
+      </w:r>
+      <w:r>
+        <w:rPr>
+          <w:rFonts w:ascii="Calibri" w:hAnsi="Calibri"/>
+        </w:rPr>
+        <w:t xml:space="preserve"> A clear, value-focused statement (e.g., "Make Every Stay More Memorable. Simple Pricing.").</w:t>
+      </w:r>
+    </w:p>
+    <w:p>
+      <w:pPr>
+        <w:pStyle w:val="ListBullet"/>
+      </w:pPr>
+      <w:r>
+        <w:rPr>
+          <w:rFonts w:ascii="Calibri" w:hAnsi="Calibri"/>
+          <w:b/>
+        </w:rPr>
+        <w:t>Supporting Marketing Message:</w:t>
+      </w:r>
+      <w:r>
+        <w:rPr>
+          <w:rFonts w:ascii="Calibri" w:hAnsi="Calibri"/>
+        </w:rPr>
+        <w:t xml:space="preserve"> "Create a warmer, more useful guest experience—one that may encourage guests to share more positive feedback on their official booking platform."</w:t>
+      </w:r>
+    </w:p>
+    <w:p>
+      <w:pPr>
+        <w:pStyle w:val="ListBullet"/>
+      </w:pPr>
+      <w:r>
+        <w:rPr>
+          <w:rFonts w:ascii="Calibri" w:hAnsi="Calibri"/>
+          <w:b/>
+        </w:rPr>
+        <w:t>The Free Trial Callout:</w:t>
+      </w:r>
+      <w:r>
+        <w:rPr>
+          <w:rFonts w:ascii="Calibri" w:hAnsi="Calibri"/>
+        </w:rPr>
+        <w:t xml:space="preserve"> A highly visible banner stating that hosts receive a 28-day free trial for their first property. The copy must clarify the workflow: "Create your account and add your first property to activate your 28-day free trial."</w:t>
+      </w:r>
+    </w:p>
+    <w:p>
+      <w:r>
+        <w:rPr>
+          <w:rFonts w:ascii="Calibri" w:hAnsi="Calibri"/>
+        </w:rPr>
+        <w:t>The Pricing Tiers (Toggle or Side-by-Side):</w:t>
+      </w:r>
+    </w:p>
+    <w:p>
+      <w:r>
+        <w:rPr>
+          <w:rFonts w:ascii="Calibri" w:hAnsi="Calibri"/>
+        </w:rPr>
+        <w:t>Monthly Subscription: ~$USD10/mo. Must render dynamically in the host's native point-of-sale currency (e.g., AUD, GBP, EUR, USD) and be cleanly rounded to the nearest whole unit.</w:t>
+      </w:r>
+    </w:p>
+    <w:p>
+      <w:r>
+        <w:rPr>
+          <w:rFonts w:ascii="Calibri" w:hAnsi="Calibri"/>
+        </w:rPr>
+        <w:t>Annual Subscription: ~$USD100/yr. Must also render dynamically in the host's local currency and visually highlight the built-in discount (e.g., "Get 2 months free").</w:t>
+      </w:r>
+    </w:p>
+    <w:p>
+      <w:r>
+        <w:rPr>
+          <w:rFonts w:ascii="Calibri" w:hAnsi="Calibri"/>
+        </w:rPr>
+        <w:t>Unified Feature Checklist: Because both tiers offer the exact same complete platform, display a single bulleted checklist confirming everything is included regardless of the tier chosen (e.g., unlimited uploads, QR kit, dashboard moderation).</w:t>
+      </w:r>
+    </w:p>
+    <w:p>
+      <w:pPr>
+        <w:pStyle w:val="ListBullet"/>
+      </w:pPr>
+      <w:r>
+        <w:rPr>
+          <w:rFonts w:ascii="Calibri" w:hAnsi="Calibri"/>
+          <w:b/>
+        </w:rPr>
+        <w:t>Multi-Property Note:</w:t>
+      </w:r>
+      <w:r>
+        <w:rPr>
+          <w:rFonts w:ascii="Calibri" w:hAnsi="Calibri"/>
+        </w:rPr>
+        <w:t xml:space="preserve"> A brief explanation stating that billing is calculated per property, but all properties are managed seamlessly from a single host dashboard.</w:t>
+      </w:r>
+    </w:p>
+    <w:p>
+      <w:pPr>
+        <w:pStyle w:val="ListBullet"/>
+      </w:pPr>
+      <w:r>
+        <w:rPr>
+          <w:rFonts w:ascii="Calibri" w:hAnsi="Calibri"/>
+          <w:b/>
+        </w:rPr>
+        <w:t>The ROI &amp; Tax Callout:</w:t>
+      </w:r>
+      <w:r>
+        <w:rPr>
+          <w:rFonts w:ascii="Calibri" w:hAnsi="Calibri"/>
+        </w:rPr>
+        <w:t xml:space="preserve"> A dedicated section using only this wording: "DigiStayBook may be deductible as a business expense. Eligibility depends on your circumstances and business use; seek tax advice."</w:t>
+      </w:r>
+    </w:p>
+    <w:p>
+      <w:pPr>
+        <w:pStyle w:val="ListBullet"/>
+      </w:pPr>
+      <w:r>
+        <w:rPr>
+          <w:rFonts w:ascii="Calibri" w:hAnsi="Calibri"/>
+          <w:b/>
+        </w:rPr>
+        <w:t>Trust &amp; Cancellation Note:</w:t>
+      </w:r>
+      <w:r>
+        <w:rPr>
+          <w:rFonts w:ascii="Calibri" w:hAnsi="Calibri"/>
+        </w:rPr>
+        <w:t xml:space="preserve"> A brief sentence stating, "Cancel anytime before your next billing cycle," with a hyperlink directly to your Cancellation &amp; Billing Policy.</w:t>
+      </w:r>
+    </w:p>
+    <w:p>
+      <w:r>
+        <w:rPr>
+          <w:rFonts w:ascii="Calibri" w:hAnsi="Calibri"/>
+        </w:rPr>
+        <w:t>Required Buttons (Conditional Logic):</w:t>
+      </w:r>
+    </w:p>
+    <w:p>
+      <w:r>
+        <w:rPr>
+          <w:rFonts w:ascii="Calibri" w:hAnsi="Calibri"/>
+        </w:rPr>
+        <w:t>If the user is NOT logged in: "Create Free Account" or "Sign Up &amp; Claim Trial".</w:t>
+      </w:r>
+    </w:p>
+    <w:p>
+      <w:r>
+        <w:rPr>
+          <w:rFonts w:ascii="Calibri" w:hAnsi="Calibri"/>
+        </w:rPr>
+        <w:t>If the user IS logged in: "Go to Dashboard" or "Add a Property".</w:t>
+      </w:r>
+    </w:p>
+    <w:p>
+      <w:r>
+        <w:rPr>
+          <w:rFonts w:ascii="Calibri" w:hAnsi="Calibri"/>
+        </w:rPr>
+        <w:t>Button Destinations:</w:t>
+      </w:r>
+    </w:p>
+    <w:p>
+      <w:r>
+        <w:rPr>
+          <w:rFonts w:ascii="Calibri" w:hAnsi="Calibri"/>
+        </w:rPr>
+        <w:t>If the user is NOT logged in: Directs the user to the Sign-Up Page to create their credentials.</w:t>
+      </w:r>
+    </w:p>
+    <w:p>
+      <w:r>
+        <w:rPr>
+          <w:rFonts w:ascii="Calibri" w:hAnsi="Calibri"/>
+        </w:rPr>
+        <w:t>If the user IS logged in: Bypasses the sign-up flow entirely and directs the host straight to their Host Control Center (The Dashboard).</w:t>
       </w:r>
     </w:p>
     <w:p>
@@ -3688,7 +4171,7 @@
         <w:rPr>
           <w:b/>
         </w:rPr>
-        <w:t>6.6 Host FAQ Page</w:t>
+        <w:t>5.4 Sign-Up / Log-In Page</w:t>
       </w:r>
       <w:r>
         <w:rPr>
@@ -3697,7 +4180,7 @@
           <w:color w:val="5A6470"/>
           <w:sz w:val="16"/>
         </w:rPr>
-        <w:t xml:space="preserve">  DSB-BOP-P6-006</w:t>
+        <w:t xml:space="preserve">  DSB-BOP-P6-003</w:t>
       </w:r>
     </w:p>
     <w:p>
@@ -3712,7 +4195,37 @@
         <w:rPr>
           <w:rFonts w:ascii="Calibri" w:hAnsi="Calibri"/>
         </w:rPr>
-        <w:t xml:space="preserve"> Answers regarding tax deductions, content moderation, photo privacy, data security, and the full text of the Cancellation &amp; Billing Policy: Tax Deductibility: DigiStayBook may be deductible as a business expense. Eligibility depends on your circumstances and business use; seek tax advice. Only an eligible business-use portion may be claimable. Free Trial &amp; Auto-Enrollment: DigiStayBook offers a 28-day free trial for your first property. A valid payment method is required to begin the trial. You will not be charged during the 28-day trial period. If you do not cancel before the end of the 28th day, your account will automatically transition to an active paid subscription, and your payment method will be charged the standard rate for your selected plan (Monthly or Annual). How to Cancel: You may cancel your subscription at any time without penalty. To cancel, log in to your Host Dashboard, navigate to the specific Property Page, and click "Cancel Subscription." We do not accept cancellation requests via email or the contact form to ensure the security of your account. Post-Cancellation Access: If you cancel your subscription (or cancel during your free trial), you will retain full access to your live guestbook and QR code until the end of your current billing cycle or the end of your trial period. After that date, your property's QR code will be deactivated, and the public guestbook will no longer be visible to guests. Refunds: All subscription charges are non-refundable except where required by law, such as in the event of a major failure under the Australian Consumer Law. Subject to those statutory rights, we do not offer prorated refunds or credits for canceled subscriptions, partial months of service, or unused time. Trial Expiry Notice: As a courtesy, we will send an automated email reminder to your registered email address prior to the conclusion of your 28-day free trial.</w:t>
+        <w:t xml:space="preserve"> A streamlined form featuring one-click social login options (e.g., "Continue with Google") alongside standard email and password creation/entry. Hosts are not asked for their property name or directed to pay at this stage.</w:t>
+      </w:r>
+    </w:p>
+    <w:p>
+      <w:r>
+        <w:rPr>
+          <w:rFonts w:ascii="Calibri" w:hAnsi="Calibri"/>
+          <w:b/>
+        </w:rPr>
+        <w:t>Required Buttons:</w:t>
+      </w:r>
+      <w:r>
+        <w:rPr>
+          <w:rFonts w:ascii="Calibri" w:hAnsi="Calibri"/>
+        </w:rPr>
+        <w:t xml:space="preserve"> "Continue with Google" (or similar SSO), and the standard "Submit" or "Create Account" / "Log In" buttons.</w:t>
+      </w:r>
+    </w:p>
+    <w:p>
+      <w:r>
+        <w:rPr>
+          <w:rFonts w:ascii="Calibri" w:hAnsi="Calibri"/>
+          <w:b/>
+        </w:rPr>
+        <w:t>Button Destination:</w:t>
+      </w:r>
+      <w:r>
+        <w:rPr>
+          <w:rFonts w:ascii="Calibri" w:hAnsi="Calibri"/>
+        </w:rPr>
+        <w:t xml:space="preserve"> Directs the host immediately to their Dashboard (Host Control Center).</w:t>
       </w:r>
     </w:p>
     <w:p>
@@ -3723,7 +4236,7 @@
         <w:rPr>
           <w:b/>
         </w:rPr>
-        <w:t>6.7 Host Contact Page</w:t>
+        <w:t>5.5 Host Control Center (The Dashboard)</w:t>
       </w:r>
       <w:r>
         <w:rPr>
@@ -3732,7 +4245,7 @@
           <w:color w:val="5A6470"/>
           <w:sz w:val="16"/>
         </w:rPr>
-        <w:t xml:space="preserve">  DSB-BOP-P6-007</w:t>
+        <w:t xml:space="preserve">  DSB-BOP-P6-004</w:t>
       </w:r>
     </w:p>
     <w:p>
@@ -3747,7 +4260,61 @@
         <w:rPr>
           <w:rFonts w:ascii="Calibri" w:hAnsi="Calibri"/>
         </w:rPr>
-        <w:t xml:space="preserve"> A contact form strictly designated for hosts to reach Operations about account, billing and software support. It must state that guests cannot use this form to contact hosts or enquire about bookings. Guests needing assistance with a stay must contact their host through the original booking platform. Guests with a DigiStayBook privacy, personal-data or content-safety concern are directed to the separate public Privacy &amp; Safety page.</w:t>
+        <w:t xml:space="preserve"> A list of every property the host manages.</w:t>
+      </w:r>
+    </w:p>
+    <w:p>
+      <w:r>
+        <w:rPr>
+          <w:rFonts w:ascii="Calibri" w:hAnsi="Calibri"/>
+        </w:rPr>
+        <w:t>Clear status indicators next to each property showing if it is in "Active" (paid) or "Unpaid" mode.</w:t>
+      </w:r>
+    </w:p>
+    <w:p>
+      <w:r>
+        <w:rPr>
+          <w:rFonts w:ascii="Calibri" w:hAnsi="Calibri"/>
+          <w:b/>
+        </w:rPr>
+        <w:t>Required Buttons:</w:t>
+      </w:r>
+      <w:r>
+        <w:rPr>
+          <w:rFonts w:ascii="Calibri" w:hAnsi="Calibri"/>
+        </w:rPr>
+        <w:t xml:space="preserve"> "Add Property"</w:t>
+      </w:r>
+    </w:p>
+    <w:p>
+      <w:r>
+        <w:rPr>
+          <w:rFonts w:ascii="Calibri" w:hAnsi="Calibri"/>
+        </w:rPr>
+        <w:t>individual property links/cards.</w:t>
+      </w:r>
+    </w:p>
+    <w:p>
+      <w:r>
+        <w:rPr>
+          <w:rFonts w:ascii="Calibri" w:hAnsi="Calibri"/>
+          <w:b/>
+        </w:rPr>
+        <w:t>Button Destination:</w:t>
+      </w:r>
+      <w:r>
+        <w:rPr>
+          <w:rFonts w:ascii="Calibri" w:hAnsi="Calibri"/>
+        </w:rPr>
+        <w:t xml:space="preserve"> "Add Property" opens a prompt to name and create a new property listing.</w:t>
+      </w:r>
+    </w:p>
+    <w:p>
+      <w:r>
+        <w:rPr>
+          <w:rFonts w:ascii="Calibri" w:hAnsi="Calibri"/>
+        </w:rPr>
+        <w:t>Clicking on any specific property directs the host to that location's dedicated Property Page.</w:t>
       </w:r>
     </w:p>
     <w:p>
@@ -3758,7 +4325,7 @@
         <w:rPr>
           <w:b/>
         </w:rPr>
-        <w:t>6.8 Public Privacy &amp; Safety Page</w:t>
+        <w:t>5.6 Property Page (Dedicated Management Hub)</w:t>
       </w:r>
       <w:r>
         <w:rPr>
@@ -3767,23 +4334,10 @@
           <w:color w:val="5A6470"/>
           <w:sz w:val="16"/>
         </w:rPr>
-        <w:t xml:space="preserve">  DSB-BOP-P6-008</w:t>
-      </w:r>
-    </w:p>
-    <w:p>
-      <w:r>
-        <w:rPr>
-          <w:rFonts w:ascii="Calibri" w:hAnsi="Calibri"/>
-          <w:b/>
-        </w:rPr>
-        <w:t>What it is for:</w:t>
-      </w:r>
-      <w:r>
-        <w:rPr>
-          <w:rFonts w:ascii="Calibri" w:hAnsi="Calibri"/>
-        </w:rPr>
-        <w:t xml:space="preserve"> A public, guest-accessible route for personal-data requests, content-safety concerns and problems using the in-product report or deletion tools. It is not a booking, maintenance or guest-to-host support channel. </w:t>
-      </w:r>
+        <w:t xml:space="preserve">  DSB-BOP-P6-005</w:t>
+      </w:r>
+    </w:p>
+    <w:p>
       <w:r>
         <w:rPr>
           <w:rFonts w:ascii="Calibri" w:hAnsi="Calibri"/>
@@ -3795,33 +4349,85 @@
         <w:rPr>
           <w:rFonts w:ascii="Calibri" w:hAnsi="Calibri"/>
         </w:rPr>
-        <w:t xml:space="preserve"> A concise form that accepts the property/wall reference, post reference where available, request category, contact details required to verify and respond to the request, and a short description. The form must explain how the information will be used and must not require unrelated identity or booking information. </w:t>
-      </w:r>
-      <w:r>
-        <w:rPr>
-          <w:rFonts w:ascii="Calibri" w:hAnsi="Calibri"/>
-          <w:b/>
-        </w:rPr>
-        <w:t>Escalation path:</w:t>
-      </w:r>
-      <w:r>
-        <w:rPr>
-          <w:rFonts w:ascii="Calibri" w:hAnsi="Calibri"/>
-        </w:rPr>
-        <w:t xml:space="preserve"> The request is recorded in a restricted Privacy &amp; Safety queue and linked to any corresponding host request. The host is notified where appropriate. If the host does not act within the defined 14-day privacy-request period, the platform escalates the request to Privacy &amp; Safety Operations and applies the approved deletion or restriction workflow. Guests can use this route when they have lost their original browser session or believe an in-product request has not been handled. </w:t>
-      </w:r>
-      <w:r>
-        <w:rPr>
-          <w:rFonts w:ascii="Calibri" w:hAnsi="Calibri"/>
-          <w:b/>
-        </w:rPr>
-        <w:t>Boundary copy:</w:t>
-      </w:r>
-      <w:r>
-        <w:rPr>
-          <w:rFonts w:ascii="Calibri" w:hAnsi="Calibri"/>
-        </w:rPr>
-        <w:t xml:space="preserve"> "DigiStayBook cannot help with bookings, property access, maintenance or in-stay issues. Contact your host through your booking platform for stay support. Use this form only for privacy, personal-data or DigiStayBook content-safety concerns."</w:t>
+        <w:t xml:space="preserve"> This is the core control center for a specific property. Design Controls: Options to change themes, layouts, and how the guestbook displays (e.g., Mosaic display, Spotlight display).</w:t>
+      </w:r>
+    </w:p>
+    <w:p>
+      <w:r>
+        <w:rPr>
+          <w:rFonts w:ascii="Calibri" w:hAnsi="Calibri"/>
+        </w:rPr>
+        <w:t>Preview Mode: A live preview module allowing the host to see how the guestbook will look with different themes applied.</w:t>
+      </w:r>
+    </w:p>
+    <w:p>
+      <w:r>
+        <w:rPr>
+          <w:rFonts w:ascii="Calibri" w:hAnsi="Calibri"/>
+        </w:rPr>
+        <w:t>Content Management: Sections to view all guest uploads, as well as the host's personal uploads and featured photos. Additionally, an "Inbox" or "Feedback" tab where private guest feedback messages are silently logged for the host to review at their convenience, completely separate from the public Guest Wall. The Content Management tab must also include a dedicated "Privacy &amp; Takedown Requests" queue. This area isolates posts that guests have flagged for privacy removal, allowing the host to easily execute a one-click "Confirm Permanent Deletion" action to satisfy their legal requirements as a Data Controller.</w:t>
+      </w:r>
+    </w:p>
+    <w:p>
+      <w:r>
+        <w:rPr>
+          <w:rFonts w:ascii="Calibri" w:hAnsi="Calibri"/>
+        </w:rPr>
+        <w:t>Visibility Controls: Toggles allowing the host to choose whether guest messages or guest-uploaded photos are viewable on the public property wall.</w:t>
+      </w:r>
+    </w:p>
+    <w:p>
+      <w:r>
+        <w:rPr>
+          <w:rFonts w:ascii="Calibri" w:hAnsi="Calibri"/>
+          <w:b/>
+        </w:rPr>
+        <w:t>Required Buttons:</w:t>
+      </w:r>
+      <w:r>
+        <w:rPr>
+          <w:rFonts w:ascii="Calibri" w:hAnsi="Calibri"/>
+        </w:rPr>
+        <w:t xml:space="preserve"> QR &amp; Sharing Buttons: "Print QR Code", "Download QR Code", "Email QR Code", and "Copy Link to Property".</w:t>
+      </w:r>
+    </w:p>
+    <w:p>
+      <w:r>
+        <w:rPr>
+          <w:rFonts w:ascii="Calibri" w:hAnsi="Calibri"/>
+        </w:rPr>
+        <w:t>Content Buttons: "Upload" (for host features/photos), "Pin" (to stick host or guest posts to the top), and "Delete" (to remove customer uploads).</w:t>
+      </w:r>
+    </w:p>
+    <w:p>
+      <w:r>
+        <w:rPr>
+          <w:rFonts w:ascii="Calibri" w:hAnsi="Calibri"/>
+        </w:rPr>
+        <w:t>Payment Controls: "Activate Property" or "Pay Now" button (visible if the property is in unpaid mode). This section must also include a Coupon Code input field allowing users to apply discounts prior to finalizing the transaction.</w:t>
+      </w:r>
+    </w:p>
+    <w:p>
+      <w:r>
+        <w:rPr>
+          <w:rFonts w:ascii="Calibri" w:hAnsi="Calibri"/>
+          <w:b/>
+        </w:rPr>
+        <w:t>Button Destination:</w:t>
+      </w:r>
+      <w:r>
+        <w:rPr>
+          <w:rFonts w:ascii="Calibri" w:hAnsi="Calibri"/>
+        </w:rPr>
+        <w:t xml:space="preserve"> Sharing buttons trigger local device actions (print dialog, file download, email client, clipboard copy).</w:t>
+      </w:r>
+    </w:p>
+    <w:p>
+      <w:r>
+        <w:rPr>
+          <w:rFonts w:ascii="Calibri" w:hAnsi="Calibri"/>
+        </w:rPr>
+        <w:t>The Payment button directs the host to the checkout/payment processor to activate the live routing links for that specific property.</w:t>
       </w:r>
     </w:p>
     <w:p>
@@ -3832,7 +4438,7 @@
         <w:rPr>
           <w:b/>
         </w:rPr>
-        <w:t>6.9 The Guest Wall (Public Guestbook Page)</w:t>
+        <w:t>5.7 Host FAQ Page</w:t>
       </w:r>
       <w:r>
         <w:rPr>
@@ -3841,7 +4447,7 @@
           <w:color w:val="5A6470"/>
           <w:sz w:val="16"/>
         </w:rPr>
-        <w:t xml:space="preserve">  DSB-BOP-P6-009</w:t>
+        <w:t xml:space="preserve">  DSB-BOP-P6-006</w:t>
       </w:r>
     </w:p>
     <w:p>
@@ -3856,61 +4462,47 @@
         <w:rPr>
           <w:rFonts w:ascii="Calibri" w:hAnsi="Calibri"/>
         </w:rPr>
-        <w:t xml:space="preserve"> The live, mobile-first visual timeline of approved photos and notes. It displays the specific layout/theme chosen on the Property Page, showing pinned posts at the top and standard posts below. </w:t>
-      </w:r>
-      <w:r>
-        <w:rPr>
-          <w:rFonts w:ascii="Calibri" w:hAnsi="Calibri"/>
-          <w:b/>
-        </w:rPr>
-        <w:t>Required Buttons:</w:t>
-      </w:r>
-      <w:r>
-        <w:rPr>
-          <w:rFonts w:ascii="Calibri" w:hAnsi="Calibri"/>
-        </w:rPr>
-        <w:t xml:space="preserve"> "Add a Memory/Post" (opens the multi-image upload tool), self-service edit/delete buttons for the Guest's own content, and a universal "Report" flag on all posts. </w:t>
-      </w:r>
-      <w:r>
-        <w:rPr>
-          <w:rFonts w:ascii="Calibri" w:hAnsi="Calibri"/>
-          <w:b/>
-        </w:rPr>
-        <w:t>Button Destination:</w:t>
-      </w:r>
-      <w:r>
-        <w:rPr>
-          <w:rFonts w:ascii="Calibri" w:hAnsi="Calibri"/>
-        </w:rPr>
-        <w:t xml:space="preserve"> Self-deletion hides the Guest's own post immediately and schedules deletion. An ordinary server-accepted report hides the post immediately and creates </w:t>
-      </w:r>
-      <w:r>
-        <w:rPr>
-          <w:rFonts w:ascii="Consolas" w:hAnsi="Consolas"/>
-          <w:color w:val="1F4D78"/>
-          <w:sz w:val="21"/>
-        </w:rPr>
-        <w:t>hidden_pending_review</w:t>
-      </w:r>
-      <w:r>
-        <w:rPr>
-          <w:rFonts w:ascii="Calibri" w:hAnsi="Calibri"/>
-        </w:rPr>
-        <w:t xml:space="preserve">. A report received while the reporter or wall circuit breaker is active creates </w:t>
-      </w:r>
-      <w:r>
-        <w:rPr>
-          <w:rFonts w:ascii="Consolas" w:hAnsi="Consolas"/>
-          <w:color w:val="1F4D78"/>
-          <w:sz w:val="21"/>
-        </w:rPr>
-        <w:t>suspected_abuse_no_visibility_change</w:t>
-      </w:r>
-      <w:r>
-        <w:rPr>
-          <w:rFonts w:ascii="Calibri" w:hAnsi="Calibri"/>
-        </w:rPr>
-        <w:t>; it is recorded for internal review without changing visibility. The client never writes these states directly.</w:t>
+        <w:t xml:space="preserve"> Answers regarding tax deductions, content moderation, photo privacy, data security, and the full text of the Cancellation &amp; Billing Policy: Tax Deductibility: DigiStayBook may be deductible as a business expense. Eligibility depends on your circumstances and business use; seek tax advice. Only an eligible business-use portion may be claimable.</w:t>
+      </w:r>
+    </w:p>
+    <w:p>
+      <w:r>
+        <w:rPr>
+          <w:rFonts w:ascii="Calibri" w:hAnsi="Calibri"/>
+        </w:rPr>
+        <w:t>Free Trial &amp; Auto-Enrollment: DigiStayBook offers a 28-day free trial for your first property. A valid payment method is required to begin the trial. You will not be charged during the 28-day trial period. If you do not cancel before the end of the 28th day, your account will automatically transition to an active paid subscription, and your payment method will be charged the standard rate for your selected plan (Monthly or Annual).</w:t>
+      </w:r>
+    </w:p>
+    <w:p>
+      <w:r>
+        <w:rPr>
+          <w:rFonts w:ascii="Calibri" w:hAnsi="Calibri"/>
+        </w:rPr>
+        <w:t>How to Cancel: You may cancel your subscription at any time without penalty. To cancel, log in to your Host Dashboard, navigate to the specific Property Page, and click "Cancel Subscription." We do not accept cancellation requests via email or the contact form to ensure the security of your account.</w:t>
+      </w:r>
+    </w:p>
+    <w:p>
+      <w:r>
+        <w:rPr>
+          <w:rFonts w:ascii="Calibri" w:hAnsi="Calibri"/>
+        </w:rPr>
+        <w:t>Post-Cancellation Access: If you cancel your subscription (or cancel during your free trial), you will retain full access to your live guestbook and QR code until the end of your current billing cycle or the end of your trial period. After that date, your property's QR code will be deactivated, and the public guestbook will no longer be visible to guests.</w:t>
+      </w:r>
+    </w:p>
+    <w:p>
+      <w:r>
+        <w:rPr>
+          <w:rFonts w:ascii="Calibri" w:hAnsi="Calibri"/>
+        </w:rPr>
+        <w:t>Refunds: All subscription charges are non-refundable except where required by law, such as in the event of a major failure under the Australian Consumer Law. Subject to those statutory rights, we do not offer prorated refunds or credits for canceled subscriptions, partial months of service, or unused time.</w:t>
+      </w:r>
+    </w:p>
+    <w:p>
+      <w:r>
+        <w:rPr>
+          <w:rFonts w:ascii="Calibri" w:hAnsi="Calibri"/>
+        </w:rPr>
+        <w:t>Trial Expiry Notice: As a courtesy, we will send an automated email reminder to your registered email address prior to the conclusion of your 28-day free trial.</w:t>
       </w:r>
     </w:p>
     <w:p>
@@ -3921,7 +4513,7 @@
         <w:rPr>
           <w:b/>
         </w:rPr>
-        <w:t>6.10 "Powered by DigiStayBook" Guest Wall Micro-Branding</w:t>
+        <w:t>5.8 Host Contact Page</w:t>
       </w:r>
       <w:r>
         <w:rPr>
@@ -3930,6 +4522,326 @@
           <w:color w:val="5A6470"/>
           <w:sz w:val="16"/>
         </w:rPr>
+        <w:t xml:space="preserve">  DSB-BOP-P6-007</w:t>
+      </w:r>
+    </w:p>
+    <w:p>
+      <w:r>
+        <w:rPr>
+          <w:rFonts w:ascii="Calibri" w:hAnsi="Calibri"/>
+          <w:b/>
+        </w:rPr>
+        <w:t>What to display:</w:t>
+      </w:r>
+      <w:r>
+        <w:rPr>
+          <w:rFonts w:ascii="Calibri" w:hAnsi="Calibri"/>
+        </w:rPr>
+        <w:t xml:space="preserve"> A contact form strictly designated for hosts to reach Operations about account, billing and software support. It must state that guests cannot use this form to contact hosts or enquire about bookings. Guests needing assistance with a stay must contact their host through the original booking platform. Guests with a DigiStayBook privacy, personal-data or content-safety concern are directed to the separate public Privacy &amp; Safety page.</w:t>
+      </w:r>
+    </w:p>
+    <w:p>
+      <w:pPr>
+        <w:pStyle w:val="Heading2"/>
+      </w:pPr>
+      <w:r>
+        <w:rPr>
+          <w:b/>
+        </w:rPr>
+        <w:t>5.9 Public Privacy &amp; Safety Page</w:t>
+      </w:r>
+      <w:r>
+        <w:rPr>
+          <w:rFonts w:ascii="Consolas" w:hAnsi="Consolas"/>
+          <w:b w:val="0"/>
+          <w:color w:val="5A6470"/>
+          <w:sz w:val="16"/>
+        </w:rPr>
+        <w:t xml:space="preserve">  DSB-BOP-P6-008</w:t>
+      </w:r>
+    </w:p>
+    <w:p>
+      <w:r>
+        <w:rPr>
+          <w:rFonts w:ascii="Calibri" w:hAnsi="Calibri"/>
+          <w:b/>
+        </w:rPr>
+        <w:t>What it is for:</w:t>
+      </w:r>
+      <w:r>
+        <w:rPr>
+          <w:rFonts w:ascii="Calibri" w:hAnsi="Calibri"/>
+        </w:rPr>
+        <w:t xml:space="preserve"> A public, guest-accessible route for personal-data requests, content-safety concerns and problems using the in-product report or deletion tools. It is not a booking, maintenance or guest-to-host support channel.</w:t>
+      </w:r>
+    </w:p>
+    <w:p>
+      <w:r>
+        <w:rPr>
+          <w:rFonts w:ascii="Calibri" w:hAnsi="Calibri"/>
+          <w:b/>
+        </w:rPr>
+        <w:t>What to display:</w:t>
+      </w:r>
+      <w:r>
+        <w:rPr>
+          <w:rFonts w:ascii="Calibri" w:hAnsi="Calibri"/>
+        </w:rPr>
+        <w:t xml:space="preserve"> A concise form that accepts the property/wall reference, post reference where available, request category, contact details required to verify and respond to the request, and a short description. The form must explain how the information will be used and must not require unrelated identity or booking information.</w:t>
+      </w:r>
+    </w:p>
+    <w:p>
+      <w:r>
+        <w:rPr>
+          <w:rFonts w:ascii="Calibri" w:hAnsi="Calibri"/>
+          <w:b/>
+        </w:rPr>
+        <w:t>Escalation path:</w:t>
+      </w:r>
+      <w:r>
+        <w:rPr>
+          <w:rFonts w:ascii="Calibri" w:hAnsi="Calibri"/>
+        </w:rPr>
+        <w:t xml:space="preserve"> The request is recorded in a restricted Privacy &amp; Safety queue and linked to any corresponding host request. The host is notified where appropriate. If the host does not act within the defined 14-day privacy-request period, the platform escalates the request to Privacy &amp; Safety Operations and applies the approved deletion or restriction workflow. Guests can use this route when they have lost their original browser session or believe an in-product request has not been handled.</w:t>
+      </w:r>
+    </w:p>
+    <w:p>
+      <w:r>
+        <w:rPr>
+          <w:rFonts w:ascii="Calibri" w:hAnsi="Calibri"/>
+          <w:b/>
+        </w:rPr>
+        <w:t>Boundary copy:</w:t>
+      </w:r>
+      <w:r>
+        <w:rPr>
+          <w:rFonts w:ascii="Calibri" w:hAnsi="Calibri"/>
+        </w:rPr>
+        <w:t xml:space="preserve"> "DigiStayBook cannot help with bookings, property access, maintenance or in-stay issues. Contact your host through your booking platform for stay support. Use this form only for privacy, personal-data or DigiStayBook content-safety concerns."</w:t>
+      </w:r>
+    </w:p>
+    <w:p>
+      <w:pPr>
+        <w:pStyle w:val="Heading2"/>
+      </w:pPr>
+      <w:r>
+        <w:rPr>
+          <w:b/>
+        </w:rPr>
+        <w:t>5.10 The Guest Wall (Live &amp; Demo Modes)</w:t>
+      </w:r>
+      <w:r>
+        <w:rPr>
+          <w:rFonts w:ascii="Consolas" w:hAnsi="Consolas"/>
+          <w:b w:val="0"/>
+          <w:color w:val="5A6470"/>
+          <w:sz w:val="16"/>
+        </w:rPr>
+        <w:t xml:space="preserve">  DSB-BOP-P6-009</w:t>
+      </w:r>
+    </w:p>
+    <w:p>
+      <w:r>
+        <w:rPr>
+          <w:rFonts w:ascii="Calibri" w:hAnsi="Calibri"/>
+          <w:b/>
+        </w:rPr>
+        <w:t>What to display:</w:t>
+      </w:r>
+      <w:r>
+        <w:rPr>
+          <w:rFonts w:ascii="Calibri" w:hAnsi="Calibri"/>
+        </w:rPr>
+        <w:t xml:space="preserve"> The live, mobile-first visual timeline of approved photos and notes. It displays the specific layout/theme chosen on the Property Page, showing pinned posts at the top and standard posts below.</w:t>
+      </w:r>
+    </w:p>
+    <w:p>
+      <w:r>
+        <w:rPr>
+          <w:rFonts w:ascii="Calibri" w:hAnsi="Calibri"/>
+          <w:b/>
+        </w:rPr>
+        <w:t>Required Buttons:</w:t>
+      </w:r>
+      <w:r>
+        <w:rPr>
+          <w:rFonts w:ascii="Calibri" w:hAnsi="Calibri"/>
+        </w:rPr>
+        <w:t xml:space="preserve"> "Add a Memory/Post" (opens the multi-image upload tool), self-service edit/delete buttons for the Guest's own content, and a universal "Report" flag on all posts.</w:t>
+      </w:r>
+    </w:p>
+    <w:p>
+      <w:r>
+        <w:rPr>
+          <w:rFonts w:ascii="Calibri" w:hAnsi="Calibri"/>
+          <w:b/>
+        </w:rPr>
+        <w:t>Button Destination:</w:t>
+      </w:r>
+      <w:r>
+        <w:rPr>
+          <w:rFonts w:ascii="Calibri" w:hAnsi="Calibri"/>
+        </w:rPr>
+        <w:t xml:space="preserve"> Self-deletion hides the Guest's own post immediately and schedules deletion. An ordinary server-accepted report hides the post immediately and creates </w:t>
+      </w:r>
+      <w:r>
+        <w:rPr>
+          <w:rFonts w:ascii="Consolas" w:hAnsi="Consolas"/>
+          <w:color w:val="1F4D78"/>
+          <w:sz w:val="21"/>
+        </w:rPr>
+        <w:t>hidden_pending_review</w:t>
+      </w:r>
+      <w:r>
+        <w:rPr>
+          <w:rFonts w:ascii="Calibri" w:hAnsi="Calibri"/>
+        </w:rPr>
+        <w:t xml:space="preserve">. A report received while the reporter or wall circuit breaker is active creates </w:t>
+      </w:r>
+      <w:r>
+        <w:rPr>
+          <w:rFonts w:ascii="Consolas" w:hAnsi="Consolas"/>
+          <w:color w:val="1F4D78"/>
+          <w:sz w:val="21"/>
+        </w:rPr>
+        <w:t>suspected_abuse_no_visibility_change</w:t>
+      </w:r>
+      <w:r>
+        <w:rPr>
+          <w:rFonts w:ascii="Calibri" w:hAnsi="Calibri"/>
+        </w:rPr>
+        <w:t>; it is recorded for internal review without changing visibility. The client never writes these states directly.</w:t>
+      </w:r>
+    </w:p>
+    <w:p>
+      <w:pPr>
+        <w:pStyle w:val="Heading3"/>
+      </w:pPr>
+      <w:r>
+        <w:rPr>
+          <w:b/>
+        </w:rPr>
+        <w:t>5.10.1 Layout Control &amp; Content Hierarchy</w:t>
+      </w:r>
+      <w:r>
+        <w:rPr>
+          <w:rFonts w:ascii="Consolas" w:hAnsi="Consolas"/>
+          <w:b w:val="0"/>
+          <w:color w:val="5A6470"/>
+          <w:sz w:val="16"/>
+        </w:rPr>
+        <w:t xml:space="preserve">  DSB-BOP-P2-002</w:t>
+      </w:r>
+    </w:p>
+    <w:p>
+      <w:r>
+        <w:rPr>
+          <w:rFonts w:ascii="Calibri" w:hAnsi="Calibri"/>
+        </w:rPr>
+        <w:t>Mobile-First Chronological Feed: Designed for phone browsers, the primary feed renders chronologically with the newest guest posts appearing at the top.</w:t>
+      </w:r>
+    </w:p>
+    <w:p>
+      <w:r>
+        <w:rPr>
+          <w:rFonts w:ascii="Calibri" w:hAnsi="Calibri"/>
+        </w:rPr>
+        <w:t>Featured &amp; Pinned Content: Hosts retain full editorial control to override standard chronological order:</w:t>
+      </w:r>
+    </w:p>
+    <w:p>
+      <w:r>
+        <w:rPr>
+          <w:rFonts w:ascii="Calibri" w:hAnsi="Calibri"/>
+        </w:rPr>
+        <w:t>Host Featured Posts: Hosts can specify custom messages or house guidelines to sit permanently at the top of the mobile view.</w:t>
+      </w:r>
+    </w:p>
+    <w:p>
+      <w:r>
+        <w:rPr>
+          <w:rFonts w:ascii="Calibri" w:hAnsi="Calibri"/>
+        </w:rPr>
+        <w:t>Guest Pinning: Hosts can select high-value guest photos and messages to be "pinned" to the top of the feed.</w:t>
+      </w:r>
+    </w:p>
+    <w:p>
+      <w:r>
+        <w:rPr>
+          <w:rFonts w:ascii="Calibri" w:hAnsi="Calibri"/>
+        </w:rPr>
+        <w:t>Standard Stream: All non-pinned guest contributions flow directly beneath featured content in reverse-chronological order (newest first), giving checking-in guests instant feedback upon posting.</w:t>
+      </w:r>
+    </w:p>
+    <w:p>
+      <w:pPr>
+        <w:pStyle w:val="Heading3"/>
+      </w:pPr>
+      <w:r>
+        <w:rPr>
+          <w:b/>
+        </w:rPr>
+        <w:t>5.10.2 Pre-Purchase Sandbox &amp; Customization</w:t>
+      </w:r>
+      <w:r>
+        <w:rPr>
+          <w:rFonts w:ascii="Consolas" w:hAnsi="Consolas"/>
+          <w:b w:val="0"/>
+          <w:color w:val="5A6470"/>
+          <w:sz w:val="16"/>
+        </w:rPr>
+        <w:t xml:space="preserve">  DSB-BOP-P2-001</w:t>
+      </w:r>
+    </w:p>
+    <w:p>
+      <w:r>
+        <w:rPr>
+          <w:rFonts w:ascii="Calibri" w:hAnsi="Calibri"/>
+        </w:rPr>
+        <w:t>Host Sandbox Mode: Prior to subscription activation, hosts have full access to an interactive "Demo Wall" workspace where they can upload custom photos, write preliminary welcome notes, and experiment with spatial layouts.</w:t>
+      </w:r>
+    </w:p>
+    <w:p>
+      <w:r>
+        <w:rPr>
+          <w:rFonts w:ascii="Calibri" w:hAnsi="Calibri"/>
+        </w:rPr>
+        <w:t>Pre-filled Dummy Data: To eliminate the sterile "blank wall" feeling, the Pre-Purchase Sandbox is pre-populated with 10 high-quality, dynamic dummy posts. This immediately demonstrates the platform's value and visual appeal to the host.</w:t>
+      </w:r>
+    </w:p>
+    <w:p>
+      <w:r>
+        <w:rPr>
+          <w:rFonts w:ascii="Calibri" w:hAnsi="Calibri"/>
+        </w:rPr>
+        <w:t>Anti-Blank Wall Setup (Seeding): Before going live, hosts must ensure the digital wall contains at least one foundational item. They can either upload a custom "Foundational Post" (such as a welcome text message or a photo of the property) or carry over a generic placeholder post (e.g., a "Welcome to our home!" graphic) from the Sandbox. This is designed to reduce the likelihood that the first scanning guest encounters an empty wall.</w:t>
+      </w:r>
+    </w:p>
+    <w:p>
+      <w:r>
+        <w:rPr>
+          <w:rFonts w:ascii="Calibri" w:hAnsi="Calibri"/>
+        </w:rPr>
+        <w:t>Revenue Guardrail: While hosts can test layouts in real time, live public routing links and high-resolution downloadable QR placards remain hard-locked until a valid payment method is securely authorized via Stripe.</w:t>
+      </w:r>
+    </w:p>
+    <w:p>
+      <w:pPr>
+        <w:pStyle w:val="Heading2"/>
+      </w:pPr>
+      <w:r>
+        <w:rPr>
+          <w:b/>
+        </w:rPr>
+        <w:t>5.11 "Powered by DigiStayBook" Guest Wall Micro-Branding</w:t>
+      </w:r>
+      <w:r>
+        <w:rPr>
+          <w:rFonts w:ascii="Consolas" w:hAnsi="Consolas"/>
+          <w:b w:val="0"/>
+          <w:color w:val="5A6470"/>
+          <w:sz w:val="16"/>
+        </w:rPr>
         <w:t xml:space="preserve">  DSB-BOP-P6-010</w:t>
       </w:r>
     </w:p>
@@ -3945,8 +4857,10 @@
         <w:rPr>
           <w:rFonts w:ascii="Calibri" w:hAnsi="Calibri"/>
         </w:rPr>
-        <w:t xml:space="preserve"> Turn appropriate Guest Wall exposure into a potential host-acquisition path without interrupting the guest experience. Some Guests may themselves own or manage short-term rentals, or be considering hosting; this is a commercial rationale, not a claim that a particular percentage will convert. </w:t>
-      </w:r>
+        <w:t xml:space="preserve"> Turn appropriate Guest Wall exposure into a potential host-acquisition path without interrupting the guest experience. Some Guests may themselves own or manage short-term rentals, or be considering hosting; this is a commercial rationale, not a claim that a particular percentage will convert.</w:t>
+      </w:r>
+    </w:p>
+    <w:p>
       <w:r>
         <w:rPr>
           <w:rFonts w:ascii="Calibri" w:hAnsi="Calibri"/>
@@ -3958,8 +4872,10 @@
         <w:rPr>
           <w:rFonts w:ascii="Calibri" w:hAnsi="Calibri"/>
         </w:rPr>
-        <w:t xml:space="preserve"> Every live public Guest Wall, including the public demo, displays a discreet text link after the wall content and contribution controls: "Loved your stay? Powered by DigiStayBook — Create a digital guestbook for your property." </w:t>
-      </w:r>
+        <w:t xml:space="preserve"> Every live public Guest Wall, including the public demo, displays a discreet text link after the wall content and contribution controls: "Loved your stay? Powered by DigiStayBook — Create a digital guestbook for your property."</w:t>
+      </w:r>
+    </w:p>
+    <w:p>
       <w:r>
         <w:rPr>
           <w:rFonts w:ascii="Calibri" w:hAnsi="Calibri"/>
@@ -3971,8 +4887,10 @@
         <w:rPr>
           <w:rFonts w:ascii="Calibri" w:hAnsi="Calibri"/>
         </w:rPr>
-        <w:t xml:space="preserve"> The link directs to the DigiStayBook main landing page. It must use a descriptive accessible label and remain usable on mobile and desktop. </w:t>
-      </w:r>
+        <w:t xml:space="preserve"> The link directs to the DigiStayBook main landing page. It must use a descriptive accessible label and remain usable on mobile and desktop.</w:t>
+      </w:r>
+    </w:p>
+    <w:p>
       <w:r>
         <w:rPr>
           <w:rFonts w:ascii="Calibri" w:hAnsi="Calibri"/>
@@ -3984,8 +4902,10 @@
         <w:rPr>
           <w:rFonts w:ascii="Calibri" w:hAnsi="Calibri"/>
         </w:rPr>
-        <w:t xml:space="preserve"> The micro-branding must remain visually secondary to the property's identity and Guest Wall content. It must not appear as a popup, interstitial, modal, forced redirect or contribution requirement, and it must not obscure host content or guest controls. </w:t>
-      </w:r>
+        <w:t xml:space="preserve"> The micro-branding must remain visually secondary to the property's identity and Guest Wall content. It must not appear as a popup, interstitial, modal, forced redirect or contribution requirement, and it must not obscure host content or guest controls.</w:t>
+      </w:r>
+    </w:p>
+    <w:p>
       <w:r>
         <w:rPr>
           <w:rFonts w:ascii="Calibri" w:hAnsi="Calibri"/>
@@ -4002,13 +4922,129 @@
     </w:p>
     <w:p>
       <w:pPr>
+        <w:pStyle w:val="Heading2"/>
+      </w:pPr>
+      <w:r>
+        <w:rPr>
+          <w:b/>
+        </w:rPr>
+        <w:t>5.12 Guest Contribution UX</w:t>
+      </w:r>
+      <w:r>
+        <w:rPr>
+          <w:rFonts w:ascii="Consolas" w:hAnsi="Consolas"/>
+          <w:b w:val="0"/>
+          <w:color w:val="5A6470"/>
+          <w:sz w:val="16"/>
+        </w:rPr>
+        <w:t xml:space="preserve">  DSB-BOP-P6-011</w:t>
+      </w:r>
+    </w:p>
+    <w:p>
+      <w:r>
+        <w:rPr>
+          <w:rFonts w:ascii="Calibri" w:hAnsi="Calibri"/>
+        </w:rPr>
+        <w:t>Multi-Image Batch Uploads: Guests can attach and submit up to 10 images simultaneously in a single post.</w:t>
+      </w:r>
+    </w:p>
+    <w:p>
+      <w:r>
+        <w:rPr>
+          <w:rFonts w:ascii="Calibri" w:hAnsi="Calibri"/>
+        </w:rPr>
+        <w:t>The Universal Copy Button: Every guest post rendered on the live chronological wall may feature a lightweight "Copy Text" button (or a simple clipboard icon) embedded within the text block. When a guest taps this button, the text is saved to their device's clipboard, and the icon temporarily transforms into a green checkmark accompanied by a "Copied!" notification. This is a general accessibility and personal-use convenience only; the interface does not connect it to a booking-provider review workflow.</w:t>
+      </w:r>
+    </w:p>
+    <w:p>
+      <w:r>
+        <w:rPr>
+          <w:rFonts w:ascii="Calibri" w:hAnsi="Calibri"/>
+        </w:rPr>
+        <w:t>Frictionless Post Editing: To ensure a smooth experience, guests are provided with instant self-service controls allowing them to edit text or delete their submitted posts at any time without requiring host intervention.</w:t>
+      </w:r>
+    </w:p>
+    <w:p>
+      <w:r>
+        <w:rPr>
+          <w:rFonts w:ascii="Calibri" w:hAnsi="Calibri"/>
+        </w:rPr>
+        <w:t>The Consent Checkbox (Micro-Friction): To legally protect the host, the upload flow features a mandatory, single-tap checkbox immediately above the "Submit" button explicitly linking to both documents, stating: "I agree to the Guest Terms and Privacy Policy, consent to this image being displayed publicly, and confirm I am over 16 years of age." This logs timestamped consent without requiring an account.</w:t>
+      </w:r>
+    </w:p>
+    <w:p>
+      <w:r>
+        <w:rPr>
+          <w:rFonts w:ascii="Calibri" w:hAnsi="Calibri"/>
+        </w:rPr>
+        <w:t>The Dynamic Photo Challenge Dropdown: To cure guest "blank page anxiety," the upload page will feature a dynamic writing prompt. To ensure zero operational burden for the host, they will simply select their preferred prompt from a pre-written dropdown list in their dashboard (which they can change over time). Examples of these prompts include:</w:t>
+      </w:r>
+    </w:p>
+    <w:p>
+      <w:r>
+        <w:rPr>
+          <w:rFonts w:ascii="Calibri" w:hAnsi="Calibri"/>
+        </w:rPr>
+        <w:t>"Who made the best breakfast this morning?"</w:t>
+      </w:r>
+    </w:p>
+    <w:p>
+      <w:r>
+        <w:rPr>
+          <w:rFonts w:ascii="Calibri" w:hAnsi="Calibri"/>
+        </w:rPr>
+        <w:t>"Show us your best sunset or sunrise view!"</w:t>
+      </w:r>
+    </w:p>
+    <w:p>
+      <w:r>
+        <w:rPr>
+          <w:rFonts w:ascii="Calibri" w:hAnsi="Calibri"/>
+        </w:rPr>
+        <w:t>"Group selfie time! Show us the whole crew."</w:t>
+      </w:r>
+    </w:p>
+    <w:p>
+      <w:r>
+        <w:rPr>
+          <w:rFonts w:ascii="Calibri" w:hAnsi="Calibri"/>
+        </w:rPr>
+        <w:t>"What was the absolute best meal you ate nearby?"</w:t>
+      </w:r>
+    </w:p>
+    <w:p>
+      <w:r>
+        <w:rPr>
+          <w:rFonts w:ascii="Calibri" w:hAnsi="Calibri"/>
+        </w:rPr>
+        <w:t>"Capture the absolute coziest spot you found in the house."</w:t>
+      </w:r>
+    </w:p>
+    <w:p>
+      <w:r>
+        <w:rPr>
+          <w:rFonts w:ascii="Calibri" w:hAnsi="Calibri"/>
+        </w:rPr>
+        <w:t>The Private Feedback Safety Net: On the guest upload page, add a secondary, optional text-only form titled "Private Feedback / Help Us Improve." This allows guests to share practical suggestions privately with the host (e.g., "we couldn't find the AC remote" or "where do you keep the spare towels?"). The host can use this feedback to improve their pinned house manual posts and the experience for future guests.</w:t>
+      </w:r>
+    </w:p>
+    <w:p>
+      <w:r>
+        <w:rPr>
+          <w:rFonts w:ascii="Calibri" w:hAnsi="Calibri"/>
+        </w:rPr>
+        <w:t>Operational Guardrail: To ensure this does not violate the "No Guest-to-Host Messaging" rule or become a live help desk, the UI must include explicit microcopy setting boundaries and assuring privacy. It must state: "Note: This feedback is kept strictly private and will not be published to the public memory wall. It is not monitored in real-time and your host will not reply here; it is strictly used to improve our house manual for future guests. If you need immediate assistance during your stay, please message your host directly through your booking app."</w:t>
+      </w:r>
+    </w:p>
+    <w:p>
+      <w:pPr>
         <w:pStyle w:val="Heading1"/>
       </w:pPr>
       <w:r>
         <w:rPr>
           <w:b/>
         </w:rPr>
-        <w:t>Part 7: Terms and Conditions (Legal Copy)</w:t>
+        <w:t>Part 6: Terms and Conditions (Legal Copy)</w:t>
       </w:r>
     </w:p>
     <w:p>
@@ -4035,7 +5071,23 @@
         <w:rPr>
           <w:rFonts w:ascii="Calibri" w:hAnsi="Calibri"/>
         </w:rPr>
-        <w:t>Last Updated: 4th August 2026 Welcome to DigiStayBook. These Terms and Conditions ("Terms") govern your access to and use of the DigiStayBook website, dashboard, and digital guestbook services (collectively, the "Service"). By creating an account, starting a free trial, or using the Service, you ("Host", "you", or "your") agree to be bound by these Terms. If you do not agree to these Terms, you may not use the Service.</w:t>
+        <w:t>Last Updated: 4th August 2026</w:t>
+      </w:r>
+    </w:p>
+    <w:p>
+      <w:r>
+        <w:rPr>
+          <w:rFonts w:ascii="Calibri" w:hAnsi="Calibri"/>
+        </w:rPr>
+        <w:t>Welcome to DigiStayBook. These Terms and Conditions ("Terms") govern your access to and use of the DigiStayBook website, dashboard, and digital guestbook services (collectively, the "Service").</w:t>
+      </w:r>
+    </w:p>
+    <w:p>
+      <w:r>
+        <w:rPr>
+          <w:rFonts w:ascii="Calibri" w:hAnsi="Calibri"/>
+        </w:rPr>
+        <w:t>By creating an account, starting a free trial, or using the Service, you ("Host", "you", or "your") agree to be bound by these Terms. If you do not agree to these Terms, you may not use the Service.</w:t>
       </w:r>
     </w:p>
     <w:p>
@@ -4119,7 +5171,39 @@
         <w:rPr>
           <w:rFonts w:ascii="Calibri" w:hAnsi="Calibri"/>
         </w:rPr>
-        <w:t>3.1. 28-Day Free Trial: DigiStayBook offers a 28-day free trial for your first activated property. A valid payment method is required to initiate the trial. You will not be charged during this 28-day period. 3.2. Auto-Renewal: If you do not cancel your subscription before the end of the 28th day, your account will automatically transition to an active paid subscription. Your payment method on file will be charged the standard rate for your selected plan (Monthly or Annual) on a recurring basis. 3.3. Cancellation: You may cancel your subscription at any time via your Host Dashboard. Cancellations must be processed before your next billing date to avoid future charges. We do not accept cancellation requests via email or contact forms. If you cancel, you will retain access to your active QR codes and Guest Wall until the end of your current paid billing cycle (or the end of your free trial). 3.4. Refunds: All subscription charges are non-refundable except where required by law, such as in the event of a major failure under the Australian Consumer Law. Subject to those statutory rights, we do not offer prorated refunds or credits for canceled subscriptions, partial months of service, or unused time. 3.5. Tax Disclaimer: Any statements regarding tax deductibility are for general marketing purposes only. Eligibility to claim software subscriptions as a business expense depends on your individual circumstances and jurisdictional tax laws (e.g., apportioning business versus private use). You are solely responsible for consulting a qualified tax professional regarding your claims.</w:t>
+        <w:t>3.1. 28-Day Free Trial: DigiStayBook offers a 28-day free trial for your first activated property. A valid payment method is required to initiate the trial. You will not be charged during this 28-day period.</w:t>
+      </w:r>
+    </w:p>
+    <w:p>
+      <w:r>
+        <w:rPr>
+          <w:rFonts w:ascii="Calibri" w:hAnsi="Calibri"/>
+        </w:rPr>
+        <w:t>3.2. Auto-Renewal: If you do not cancel your subscription before the end of the 28th day, your account will automatically transition to an active paid subscription. Your payment method on file will be charged the standard rate for your selected plan (Monthly or Annual) on a recurring basis.</w:t>
+      </w:r>
+    </w:p>
+    <w:p>
+      <w:r>
+        <w:rPr>
+          <w:rFonts w:ascii="Calibri" w:hAnsi="Calibri"/>
+        </w:rPr>
+        <w:t>3.3. Cancellation: You may cancel your subscription at any time via your Host Dashboard. Cancellations must be processed before your next billing date to avoid future charges. We do not accept cancellation requests via email or contact forms. If you cancel, you will retain access to your active QR codes and Guest Wall until the end of your current paid billing cycle (or the end of your free trial).</w:t>
+      </w:r>
+    </w:p>
+    <w:p>
+      <w:r>
+        <w:rPr>
+          <w:rFonts w:ascii="Calibri" w:hAnsi="Calibri"/>
+        </w:rPr>
+        <w:t>3.4. Refunds: All subscription charges are non-refundable except where required by law, such as in the event of a major failure under the Australian Consumer Law. Subject to those statutory rights, we do not offer prorated refunds or credits for canceled subscriptions, partial months of service, or unused time.</w:t>
+      </w:r>
+    </w:p>
+    <w:p>
+      <w:r>
+        <w:rPr>
+          <w:rFonts w:ascii="Calibri" w:hAnsi="Calibri"/>
+        </w:rPr>
+        <w:t>3.5. Tax Disclaimer: Any statements regarding tax deductibility are for general marketing purposes only. Eligibility to claim software subscriptions as a business expense depends on your individual circumstances and jurisdictional tax laws (e.g., apportioning business versus private use). You are solely responsible for consulting a qualified tax professional regarding your claims.</w:t>
       </w:r>
     </w:p>
     <w:p>
@@ -4147,7 +5231,31 @@
         <w:rPr>
           <w:rFonts w:ascii="Calibri" w:hAnsi="Calibri"/>
         </w:rPr>
-        <w:t>4.1. Guest Uploads and Platform Processing: The Service allows your Guests to upload photos, text, and other materials ("User Content"). To provide the Service, DigiStayBook stores, automatically screens, routes, publishes, restricts and deletes User Content in accordance with the Host's settings, the moderation workflow, these Terms and applicable legal obligations. 4.2. Host Moderation &amp; Automated Security: DigiStayBook applies automated, server-side screening before User Content is eligible for publication. DigiStayBook does not routinely manually pre-screen every submission. Limited manual review may occur for critical internal trust-and-safety cases, legal obligations, escalated platform reports and quality-control activities under restricted access. The Host retains primary responsibility for ordinary curation of the Guest Wall using the tools provided in the Host Dashboard. Automated screening and limited review do not constitute endorsement of User Content. 4.3. Liability: DigiStayBook accepts no liability for User Content uploaded by your Guests, including but not limited to copyright infringement, privacy violations, defamatory statements, or offensive material. You agree to indemnify and hold DigiStayBook harmless from any claims arising from User Content uploaded to your property's Guest Wall. 4.4. Guest Sessions and Formal Accounts: Guests do not create formal accounts to use the Service. Features such as self-service guest editing rely strictly on Firebase Anonymous Authentication and the Guest's local browser session (localStorage). Access to edit or delete their own posts will be permanently lost if the Guest clears their device cookies, utilizes private/incognito browsing, or accesses the wall from a different device.</w:t>
+        <w:t>4.1. Guest Uploads and Platform Processing: The Service allows your Guests to upload photos, text, and other materials ("User Content"). To provide the Service, DigiStayBook stores, automatically screens, routes, publishes, restricts and deletes User Content in accordance with the Host's settings, the moderation workflow, these Terms and applicable legal obligations.</w:t>
+      </w:r>
+    </w:p>
+    <w:p>
+      <w:r>
+        <w:rPr>
+          <w:rFonts w:ascii="Calibri" w:hAnsi="Calibri"/>
+        </w:rPr>
+        <w:t>4.2. Host Moderation &amp; Automated Security: DigiStayBook applies automated, server-side screening before User Content is eligible for publication. DigiStayBook does not routinely manually pre-screen every submission. Limited manual review may occur for critical internal trust-and-safety cases, legal obligations, escalated platform reports and quality-control activities under restricted access. The Host retains primary responsibility for ordinary curation of the Guest Wall using the tools provided in the Host Dashboard. Automated screening and limited review do not constitute endorsement of User Content.</w:t>
+      </w:r>
+    </w:p>
+    <w:p>
+      <w:r>
+        <w:rPr>
+          <w:rFonts w:ascii="Calibri" w:hAnsi="Calibri"/>
+        </w:rPr>
+        <w:t>4.3. Liability: DigiStayBook accepts no liability for User Content uploaded by your Guests, including but not limited to copyright infringement, privacy violations, defamatory statements, or offensive material. You agree to indemnify and hold DigiStayBook harmless from any claims arising from User Content uploaded to your property's Guest Wall.</w:t>
+      </w:r>
+    </w:p>
+    <w:p>
+      <w:r>
+        <w:rPr>
+          <w:rFonts w:ascii="Calibri" w:hAnsi="Calibri"/>
+        </w:rPr>
+        <w:t>4.4. Guest Sessions and Formal Accounts: Guests do not create formal accounts to use the Service. Features such as self-service guest editing rely strictly on Firebase Anonymous Authentication and the Guest's local browser session (localStorage). Access to edit or delete their own posts will be permanently lost if the Guest clears their device cookies, utilizes private/incognito browsing, or accesses the wall from a different device.</w:t>
       </w:r>
     </w:p>
     <w:p>
@@ -4175,7 +5283,63 @@
         <w:rPr>
           <w:rFonts w:ascii="Calibri" w:hAnsi="Calibri"/>
         </w:rPr>
-        <w:t>You agree not to use the Service to: Promote illegal activities, violence, or harassment. Distribute malware, viruses, or spam. Infringe upon the intellectual property or privacy rights of others. Attempt to bypass, hack, or disrupt the security and functionality of the Service. We reserve the right to suspend or terminate your account immediately, without notice or refund, if we determine that you have violated these Acceptable Use terms. To enforce these Terms, protect the platform and prevent abuse, DigiStayBook may use rate limits, duplicate-request controls, account or session restrictions, temporary access restrictions and short-lived pseudonymous abuse keys derived from limited security signals. Security records are access-controlled and retained only for the bounded period set out in the approved retention schedule, and the controls do not create persistent cross-session identifiers. Platform Intervention and Takedown Rights: While Hosts retain primary responsibility for ordinary Guest Wall curation, DigiStayBook uses automated security filters and limited internal review to identify severe legal or safety concerns. Content presenting a critical concern is immediately blocked from public access and placed in a restricted internal case. It is retained only for the approved verification, legal and safety period, then securely deleted when the case is resolved and no lawful retention requirement remains. DigiStayBook may apply proportionate account, session or temporary access restrictions and may notify the Host where doing so is lawful and safe.</w:t>
+        <w:t>You agree not to use the Service to:</w:t>
+      </w:r>
+    </w:p>
+    <w:p>
+      <w:r>
+        <w:rPr>
+          <w:rFonts w:ascii="Calibri" w:hAnsi="Calibri"/>
+        </w:rPr>
+        <w:t>Promote illegal activities, violence, or harassment.</w:t>
+      </w:r>
+    </w:p>
+    <w:p>
+      <w:r>
+        <w:rPr>
+          <w:rFonts w:ascii="Calibri" w:hAnsi="Calibri"/>
+        </w:rPr>
+        <w:t>Distribute malware, viruses, or spam.</w:t>
+      </w:r>
+    </w:p>
+    <w:p>
+      <w:r>
+        <w:rPr>
+          <w:rFonts w:ascii="Calibri" w:hAnsi="Calibri"/>
+        </w:rPr>
+        <w:t>Infringe upon the intellectual property or privacy rights of others.</w:t>
+      </w:r>
+    </w:p>
+    <w:p>
+      <w:r>
+        <w:rPr>
+          <w:rFonts w:ascii="Calibri" w:hAnsi="Calibri"/>
+        </w:rPr>
+        <w:t>Attempt to bypass, hack, or disrupt the security and functionality of the Service.</w:t>
+      </w:r>
+    </w:p>
+    <w:p>
+      <w:r>
+        <w:rPr>
+          <w:rFonts w:ascii="Calibri" w:hAnsi="Calibri"/>
+        </w:rPr>
+        <w:t>We reserve the right to suspend or terminate your account immediately, without notice or refund, if we determine that you have violated these Acceptable Use terms.</w:t>
+      </w:r>
+    </w:p>
+    <w:p>
+      <w:r>
+        <w:rPr>
+          <w:rFonts w:ascii="Calibri" w:hAnsi="Calibri"/>
+        </w:rPr>
+        <w:t>To enforce these Terms, protect the platform and prevent abuse, DigiStayBook may use rate limits, duplicate-request controls, account or session restrictions, temporary access restrictions and short-lived pseudonymous abuse keys derived from limited security signals. Security records are access-controlled and retained only for the bounded period set out in the approved retention schedule, and the controls do not create persistent cross-session identifiers.</w:t>
+      </w:r>
+    </w:p>
+    <w:p>
+      <w:r>
+        <w:rPr>
+          <w:rFonts w:ascii="Calibri" w:hAnsi="Calibri"/>
+        </w:rPr>
+        <w:t>Platform Intervention and Takedown Rights: While Hosts retain primary responsibility for ordinary Guest Wall curation, DigiStayBook uses automated security filters and limited internal review to identify severe legal or safety concerns. Content presenting a critical concern is immediately blocked from public access and placed in a restricted internal case. It is retained only for the approved verification, legal and safety period, then securely deleted when the case is resolved and no lawful retention requirement remains. DigiStayBook may apply proportionate account, session or temporary access restrictions and may notify the Host where doing so is lawful and safe.</w:t>
       </w:r>
     </w:p>
     <w:p>
@@ -4354,7 +5518,7 @@
         <w:rPr>
           <w:b/>
         </w:rPr>
-        <w:t>Part 8: Privacy Policy (Legal Copy)</w:t>
+        <w:t>Part 7: Privacy Policy (Legal Copy)</w:t>
       </w:r>
     </w:p>
     <w:p>
@@ -4381,7 +5545,23 @@
         <w:rPr>
           <w:rFonts w:ascii="Calibri" w:hAnsi="Calibri"/>
         </w:rPr>
-        <w:t>Last Updated: 4th August 2026 Welcome to DigiStayBook. We respect your privacy and are committed to protecting the personal data of our Hosts and their Guests. This Privacy Policy explains how we collect, use, disclose, and safeguard information when you use our website, dashboard, and digital guestbook services (collectively, the "Service"). Please read this Privacy Policy carefully. By accessing or using the Service, you agree to the collection and use of information in accordance with this policy.</w:t>
+        <w:t>Last Updated: 4th August 2026</w:t>
+      </w:r>
+    </w:p>
+    <w:p>
+      <w:r>
+        <w:rPr>
+          <w:rFonts w:ascii="Calibri" w:hAnsi="Calibri"/>
+        </w:rPr>
+        <w:t>Welcome to DigiStayBook. We respect your privacy and are committed to protecting the personal data of our Hosts and their Guests. This Privacy Policy explains how we collect, use, disclose, and safeguard information when you use our website, dashboard, and digital guestbook services (collectively, the "Service").</w:t>
+      </w:r>
+    </w:p>
+    <w:p>
+      <w:r>
+        <w:rPr>
+          <w:rFonts w:ascii="Calibri" w:hAnsi="Calibri"/>
+        </w:rPr>
+        <w:t>Please read this Privacy Policy carefully. By accessing or using the Service, you agree to the collection and use of information in accordance with this policy.</w:t>
       </w:r>
     </w:p>
     <w:p>
@@ -4409,7 +5589,71 @@
         <w:rPr>
           <w:rFonts w:ascii="Calibri" w:hAnsi="Calibri"/>
         </w:rPr>
-        <w:t>We collect information in two primary categories: information provided by Hosts (our direct customers) and information provided by Guests (users interacting with a Host's digital guestbook). A. Information Collected from Hosts Account Information: When you register for an account, we collect your email address, a secure password, and the name(s) of your property or properties. Billing Information: When you activate a subscription or free trial, our third-party payment processors (e.g., Stripe) collect your payment details, such as credit card information and billing address. DigiStayBook does not directly view or store your full credit card number. Property Data: We collect configuration data related to your property, such as custom welcome messages, house rules, and display preferences. Marketing Preference Data: Where a Host chooses whether to receive marketing, we store the Host identity, normalised contact address, consent or withdrawal status, UTC timestamp, form/source identifier, and the exact consent wording and version. A minimal central suppression record is retained separately to prevent promotional messages after opt-out. B. Information Collected from Guests User-Generated Content (UGC): When a Guest scans a property’s QR code, they may voluntarily upload photos, text, and messages to the public Guest Wall. Technical and Security Data: When a Guest accesses a Guest Wall, we process limited technical information such as IP address, browser type, device category, access time, anonymous session tokens and Firebase App Check signals. Where needed to prevent abuse, the system may derive short-lived pseudonymous abuse keys without creating a persistent cross-session identifier. We use this information to route uploads, secure the Service, enforce rate limits, investigate platform reports and apply proportionate account, session or temporary access restrictions. Raw and derived security records are access-controlled and retained only for the bounded period in the approved retention schedule.</w:t>
+        <w:t>We collect information in two primary categories: information provided by Hosts (our direct customers) and information provided by Guests (users interacting with a Host's digital guestbook).</w:t>
+      </w:r>
+    </w:p>
+    <w:p>
+      <w:r>
+        <w:rPr>
+          <w:rFonts w:ascii="Calibri" w:hAnsi="Calibri"/>
+        </w:rPr>
+        <w:t>A. Information Collected from Hosts</w:t>
+      </w:r>
+    </w:p>
+    <w:p>
+      <w:r>
+        <w:rPr>
+          <w:rFonts w:ascii="Calibri" w:hAnsi="Calibri"/>
+        </w:rPr>
+        <w:t>Account Information: When you register for an account, we collect your email address, a secure password, and the name(s) of your property or properties.</w:t>
+      </w:r>
+    </w:p>
+    <w:p>
+      <w:r>
+        <w:rPr>
+          <w:rFonts w:ascii="Calibri" w:hAnsi="Calibri"/>
+        </w:rPr>
+        <w:t>Billing Information: When you activate a subscription or free trial, our third-party payment processors (e.g., Stripe) collect your payment details, such as credit card information and billing address. DigiStayBook does not directly view or store your full credit card number.</w:t>
+      </w:r>
+    </w:p>
+    <w:p>
+      <w:r>
+        <w:rPr>
+          <w:rFonts w:ascii="Calibri" w:hAnsi="Calibri"/>
+        </w:rPr>
+        <w:t>Property Data: We collect configuration data related to your property, such as custom welcome messages, house rules, and display preferences.</w:t>
+      </w:r>
+    </w:p>
+    <w:p>
+      <w:r>
+        <w:rPr>
+          <w:rFonts w:ascii="Calibri" w:hAnsi="Calibri"/>
+        </w:rPr>
+        <w:t>Marketing Preference Data: Where a Host chooses whether to receive marketing, we store the Host identity, normalised contact address, consent or withdrawal status, UTC timestamp, form/source identifier, and the exact consent wording and version. A minimal central suppression record is retained separately to prevent promotional messages after opt-out.</w:t>
+      </w:r>
+    </w:p>
+    <w:p>
+      <w:r>
+        <w:rPr>
+          <w:rFonts w:ascii="Calibri" w:hAnsi="Calibri"/>
+        </w:rPr>
+        <w:t>B. Information Collected from Guests</w:t>
+      </w:r>
+    </w:p>
+    <w:p>
+      <w:r>
+        <w:rPr>
+          <w:rFonts w:ascii="Calibri" w:hAnsi="Calibri"/>
+        </w:rPr>
+        <w:t>User-Generated Content (UGC): When a Guest scans a property’s QR code, they may voluntarily upload photos, text, and messages to the public Guest Wall.</w:t>
+      </w:r>
+    </w:p>
+    <w:p>
+      <w:r>
+        <w:rPr>
+          <w:rFonts w:ascii="Calibri" w:hAnsi="Calibri"/>
+        </w:rPr>
+        <w:t>Technical and Security Data: When a Guest accesses a Guest Wall, we process limited technical information such as IP address, browser type, device category, access time, anonymous session tokens and Firebase App Check signals. Where needed to prevent abuse, the system may derive short-lived pseudonymous abuse keys without creating a persistent cross-session identifier. We use this information to route uploads, secure the Service, enforce rate limits, investigate platform reports and apply proportionate account, session or temporary access restrictions. Raw and derived security records are access-controlled and retained only for the bounded period in the approved retention schedule.</w:t>
       </w:r>
     </w:p>
     <w:p>
@@ -4437,7 +5681,55 @@
         <w:rPr>
           <w:rFonts w:ascii="Calibri" w:hAnsi="Calibri"/>
         </w:rPr>
-        <w:t>We use the collected information for the following operational purposes: To Provide the Service: To host the digital guestbook, generate QR codes, and allow Hosts to moderate their property's Guest Wall. To Process Payments: To manage subscriptions, free trials, and renewals through our secure payment gateways. To Communicate with Hosts: To send account-related notices, such as welcome emails, billing receipts, cancellation confirmations, and dashboard access links. To Manage Marketing Choices: To prove express consent, apply withdrawals across promotional sequences, prevent sends to suppressed addresses and record verified re-consent without treating account creation or acceptance of the Terms as marketing consent. To Improve the Service: To analyze website usage and Technical Data to fix bugs and improve the user experience. DigiStayBook does not use Guest photos or messages for our own marketing purposes without explicit permission, nor do we sell Host or Guest data to third parties.</w:t>
+        <w:t>We use the collected information for the following operational purposes:</w:t>
+      </w:r>
+    </w:p>
+    <w:p>
+      <w:r>
+        <w:rPr>
+          <w:rFonts w:ascii="Calibri" w:hAnsi="Calibri"/>
+        </w:rPr>
+        <w:t>To Provide the Service: To host the digital guestbook, generate QR codes, and allow Hosts to moderate their property's Guest Wall.</w:t>
+      </w:r>
+    </w:p>
+    <w:p>
+      <w:r>
+        <w:rPr>
+          <w:rFonts w:ascii="Calibri" w:hAnsi="Calibri"/>
+        </w:rPr>
+        <w:t>To Process Payments: To manage subscriptions, free trials, and renewals through our secure payment gateways.</w:t>
+      </w:r>
+    </w:p>
+    <w:p>
+      <w:r>
+        <w:rPr>
+          <w:rFonts w:ascii="Calibri" w:hAnsi="Calibri"/>
+        </w:rPr>
+        <w:t>To Communicate with Hosts: To send account-related notices, such as welcome emails, billing receipts, cancellation confirmations, and dashboard access links.</w:t>
+      </w:r>
+    </w:p>
+    <w:p>
+      <w:r>
+        <w:rPr>
+          <w:rFonts w:ascii="Calibri" w:hAnsi="Calibri"/>
+        </w:rPr>
+        <w:t>To Manage Marketing Choices: To prove express consent, apply withdrawals across promotional sequences, prevent sends to suppressed addresses and record verified re-consent without treating account creation or acceptance of the Terms as marketing consent.</w:t>
+      </w:r>
+    </w:p>
+    <w:p>
+      <w:r>
+        <w:rPr>
+          <w:rFonts w:ascii="Calibri" w:hAnsi="Calibri"/>
+        </w:rPr>
+        <w:t>To Improve the Service: To analyze website usage and Technical Data to fix bugs and improve the user experience.</w:t>
+      </w:r>
+    </w:p>
+    <w:p>
+      <w:r>
+        <w:rPr>
+          <w:rFonts w:ascii="Calibri" w:hAnsi="Calibri"/>
+        </w:rPr>
+        <w:t>DigiStayBook does not use Guest photos or messages for our own marketing purposes without explicit permission, nor do we sell Host or Guest data to third parties.</w:t>
       </w:r>
     </w:p>
     <w:p>
@@ -4681,7 +5973,31 @@
         <w:rPr>
           <w:rFonts w:ascii="Calibri" w:hAnsi="Calibri"/>
         </w:rPr>
-        <w:t>We only share information with third parties in the following limited circumstances: Service Providers: We share data with trusted third-party vendors who perform services on our behalf, such as cloud hosting providers (e.g., AWS, Google Cloud) and payment processors. Legal Requirements: We may disclose your information if required to do so by law, court order, or governmental request, or to protect the rights, property, or safety of DigiStayBook, our users, or others. Business Transfers: If DigiStayBook is involved in a merger, acquisition, or sale of assets, Host data and Guest content may be transferred as a business asset.</w:t>
+        <w:t>We only share information with third parties in the following limited circumstances:</w:t>
+      </w:r>
+    </w:p>
+    <w:p>
+      <w:r>
+        <w:rPr>
+          <w:rFonts w:ascii="Calibri" w:hAnsi="Calibri"/>
+        </w:rPr>
+        <w:t>Service Providers: We share data with trusted third-party vendors who perform services on our behalf, such as cloud hosting providers (e.g., AWS, Google Cloud) and payment processors.</w:t>
+      </w:r>
+    </w:p>
+    <w:p>
+      <w:r>
+        <w:rPr>
+          <w:rFonts w:ascii="Calibri" w:hAnsi="Calibri"/>
+        </w:rPr>
+        <w:t>Legal Requirements: We may disclose your information if required to do so by law, court order, or governmental request, or to protect the rights, property, or safety of DigiStayBook, our users, or others.</w:t>
+      </w:r>
+    </w:p>
+    <w:p>
+      <w:r>
+        <w:rPr>
+          <w:rFonts w:ascii="Calibri" w:hAnsi="Calibri"/>
+        </w:rPr>
+        <w:t>Business Transfers: If DigiStayBook is involved in a merger, acquisition, or sale of assets, Host data and Guest content may be transferred as a business asset.</w:t>
       </w:r>
     </w:p>
     <w:p>
@@ -7341,7 +8657,7 @@
         <w:rPr>
           <w:b/>
         </w:rPr>
-        <w:t>Part 9: Appendix - Automated Email Copy &amp; Templates</w:t>
+        <w:t>Part 8: Appendix - Automated Email Copy &amp; Templates</w:t>
       </w:r>
     </w:p>
     <w:p>
@@ -7367,7 +8683,7 @@
         <w:rPr>
           <w:b/>
         </w:rPr>
-        <w:t>9.1 Core Host Email Lifecycle</w:t>
+        <w:t>8.1 Core Host Email Lifecycle</w:t>
       </w:r>
       <w:r>
         <w:rPr>
@@ -7395,7 +8711,7 @@
         <w:rPr>
           <w:b/>
         </w:rPr>
-        <w:t>9.1.1 Account Creation Confirmation</w:t>
+        <w:t>8.1.1 Account Creation Confirmation</w:t>
       </w:r>
       <w:r>
         <w:rPr>
@@ -7448,7 +8764,15 @@
         <w:rPr>
           <w:rFonts w:ascii="Calibri" w:hAnsi="Calibri"/>
         </w:rPr>
-        <w:t>Body: Hi {{Host_Name}}, Your DigiStayBook account for {{Host_Email}} has been created successfully.</w:t>
+        <w:t>Body: Hi {{Host_Name}},</w:t>
+      </w:r>
+    </w:p>
+    <w:p>
+      <w:r>
+        <w:rPr>
+          <w:rFonts w:ascii="Calibri" w:hAnsi="Calibri"/>
+        </w:rPr>
+        <w:t>Your DigiStayBook account for {{Host_Email}} has been created successfully.</w:t>
       </w:r>
     </w:p>
     <w:p>
@@ -7503,7 +8827,7 @@
         <w:rPr>
           <w:b/>
         </w:rPr>
-        <w:t>9.1.2 Property Activation (Asset Delivery)</w:t>
+        <w:t>8.1.2 Property Activation (Asset Delivery)</w:t>
       </w:r>
       <w:r>
         <w:rPr>
@@ -7538,7 +8862,23 @@
         <w:rPr>
           <w:rFonts w:ascii="Calibri" w:hAnsi="Calibri"/>
         </w:rPr>
-        <w:t>Body: Hi {{Host_Name}}, {{Property_Name}} is officially active! Attached is your high-resolution QR code kit. Simply print the placard and place it on your property's counter. Before displaying the QR code, select at least one foundational post to reduce the likelihood that a Guest encounters an empty wall.</w:t>
+        <w:t>Body: Hi {{Host_Name}},</w:t>
+      </w:r>
+    </w:p>
+    <w:p>
+      <w:r>
+        <w:rPr>
+          <w:rFonts w:ascii="Calibri" w:hAnsi="Calibri"/>
+        </w:rPr>
+        <w:t>{{Property_Name}} is officially active! Attached is your high-resolution QR code kit. Simply print the placard and place it on your property's counter.</w:t>
+      </w:r>
+    </w:p>
+    <w:p>
+      <w:r>
+        <w:rPr>
+          <w:rFonts w:ascii="Calibri" w:hAnsi="Calibri"/>
+        </w:rPr>
+        <w:t>Before displaying the QR code, select at least one foundational post to reduce the likelihood that a Guest encounters an empty wall.</w:t>
       </w:r>
     </w:p>
     <w:p>
@@ -7585,7 +8925,7 @@
         <w:rPr>
           <w:b/>
         </w:rPr>
-        <w:t>9.1.3 Trial Expiry Notice</w:t>
+        <w:t>8.1.3 Trial Expiry Notice</w:t>
       </w:r>
       <w:r>
         <w:rPr>
@@ -7620,7 +8960,23 @@
         <w:rPr>
           <w:rFonts w:ascii="Calibri" w:hAnsi="Calibri"/>
         </w:rPr>
-        <w:t>Body: Hi {{Host_Name}}, This is a service reminder that your 28-day free trial for {{Property_Name}} will end on {{Trial_End_Date}}. Unless you cancel before that date, your subscription will automatically move to the selected paid plan and {{Charge_Amount}} will be charged on {{Charge_Date}}.</w:t>
+        <w:t>Body: Hi {{Host_Name}},</w:t>
+      </w:r>
+    </w:p>
+    <w:p>
+      <w:r>
+        <w:rPr>
+          <w:rFonts w:ascii="Calibri" w:hAnsi="Calibri"/>
+        </w:rPr>
+        <w:t>This is a service reminder that your 28-day free trial for {{Property_Name}} will end on {{Trial_End_Date}}.</w:t>
+      </w:r>
+    </w:p>
+    <w:p>
+      <w:r>
+        <w:rPr>
+          <w:rFonts w:ascii="Calibri" w:hAnsi="Calibri"/>
+        </w:rPr>
+        <w:t>Unless you cancel before that date, your subscription will automatically move to the selected paid plan and {{Charge_Amount}} will be charged on {{Charge_Date}}.</w:t>
       </w:r>
     </w:p>
     <w:p>
@@ -7667,7 +9023,7 @@
         <w:rPr>
           <w:b/>
         </w:rPr>
-        <w:t>9.1.4 Automated Monthly Receipt</w:t>
+        <w:t>8.1.4 Automated Monthly Receipt</w:t>
       </w:r>
       <w:r>
         <w:rPr>
@@ -7702,7 +9058,15 @@
         <w:rPr>
           <w:rFonts w:ascii="Calibri" w:hAnsi="Calibri"/>
         </w:rPr>
-        <w:t>Body: Hi {{Host_Name}}, Thank you for your continued partnership. Your monthly invoice for {{Property_Name}} is attached below. Keep this invoice for your records.</w:t>
+        <w:t>Body: Hi {{Host_Name}},</w:t>
+      </w:r>
+    </w:p>
+    <w:p>
+      <w:r>
+        <w:rPr>
+          <w:rFonts w:ascii="Calibri" w:hAnsi="Calibri"/>
+        </w:rPr>
+        <w:t>Thank you for your continued partnership. Your monthly invoice for {{Property_Name}} is attached below. Keep this invoice for your records.</w:t>
       </w:r>
     </w:p>
     <w:p>
@@ -7749,7 +9113,7 @@
         <w:rPr>
           <w:b/>
         </w:rPr>
-        <w:t>9.1.5 Card Expiring Soon (Pre-Dunning)</w:t>
+        <w:t>8.1.5 Card Expiring Soon (Pre-Dunning)</w:t>
       </w:r>
       <w:r>
         <w:rPr>
@@ -7784,7 +9148,23 @@
         <w:rPr>
           <w:rFonts w:ascii="Calibri" w:hAnsi="Calibri"/>
         </w:rPr>
-        <w:t>Body: Hi {{Host_Name}}, The credit card on file for your DigiStayBook account is set to expire in the next 30 days. To ensure your property’s QR codes remain active and your guests can continue uploading memories without interruption, please take a moment to update your payment details.</w:t>
+        <w:t>Body: Hi {{Host_Name}},</w:t>
+      </w:r>
+    </w:p>
+    <w:p>
+      <w:r>
+        <w:rPr>
+          <w:rFonts w:ascii="Calibri" w:hAnsi="Calibri"/>
+        </w:rPr>
+        <w:t>The credit card on file for your DigiStayBook account is set to expire in the next 30 days.</w:t>
+      </w:r>
+    </w:p>
+    <w:p>
+      <w:r>
+        <w:rPr>
+          <w:rFonts w:ascii="Calibri" w:hAnsi="Calibri"/>
+        </w:rPr>
+        <w:t>To ensure your property’s QR codes remain active and your guests can continue uploading memories without interruption, please take a moment to update your payment details.</w:t>
       </w:r>
     </w:p>
     <w:p>
@@ -7831,7 +9211,7 @@
         <w:rPr>
           <w:b/>
         </w:rPr>
-        <w:t>9.1.6 Failed Payment Flow (The Grace Period)</w:t>
+        <w:t>8.1.6 Failed Payment Flow (The Grace Period)</w:t>
       </w:r>
       <w:r>
         <w:rPr>
@@ -7866,7 +9246,23 @@
         <w:rPr>
           <w:rFonts w:ascii="Calibri" w:hAnsi="Calibri"/>
         </w:rPr>
-        <w:t>Body: Hi {{Host_Name}}, We were unable to process your recent subscription payment for {{Property_Name}}. We know you are busy running a B2B operation, so we have granted a 14-day soft grace period. During this time, your Guest Wall remains fully active for your checking-in guests. Please update your payment details before {{Suspension_Date}} to avoid deactivation.</w:t>
+        <w:t>Body: Hi {{Host_Name}},</w:t>
+      </w:r>
+    </w:p>
+    <w:p>
+      <w:r>
+        <w:rPr>
+          <w:rFonts w:ascii="Calibri" w:hAnsi="Calibri"/>
+        </w:rPr>
+        <w:t>We were unable to process your recent subscription payment for {{Property_Name}}. We know you are busy running a B2B operation, so we have granted a 14-day soft grace period. During this time, your Guest Wall remains fully active for your checking-in guests.</w:t>
+      </w:r>
+    </w:p>
+    <w:p>
+      <w:r>
+        <w:rPr>
+          <w:rFonts w:ascii="Calibri" w:hAnsi="Calibri"/>
+        </w:rPr>
+        <w:t>Please update your payment details before {{Suspension_Date}} to avoid deactivation.</w:t>
       </w:r>
     </w:p>
     <w:p>
@@ -7913,7 +9309,7 @@
         <w:rPr>
           <w:b/>
         </w:rPr>
-        <w:t>9.1.7 Service Suspension (The Final Notice)</w:t>
+        <w:t>8.1.7 Service Suspension (The Final Notice)</w:t>
       </w:r>
       <w:r>
         <w:rPr>
@@ -7948,7 +9344,31 @@
         <w:rPr>
           <w:rFonts w:ascii="Calibri" w:hAnsi="Calibri"/>
         </w:rPr>
-        <w:t>Body: Hi {{Host_Name}}, Your 14-day grace period has concluded, and the QR code for {{Property_Name}} has been deactivated. Scanning the existing QR code now opens a fallback page stating that the guestbook is temporarily offline. Reactivation restores the property according to the current billing and entitlement state.</w:t>
+        <w:t>Body: Hi {{Host_Name}},</w:t>
+      </w:r>
+    </w:p>
+    <w:p>
+      <w:r>
+        <w:rPr>
+          <w:rFonts w:ascii="Calibri" w:hAnsi="Calibri"/>
+        </w:rPr>
+        <w:t>Your 14-day grace period has concluded, and the QR code for {{Property_Name}} has been deactivated.</w:t>
+      </w:r>
+    </w:p>
+    <w:p>
+      <w:r>
+        <w:rPr>
+          <w:rFonts w:ascii="Calibri" w:hAnsi="Calibri"/>
+        </w:rPr>
+        <w:t>Scanning the existing QR code now opens a fallback page stating that the guestbook is temporarily offline.</w:t>
+      </w:r>
+    </w:p>
+    <w:p>
+      <w:r>
+        <w:rPr>
+          <w:rFonts w:ascii="Calibri" w:hAnsi="Calibri"/>
+        </w:rPr>
+        <w:t>Reactivation restores the property according to the current billing and entitlement state.</w:t>
       </w:r>
     </w:p>
     <w:p>
@@ -7995,7 +9415,7 @@
         <w:rPr>
           <w:b/>
         </w:rPr>
-        <w:t>9.1.8 Cancellation Confirmation</w:t>
+        <w:t>8.1.8 Cancellation Confirmation</w:t>
       </w:r>
       <w:r>
         <w:rPr>
@@ -8030,7 +9450,31 @@
         <w:rPr>
           <w:rFonts w:ascii="Calibri" w:hAnsi="Calibri"/>
         </w:rPr>
-        <w:t>Body: Hi {{Host_Name}}, This email confirms that you have successfully canceled your subscription for {{Property_Name}}. You will retain full access to your live guestbook and QR code until your current billing cycle ends on {{End_Date}}. After this date, the QR code will be deactivated and the public wall will no longer be visible. Subject to final product and legal approval of the retention schedule, your property configuration and Guest Wall content are planned to remain private and dormant until {{Dormancy_Expiry_Date}} (currently 12 months after service ends). After that date, deletion from active systems is scheduled to complete within 30 days and encrypted backup copies expire within a further 30 days. Limited accounting, consent, suppression, security-incident and deletion-audit records may follow the separate periods in the Privacy Policy. This template must not be enabled until the dormancy period and wording are approved.</w:t>
+        <w:t>Body: Hi {{Host_Name}},</w:t>
+      </w:r>
+    </w:p>
+    <w:p>
+      <w:r>
+        <w:rPr>
+          <w:rFonts w:ascii="Calibri" w:hAnsi="Calibri"/>
+        </w:rPr>
+        <w:t>This email confirms that you have successfully canceled your subscription for {{Property_Name}}.</w:t>
+      </w:r>
+    </w:p>
+    <w:p>
+      <w:r>
+        <w:rPr>
+          <w:rFonts w:ascii="Calibri" w:hAnsi="Calibri"/>
+        </w:rPr>
+        <w:t>You will retain full access to your live guestbook and QR code until your current billing cycle ends on {{End_Date}}. After this date, the QR code will be deactivated and the public wall will no longer be visible.</w:t>
+      </w:r>
+    </w:p>
+    <w:p>
+      <w:r>
+        <w:rPr>
+          <w:rFonts w:ascii="Calibri" w:hAnsi="Calibri"/>
+        </w:rPr>
+        <w:t>Subject to final product and legal approval of the retention schedule, your property configuration and Guest Wall content are planned to remain private and dormant until {{Dormancy_Expiry_Date}} (currently 12 months after service ends). After that date, deletion from active systems is scheduled to complete within 30 days and encrypted backup copies expire within a further 30 days. Limited accounting, consent, suppression, security-incident and deletion-audit records may follow the separate periods in the Privacy Policy. This template must not be enabled until the dormancy period and wording are approved.</w:t>
       </w:r>
     </w:p>
     <w:p>
@@ -8041,7 +9485,7 @@
         <w:rPr>
           <w:b/>
         </w:rPr>
-        <w:t>9.2 Moderation &amp; Content Safety Emails</w:t>
+        <w:t>8.2 Moderation &amp; Content Safety Emails</w:t>
       </w:r>
       <w:r>
         <w:rPr>
@@ -8132,7 +9576,39 @@
         <w:rPr>
           <w:rFonts w:ascii="Calibri" w:hAnsi="Calibri"/>
         </w:rPr>
-        <w:t>Body: Hi {{Host_Name}}, Our automated safety filter just flagged a new guest submission at {{Property_Name}}. To protect your listing reputation and brand, the post has been automatically placed in Pending Host Approval and is currently hidden from your public wall. Flag Reason: {{AI_Flag_Reason}} (e.g., Unfiltered Language / Image Moderation Flag) What to do next: Review the post in your dashboard to publish it to your live wall or permanently delete it.</w:t>
+        <w:t>Body: Hi {{Host_Name}},</w:t>
+      </w:r>
+    </w:p>
+    <w:p>
+      <w:r>
+        <w:rPr>
+          <w:rFonts w:ascii="Calibri" w:hAnsi="Calibri"/>
+        </w:rPr>
+        <w:t>Our automated safety filter just flagged a new guest submission at {{Property_Name}}.</w:t>
+      </w:r>
+    </w:p>
+    <w:p>
+      <w:r>
+        <w:rPr>
+          <w:rFonts w:ascii="Calibri" w:hAnsi="Calibri"/>
+        </w:rPr>
+        <w:t>To protect your listing reputation and brand, the post has been automatically placed in Pending Host Approval and is currently hidden from your public wall.</w:t>
+      </w:r>
+    </w:p>
+    <w:p>
+      <w:r>
+        <w:rPr>
+          <w:rFonts w:ascii="Calibri" w:hAnsi="Calibri"/>
+        </w:rPr>
+        <w:t>Flag Reason: {{AI_Flag_Reason}} (e.g., Unfiltered Language / Image Moderation Flag)</w:t>
+      </w:r>
+    </w:p>
+    <w:p>
+      <w:r>
+        <w:rPr>
+          <w:rFonts w:ascii="Calibri" w:hAnsi="Calibri"/>
+        </w:rPr>
+        <w:t>What to do next: Review the post in your dashboard to publish it to your live wall or permanently delete it.</w:t>
       </w:r>
     </w:p>
     <w:p>
@@ -8264,7 +9740,39 @@
         <w:rPr>
           <w:rFonts w:ascii="Calibri" w:hAnsi="Calibri"/>
         </w:rPr>
-        <w:t>Body: Hi {{Host_Name}}, A guest viewing your public digital wall at {{Property_Name}} has flagged a post and requested its removal. The reporting endpoint accepted a Guest report, hid the post from public view and routed it to your dashboard for review. Report Details: Date Reported: {{Report_Timestamp}} Status: Hidden from Public Wall Your Next Steps: As the Data Controller for your guestbook, please log in and navigate to the "Privacy &amp; Takedown Requests" tab. If this is a valid request from your guest, click "Confirm Permanent Deletion." If you believe the report is false or abusive, reject it and provide the requested reason. A Host rejection does not by itself classify the reporter as malicious. If you do not resolve a privacy request within 14 days, it escalates automatically to Privacy &amp; Safety Operations, which applies the approved deletion or restoration workflow.</w:t>
+        <w:t>Body: Hi {{Host_Name}},</w:t>
+      </w:r>
+    </w:p>
+    <w:p>
+      <w:r>
+        <w:rPr>
+          <w:rFonts w:ascii="Calibri" w:hAnsi="Calibri"/>
+        </w:rPr>
+        <w:t>A guest viewing your public digital wall at {{Property_Name}} has flagged a post and requested its removal.</w:t>
+      </w:r>
+    </w:p>
+    <w:p>
+      <w:r>
+        <w:rPr>
+          <w:rFonts w:ascii="Calibri" w:hAnsi="Calibri"/>
+        </w:rPr>
+        <w:t>The reporting endpoint accepted a Guest report, hid the post from public view and routed it to your dashboard for review.</w:t>
+      </w:r>
+    </w:p>
+    <w:p>
+      <w:r>
+        <w:rPr>
+          <w:rFonts w:ascii="Calibri" w:hAnsi="Calibri"/>
+        </w:rPr>
+        <w:t>Report Details: Date Reported: {{Report_Timestamp}} Status: Hidden from Public Wall</w:t>
+      </w:r>
+    </w:p>
+    <w:p>
+      <w:r>
+        <w:rPr>
+          <w:rFonts w:ascii="Calibri" w:hAnsi="Calibri"/>
+        </w:rPr>
+        <w:t>Your Next Steps: As the Data Controller for your guestbook, please log in and navigate to the "Privacy &amp; Takedown Requests" tab. If this is a valid request from your guest, click "Confirm Permanent Deletion." If you believe the report is false or abusive, reject it and provide the requested reason. A Host rejection does not by itself classify the reporter as malicious. If you do not resolve a privacy request within 14 days, it escalates automatically to Privacy &amp; Safety Operations, which applies the approved deletion or restoration workflow.</w:t>
       </w:r>
     </w:p>
     <w:p>
@@ -8399,7 +9907,7 @@
         <w:rPr>
           <w:b/>
         </w:rPr>
-        <w:t>9.3 Security &amp; Account System Emails</w:t>
+        <w:t>8.3 Security &amp; Account System Emails</w:t>
       </w:r>
       <w:r>
         <w:rPr>
@@ -8490,7 +9998,23 @@
         <w:rPr>
           <w:rFonts w:ascii="Calibri" w:hAnsi="Calibri"/>
         </w:rPr>
-        <w:t>Body: Hi {{Host_Name}}, We received a request to reset the password for your DigiStayBook account ({{Host_Email}}). Click the button below to set up a new password:</w:t>
+        <w:t>Body: Hi {{Host_Name}},</w:t>
+      </w:r>
+    </w:p>
+    <w:p>
+      <w:r>
+        <w:rPr>
+          <w:rFonts w:ascii="Calibri" w:hAnsi="Calibri"/>
+        </w:rPr>
+        <w:t>We received a request to reset the password for your DigiStayBook account ({{Host_Email}}).</w:t>
+      </w:r>
+    </w:p>
+    <w:p>
+      <w:r>
+        <w:rPr>
+          <w:rFonts w:ascii="Calibri" w:hAnsi="Calibri"/>
+        </w:rPr>
+        <w:t>Click the button below to set up a new password:</w:t>
       </w:r>
     </w:p>
     <w:p>
@@ -8534,7 +10058,15 @@
         <w:rPr>
           <w:rFonts w:ascii="Calibri" w:hAnsi="Calibri"/>
         </w:rPr>
-        <w:t>This link will expire in 60 minutes for security reasons. If you did not request a password reset, you can safely ignore this email—your password will remain unchanged and your account stays secure.</w:t>
+        <w:t>This link will expire in 60 minutes for security reasons.</w:t>
+      </w:r>
+    </w:p>
+    <w:p>
+      <w:r>
+        <w:rPr>
+          <w:rFonts w:ascii="Calibri" w:hAnsi="Calibri"/>
+        </w:rPr>
+        <w:t>If you did not request a password reset, you can safely ignore this email—your password will remain unchanged and your account stays secure.</w:t>
       </w:r>
     </w:p>
     <w:p>
@@ -8616,7 +10148,31 @@
         <w:rPr>
           <w:rFonts w:ascii="Calibri" w:hAnsi="Calibri"/>
         </w:rPr>
-        <w:t>Body: Hi {{Host_Name}}, This email confirms that the password for your DigiStayBook account ({{Host_Email}}) was successfully updated on {{Change_Timestamp}}. Device Details: Browser/Device: {{User_Agent}} Location: {{IP_Location}} Didn't make this change? If you did not authorize this change, please reset your password immediately using the link below and contact support via your Host Dashboard.</w:t>
+        <w:t>Body: Hi {{Host_Name}},</w:t>
+      </w:r>
+    </w:p>
+    <w:p>
+      <w:r>
+        <w:rPr>
+          <w:rFonts w:ascii="Calibri" w:hAnsi="Calibri"/>
+        </w:rPr>
+        <w:t>This email confirms that the password for your DigiStayBook account ({{Host_Email}}) was successfully updated on {{Change_Timestamp}}.</w:t>
+      </w:r>
+    </w:p>
+    <w:p>
+      <w:r>
+        <w:rPr>
+          <w:rFonts w:ascii="Calibri" w:hAnsi="Calibri"/>
+        </w:rPr>
+        <w:t>Device Details: Browser/Device: {{User_Agent}} Location: {{IP_Location}}</w:t>
+      </w:r>
+    </w:p>
+    <w:p>
+      <w:r>
+        <w:rPr>
+          <w:rFonts w:ascii="Calibri" w:hAnsi="Calibri"/>
+        </w:rPr>
+        <w:t>Didn't make this change? If you did not authorize this change, please reset your password immediately using the link below and contact support via your Host Dashboard.</w:t>
       </w:r>
     </w:p>
     <w:p>
@@ -8734,7 +10290,23 @@
         <w:rPr>
           <w:rFonts w:ascii="Calibri" w:hAnsi="Calibri"/>
         </w:rPr>
-        <w:t>Body: Hi {{Host_Name}}, You recently requested to update your primary login email address for DigiStayBook to {{New_Host_Email}}. Please verify this new address by clicking the button below:</w:t>
+        <w:t>Body: Hi {{Host_Name}},</w:t>
+      </w:r>
+    </w:p>
+    <w:p>
+      <w:r>
+        <w:rPr>
+          <w:rFonts w:ascii="Calibri" w:hAnsi="Calibri"/>
+        </w:rPr>
+        <w:t>You recently requested to update your primary login email address for DigiStayBook to {{New_Host_Email}}.</w:t>
+      </w:r>
+    </w:p>
+    <w:p>
+      <w:r>
+        <w:rPr>
+          <w:rFonts w:ascii="Calibri" w:hAnsi="Calibri"/>
+        </w:rPr>
+        <w:t>Please verify this new address by clicking the button below:</w:t>
       </w:r>
     </w:p>
     <w:p>
@@ -8860,7 +10432,23 @@
         <w:rPr>
           <w:rFonts w:ascii="Calibri" w:hAnsi="Calibri"/>
         </w:rPr>
-        <w:t>Body: Hi {{Host_Name}}, We noticed a new login to your DigiStayBook host dashboard: Time: {{Login_Timestamp}} Device: {{Device_Type_and_Browser}} Approximate Location: {{IP_Location}} If this was you, no action is needed! If this wasn't you, please log in immediately to change your password and review your account security.</w:t>
+        <w:t>Body: Hi {{Host_Name}},</w:t>
+      </w:r>
+    </w:p>
+    <w:p>
+      <w:r>
+        <w:rPr>
+          <w:rFonts w:ascii="Calibri" w:hAnsi="Calibri"/>
+        </w:rPr>
+        <w:t>We noticed a new login to your DigiStayBook host dashboard: Time: {{Login_Timestamp}} Device: {{Device_Type_and_Browser}} Approximate Location: {{IP_Location}}</w:t>
+      </w:r>
+    </w:p>
+    <w:p>
+      <w:r>
+        <w:rPr>
+          <w:rFonts w:ascii="Calibri" w:hAnsi="Calibri"/>
+        </w:rPr>
+        <w:t>If this was you, no action is needed! If this wasn't you, please log in immediately to change your password and review your account security.</w:t>
       </w:r>
     </w:p>
     <w:p>
@@ -8907,7 +10495,7 @@
         <w:rPr>
           <w:b/>
         </w:rPr>
-        <w:t>9.4 Lead-Nurturing Cart Abandonment Sequence</w:t>
+        <w:t>8.4 Lead-Nurturing Cart Abandonment Sequence</w:t>
       </w:r>
       <w:r>
         <w:rPr>
@@ -8924,7 +10512,47 @@
         <w:rPr>
           <w:rFonts w:ascii="Calibri" w:hAnsi="Calibri"/>
         </w:rPr>
-        <w:t>(Compliance Note: As commercial messages, all emails in this sequence must contain a functional unsubscribe link in the footer and clearly identify the sender to comply with ACMA spam regulations.) Trigger: Fires if a host names a property but exits before clicking "Activate Property" and completing checkout. (Note: This sequence only fires if the host explicitly checked the marketing consent opt-in box during Account Setup). Email 1 (1 Hour Post-Abandonment): Initial check-in asking if they hit a snag, directing them to the FAQ and explaining the intended guest-experience value without promising changes in guest behaviour or property outcomes. Email 2 (24 Hours Post-Abandonment): Focuses on the guest-experience value—explaining that a warmer, more useful and memorable stay may encourage more positive feedback on the host's official booking platform, without guaranteeing a review outcome. Email 3 (3 Days Post-Abandonment): May state: "DigiStayBook may be deductible as a business expense. Eligibility depends on your circumstances and business use; seek tax advice." It must not claim guaranteed property protection, savings or financial returns. Email 4 (Day 23 Post-Abandonment): Final seven-day warning that the unpaid property draft is scheduled for deletion on Day 30. The message must show the exact deletion date and must not imply the draft will remain available afterward.</w:t>
+        <w:t>(Compliance Note: As commercial messages, all emails in this sequence must contain a functional unsubscribe link in the footer and clearly identify the sender to comply with ACMA spam regulations.)</w:t>
+      </w:r>
+    </w:p>
+    <w:p>
+      <w:r>
+        <w:rPr>
+          <w:rFonts w:ascii="Calibri" w:hAnsi="Calibri"/>
+        </w:rPr>
+        <w:t>Trigger: Fires if a host names a property but exits before clicking "Activate Property" and completing checkout. (Note: This sequence only fires if the host explicitly checked the marketing consent opt-in box during Account Setup).</w:t>
+      </w:r>
+    </w:p>
+    <w:p>
+      <w:r>
+        <w:rPr>
+          <w:rFonts w:ascii="Calibri" w:hAnsi="Calibri"/>
+        </w:rPr>
+        <w:t>Email 1 (1 Hour Post-Abandonment): Initial check-in asking if they hit a snag, directing them to the FAQ and explaining the intended guest-experience value without promising changes in guest behaviour or property outcomes.</w:t>
+      </w:r>
+    </w:p>
+    <w:p>
+      <w:r>
+        <w:rPr>
+          <w:rFonts w:ascii="Calibri" w:hAnsi="Calibri"/>
+        </w:rPr>
+        <w:t>Email 2 (24 Hours Post-Abandonment): Focuses on the guest-experience value—explaining that a warmer, more useful and memorable stay may encourage more positive feedback on the host's official booking platform, without guaranteeing a review outcome.</w:t>
+      </w:r>
+    </w:p>
+    <w:p>
+      <w:r>
+        <w:rPr>
+          <w:rFonts w:ascii="Calibri" w:hAnsi="Calibri"/>
+        </w:rPr>
+        <w:t>Email 3 (3 Days Post-Abandonment): May state: "DigiStayBook may be deductible as a business expense. Eligibility depends on your circumstances and business use; seek tax advice." It must not claim guaranteed property protection, savings or financial returns.</w:t>
+      </w:r>
+    </w:p>
+    <w:p>
+      <w:r>
+        <w:rPr>
+          <w:rFonts w:ascii="Calibri" w:hAnsi="Calibri"/>
+        </w:rPr>
+        <w:t>Email 4 (Day 23 Post-Abandonment): Final seven-day warning that the unpaid property draft is scheduled for deletion on Day 30. The message must show the exact deletion date and must not imply the draft will remain available afterward.</w:t>
       </w:r>
     </w:p>
     <w:p>
@@ -8935,7 +10563,7 @@
         <w:rPr>
           <w:b/>
         </w:rPr>
-        <w:t>9.5 Retention &amp; Engagement Lifecycle</w:t>
+        <w:t>8.5 Retention &amp; Engagement Lifecycle</w:t>
       </w:r>
       <w:r>
         <w:rPr>
@@ -8952,7 +10580,15 @@
         <w:rPr>
           <w:rFonts w:ascii="Calibri" w:hAnsi="Calibri"/>
         </w:rPr>
-        <w:t>(Compliance Note: As commercial messages, all emails in this sequence must contain a functional unsubscribe link in the footer and clearly identify the sender to comply with ACMA spam regulations.) The "Activation" Nudge (Day 7 Check-in):</w:t>
+        <w:t>(Compliance Note: As commercial messages, all emails in this sequence must contain a functional unsubscribe link in the footer and clearly identify the sender to comply with ACMA spam regulations.)</w:t>
+      </w:r>
+    </w:p>
+    <w:p>
+      <w:r>
+        <w:rPr>
+          <w:rFonts w:ascii="Calibri" w:hAnsi="Calibri"/>
+        </w:rPr>
+        <w:t>The "Activation" Nudge (Day 7 Check-in):</w:t>
       </w:r>
     </w:p>
     <w:p>
@@ -9040,7 +10676,63 @@
         <w:rPr>
           <w:rFonts w:ascii="Calibri" w:hAnsi="Calibri"/>
         </w:rPr>
-        <w:t>The Milestones (Triggers &amp; Content): 10 Scans (The Placement Milestone): Confirms that 10 scans were recorded; it does not prove that every Guest read the content. 1st Memory (The First Contribution): Confirms that a Guest added the first memory to the wall; it does not prove a change in sentiment or behaviour. 50 Scans (The Engagement Milestone): Confirms that 50 scans were recorded; it does not prove reduced support demand. 10 Memories (The Engagement Milestone): Shows that multiple guests have actively contributed to the property's shared memory wall. 100 Scans (The Continued-Use Milestone): Reports continued scanning activity without claiming a specific operational outcome. 50 Memories (The Contribution Milestone): Confirms that 50 memories have been contributed without claiming a change in property status or Guest behaviour. Annual Subscription Renewal Warning (Compliance &amp; Trust):</w:t>
+        <w:t>The Milestones (Triggers &amp; Content):</w:t>
+      </w:r>
+    </w:p>
+    <w:p>
+      <w:r>
+        <w:rPr>
+          <w:rFonts w:ascii="Calibri" w:hAnsi="Calibri"/>
+        </w:rPr>
+        <w:t>10 Scans (The Placement Milestone): Confirms that 10 scans were recorded; it does not prove that every Guest read the content.</w:t>
+      </w:r>
+    </w:p>
+    <w:p>
+      <w:r>
+        <w:rPr>
+          <w:rFonts w:ascii="Calibri" w:hAnsi="Calibri"/>
+        </w:rPr>
+        <w:t>1st Memory (The First Contribution): Confirms that a Guest added the first memory to the wall; it does not prove a change in sentiment or behaviour.</w:t>
+      </w:r>
+    </w:p>
+    <w:p>
+      <w:r>
+        <w:rPr>
+          <w:rFonts w:ascii="Calibri" w:hAnsi="Calibri"/>
+        </w:rPr>
+        <w:t>50 Scans (The Engagement Milestone): Confirms that 50 scans were recorded; it does not prove reduced support demand.</w:t>
+      </w:r>
+    </w:p>
+    <w:p>
+      <w:r>
+        <w:rPr>
+          <w:rFonts w:ascii="Calibri" w:hAnsi="Calibri"/>
+        </w:rPr>
+        <w:t>10 Memories (The Engagement Milestone): Shows that multiple guests have actively contributed to the property's shared memory wall.</w:t>
+      </w:r>
+    </w:p>
+    <w:p>
+      <w:r>
+        <w:rPr>
+          <w:rFonts w:ascii="Calibri" w:hAnsi="Calibri"/>
+        </w:rPr>
+        <w:t>100 Scans (The Continued-Use Milestone): Reports continued scanning activity without claiming a specific operational outcome.</w:t>
+      </w:r>
+    </w:p>
+    <w:p>
+      <w:r>
+        <w:rPr>
+          <w:rFonts w:ascii="Calibri" w:hAnsi="Calibri"/>
+        </w:rPr>
+        <w:t>50 Memories (The Contribution Milestone): Confirms that 50 memories have been contributed without claiming a change in property status or Guest behaviour.</w:t>
+      </w:r>
+    </w:p>
+    <w:p>
+      <w:r>
+        <w:rPr>
+          <w:rFonts w:ascii="Calibri" w:hAnsi="Calibri"/>
+        </w:rPr>
+        <w:t>Annual Subscription Renewal Warning (Compliance &amp; Trust):</w:t>
       </w:r>
     </w:p>
     <w:p>
@@ -9167,7 +10859,7 @@
         <w:rPr>
           <w:b/>
         </w:rPr>
-        <w:t>9.6 Affiliate Marketing Engine (Post-MVP)</w:t>
+        <w:t>8.6 Affiliate Marketing Engine (Post-MVP)</w:t>
       </w:r>
       <w:r>
         <w:rPr>
@@ -9187,7 +10879,7 @@
         <w:rPr>
           <w:b/>
         </w:rPr>
-        <w:t>9.6.1 Affiliate Payout Notification</w:t>
+        <w:t>8.6.1 Affiliate Payout Notification</w:t>
       </w:r>
       <w:r>
         <w:rPr>
@@ -9240,7 +10932,23 @@
         <w:rPr>
           <w:rFonts w:ascii="Calibri" w:hAnsi="Calibri"/>
         </w:rPr>
-        <w:t>Body: Hi {{Affiliate_Name}}, Great work! A host you referred just activated an Annual Subscription. We’ve successfully processed your 40% commission for their first year, which will be deposited into your account shortly.</w:t>
+        <w:t>Body: Hi {{Affiliate_Name}},</w:t>
+      </w:r>
+    </w:p>
+    <w:p>
+      <w:r>
+        <w:rPr>
+          <w:rFonts w:ascii="Calibri" w:hAnsi="Calibri"/>
+        </w:rPr>
+        <w:t>Great work! A host you referred just activated an Annual Subscription.</w:t>
+      </w:r>
+    </w:p>
+    <w:p>
+      <w:r>
+        <w:rPr>
+          <w:rFonts w:ascii="Calibri" w:hAnsi="Calibri"/>
+        </w:rPr>
+        <w:t>We’ve successfully processed your 40% commission for their first year, which will be deposited into your account shortly.</w:t>
       </w:r>
     </w:p>
     <w:p>
